--- a/03-dpj/DPJ-2_Proposal_Judul_Ruang_Kelas_SLB.docx
+++ b/03-dpj/DPJ-2_Proposal_Judul_Ruang_Kelas_SLB.docx
@@ -33,7 +33,7 @@
           <w:sz w:val="24"/>
           <w:szCs w:val="24"/>
         </w:rPr>
-        <w:t xml:space="preserve">Opsi Alat 2 dari 3 — Pemantauan WiFi CSI pada Ruang Kelas SLB</w:t>
+        <w:t xml:space="preserve">Opsi Alat 2 dari 4 — Pemantauan Wi-Fi CSI pada Ruang Kelas SLB</w:t>
       </w:r>
     </w:p>
     <w:p>
@@ -67,13 +67,12 @@
           <w:sz w:val="28"/>
           <w:szCs w:val="28"/>
         </w:rPr>
-        <w:t xml:space="preserve">Sistem Pemantauan Aktivitas dan Keselamatan Siswa Kelas SLB Berbasis Wi-Fi Channel State Information pada ESP32: Studi Kelayakan Tanpa Kamera</w:t>
-      </w:r>
-    </w:p>
-    <w:p>
-      <w:pPr>
-        <w:pStyle w:val="Heading1"/>
-        <w:spacing w:after="240" w:before="480" w:line="360"/>
+        <w:t xml:space="preserve">SISTEM PEMANTAUAN AKTIVITAS DAN KESELAMATAN SISWA KELAS SLB BERBASIS WI-FI CHANNEL STATE INFORMATION PADA ESP32: STUDI KELAYAKAN TANPA KAMERA</w:t>
+      </w:r>
+    </w:p>
+    <w:p>
+      <w:pPr>
+        <w:spacing w:after="120" w:line="322" w:lineRule="atLeast"/>
         <w:jc w:val="center"/>
       </w:pPr>
       <w:r>
@@ -82,10 +81,98 @@
           <w:b/>
           <w:bCs/>
           <w:color w:val="000000"/>
+          <w:sz w:val="24"/>
+          <w:szCs w:val="24"/>
+        </w:rPr>
+        <w:t xml:space="preserve">Judul Alternatif 1: </w:t>
+      </w:r>
+      <w:r>
+        <w:rPr>
+          <w:rFonts w:ascii="Times New Roman" w:eastAsia="SimSun"/>
+          <w:color w:val="000000"/>
+          <w:sz w:val="24"/>
+          <w:szCs w:val="24"/>
+        </w:rPr>
+        <w:t xml:space="preserve">Deteksi Jatuh dan Anomali Aktivitas Siswa Berkebutuhan Khusus Berbasis Wi-Fi CSI pada Ruang Kelas: Studi Kelayakan Pemantauan Privasi-Preservasi</w:t>
+      </w:r>
+    </w:p>
+    <w:p>
+      <w:pPr>
+        <w:spacing w:after="240" w:line="322" w:lineRule="atLeast"/>
+        <w:jc w:val="center"/>
+      </w:pPr>
+      <w:r>
+        <w:rPr>
+          <w:rFonts w:ascii="Times New Roman" w:eastAsia="SimHei"/>
+          <w:b/>
+          <w:bCs/>
+          <w:color w:val="000000"/>
+          <w:sz w:val="24"/>
+          <w:szCs w:val="24"/>
+        </w:rPr>
+        <w:t xml:space="preserve">Judul Alternatif 2: </w:t>
+      </w:r>
+      <w:r>
+        <w:rPr>
+          <w:rFonts w:ascii="Times New Roman" w:eastAsia="SimSun"/>
+          <w:color w:val="000000"/>
+          <w:sz w:val="24"/>
+          <w:szCs w:val="24"/>
+        </w:rPr>
+        <w:t xml:space="preserve">Kalibrasi Parameter Wi-Fi Sensing untuk Pemantauan Aktivitas Anak Berkebutuhan Khusus pada Ruang Kelas SLB Berbasis ESP32</w:t>
+      </w:r>
+    </w:p>
+    <w:p>
+      <w:pPr>
+        <w:pStyle w:val="Heading1"/>
+        <w:spacing w:after="40" w:before="480" w:line="360"/>
+        <w:jc w:val="center"/>
+      </w:pPr>
+      <w:r>
+        <w:rPr>
+          <w:rFonts w:ascii="Times New Roman" w:eastAsia="SimHei"/>
+          <w:b/>
+          <w:bCs/>
+          <w:color w:val="000000"/>
           <w:sz w:val="32"/>
           <w:szCs w:val="32"/>
         </w:rPr>
-        <w:t xml:space="preserve">1. Latar Belakang</w:t>
+        <w:t xml:space="preserve">BAB I</w:t>
+      </w:r>
+    </w:p>
+    <w:p>
+      <w:pPr>
+        <w:pStyle w:val="Heading1"/>
+        <w:spacing w:after="240" w:before="0" w:line="360"/>
+        <w:jc w:val="center"/>
+      </w:pPr>
+      <w:r>
+        <w:rPr>
+          <w:rFonts w:ascii="Times New Roman" w:eastAsia="SimHei"/>
+          <w:b/>
+          <w:bCs/>
+          <w:color w:val="000000"/>
+          <w:sz w:val="32"/>
+          <w:szCs w:val="32"/>
+        </w:rPr>
+        <w:t xml:space="preserve">PENDAHULUAN</w:t>
+      </w:r>
+    </w:p>
+    <w:p>
+      <w:pPr>
+        <w:pStyle w:val="Heading2"/>
+        <w:spacing w:after="160" w:before="320" w:line="360"/>
+      </w:pPr>
+      <w:r>
+        <w:rPr>
+          <w:rFonts w:ascii="Times New Roman" w:eastAsia="SimHei"/>
+          <w:b/>
+          <w:bCs/>
+          <w:color w:val="000000"/>
+          <w:sz w:val="30"/>
+          <w:szCs w:val="30"/>
+        </w:rPr>
+        <w:t xml:space="preserve">1.1 Latar Belakang</w:t>
       </w:r>
     </w:p>
     <w:p>
@@ -101,7 +188,7 @@
           <w:sz w:val="24"/>
           <w:szCs w:val="24"/>
         </w:rPr>
-        <w:t xml:space="preserve">Sekolah Luar Biasa (SLB) melayani siswa dengan kebutuhan pendampingan yang lebih intens daripada sekolah umum. Guru dan pendamping perlu mengawasi aktivitas, keselamatan, dan kondisi siswa di ruang kelas secara terus-menerus, sementara rasio pendamping terhadap siswa sering kali terbatas. Kejadian seperti anak jatuh, pingsan, atau tidak bergerak terlalu lama di pojok kelas tidak selalu segera terlihat, terutama pada jam pembelajaran individual di mana perhatian guru terbagi. Kebutuhan akan alat bantu peringatan dini di ruang kelas oleh karena itu nyata dan spesifik pada konteks ini.</w:t>
+        <w:t xml:space="preserve">Perkembangan teknologi telah memengaruhi berbagai bidang layanan pendidikan, termasuk cara sekolah menjaga keselamatan dan kenyamanan peserta didiknya di dalam kelas. Pada Sekolah Luar Biasa (SLB), tuntutan tersebut lebih besar karena sekolah melayani siswa dengan kebutuhan pendampingan yang lebih intens daripada sekolah umum. Guru dan pendamping perlu mengawasi aktivitas, keselamatan, dan kondisi siswa di ruang kelas secara terus-menerus, sementara rasio pendamping terhadap siswa sering kali terbatas. Kejadian seperti anak jatuh, pingsan, atau tidak bergerak terlalu lama di pojok kelas tidak selalu segera terlihat, terutama pada jam pembelajaran individual di mana perhatian guru terbagi. Kondisi tersebut menunjukkan bahwa kebutuhan akan alat bantu peringatan dini di ruang kelas nyata dan spesifik pada konteks ini.</w:t>
       </w:r>
     </w:p>
     <w:p>
@@ -117,7 +204,7 @@
           <w:sz w:val="24"/>
           <w:szCs w:val="24"/>
         </w:rPr>
-        <w:t xml:space="preserve">Solusi pemantauan yang paling umum adalah kamera, tetapi pemasangan kamera di ruang kelas anak berkebutuhan khusus menimbulkan beban etis yang berat: kepekaan terhadap identitas, penyimpanan rekaman, potensi penyalahgunaan, serta kekhawatiran orang tua. Wi-Fi Channel State Information (CSI) menawarkan alternatif yang secara prinsip tidak merekam wajah dan tidak membedakan identitas individu, sekaligus mampu melaporkan ada tidaknya orang, intensitas gerakan, hingga kejadian jatuh dari modulasi sinyal antara pemancar dan penerima. Survei Ma dan kawan-kawan mengkatalogkan keluarga kemampuan ini pada manusia [1], dan survei Jiang serta kawan-kawan menempatkannya di dalam ekosistem smart home yang menuntut privasi [3].</w:t>
+        <w:t xml:space="preserve">Solusi pemantauan yang paling umum adalah kamera, tetapi pemasangan kamera di ruang kelas anak berkebutuhan khusus menimbulkan beban etis yang berat: kepekaan terhadap identitas, penyimpanan rekaman, potensi penyalahgunaan, serta kekhawatiran orang tua. Wi-Fi Channel State Information (CSI) merupakan alternatif yang secara prinsip tidak merekam wajah dan tidak membedakan identitas individu, sekaligus mampu melaporkan ada tidaknya orang, intensitas gerakan, hingga kejadian jatuh dari modulasi sinyal antara pemancar dan penerima. Ma et al. (2019) menjelaskan bahwa keluarga kemampuan sensing Wi-Fi pada manusia telah mencakup pengenalan aktivitas dan deteksi jatuh [1], dan Jiang et al. (2018) menempatkannya di dalam ekosistem smart home yang menuntut privasi [3]. Pada penelitian ini, CSI digunakan untuk memantau kondisi ruang kelas secara agregat tanpa menyentuh identitas siapa pun.</w:t>
       </w:r>
     </w:p>
     <w:p>
@@ -133,7 +220,7 @@
           <w:sz w:val="24"/>
           <w:szCs w:val="24"/>
         </w:rPr>
-        <w:t xml:space="preserve">Kemampuan deteksi jatuh dengan CSI telah terbukti pada perangkat Wi-Fi umum sejak lama. Wang dan kawan-kawan membangun RT-Fall, sistem deteksi jatuh real-time tanpa kontak pada perangkat Wi-Fi komoditas [6], sementara Zhou dan kawan-kawan menunjukkan bahwa tantangan utama deteksi jatuh CSI kini bergeser ke generalisasi antar-individu (cross-individual) [7]. Temuan terakhir ini justru relevan bagi penelitian ini: sistem perlu dikalibrasi ulang pada populasi yang berbeda dari populasi dewasa neurotipikal pada umumnya data latih, dan itulah yang terjadi bila sistem dirancang untuk anak SLB. Sebaliknya, penghitungan jumlah orang dari CSI terbatas; pekerjaan penghitungan kerumunan menunjukkan penurunan kualitas saat jumlah subjek meningkat [8], sehingga klaim penghitungan harus dikelola hati-hati.</w:t>
+        <w:t xml:space="preserve">Kemampuan deteksi jatuh dengan CSI telah terbukti pada perangkat Wi-Fi umum sejak lama. Wang et al. (2017) membangun RT-Fall, sistem deteksi jatuh real-time tanpa kontak pada perangkat Wi-Fi komoditas [6], sementara Zhou et al. (2024) menunjukkan bahwa tantangan utama deteksi jatuh CSI kini bergeser ke generalisasi antar-individu (cross-individual) [7]. Temuan terakhir ini justru relevan bagi penelitian ini: sistem perlu dikalibrasi ulang pada populasi yang berbeda dari populasi dewasa neurotipikal pada umumnya data latih, dan itulah yang terjadi bila sistem dirancang untuk anak SLB. Sebaliknya, penghitungan jumlah orang dari CSI terbatas; Brena et al. (2021) menunjukkan penurunan kualitas penghitungan kerumunan saat jumlah subjek meningkat [8], sehingga klaim penghitungan harus dikelola hati-hati.</w:t>
       </w:r>
     </w:p>
     <w:p>
@@ -149,7 +236,7 @@
           <w:sz w:val="24"/>
           <w:szCs w:val="24"/>
         </w:rPr>
-        <w:t xml:space="preserve">Argumen privasi CSI perlu dinyatakan secara proporsional, bukan berlebihan. Sinyal Wi-Fi pada prinsipnya masih dapat dipakai untuk pengenalan identitas pada skenario tertentu, sebagaimana dirangkum survei Mosharaf dan kawan-kawan tentang identifikasi manusia berbasis Wi-Fi [10]. Namun pada arsitektur sensing yang dipakai penelitian ini, sistem ditempatkan sebagai pelaporan kondisi ruangan tanpa penyimpanan biometrik, mode privasi aktif membuang fitur biometrik sebelum data keluar dari node, dan tata kelola akses mengikuti persetujuan sekolah serta orang tua. Dengan desain semacam ini, keunggulan etis tanpa kamera menjadi argumen utama proposal, bukan sekadar bonus.</w:t>
+        <w:t xml:space="preserve">Argumen privasi CSI perlu dinyatakan secara proporsional, bukan berlebihan. Mosharaf et al. (2024) merangkum bahwa sinyal Wi-Fi pada prinsipnya masih dapat dipakai untuk pengenalan identitas pada skenario tertentu [10]. Namun pada arsitektur sensing yang dipakai penelitian ini, sistem ditempatkan sebagai pelaporan kondisi ruangan tanpa penyimpanan biometrik, mode privasi aktif membuang fitur biometrik sebelum data keluar dari node, dan tata kelola akses mengikuti persetujuan sekolah serta orang tua. Dengan desain semacam ini, keunggulan etis tanpa kamera menjadi argumen utama proposal, bukan sekadar bonus.</w:t>
       </w:r>
     </w:p>
     <w:p>
@@ -165,7 +252,7 @@
           <w:sz w:val="24"/>
           <w:szCs w:val="24"/>
         </w:rPr>
-        <w:t xml:space="preserve">Pada level literatur, aplikasi CSI untuk ruang kelas umum telah ada pada tema kehadiran dan penghitungan, namun pencarian awal yang dilakukan pada penyusunan proposal ini belum menemukan penerapan CSI pada ruang kelas pendidikan inklusi atau SLB, sehingga celah ini berlabel terbatas-pencarian (search-limited) dan akan diverifikasi ulang bersama pembimbing. Proposal ini menawarkan studi kelayakan sistem pemantauan aktivitas dan keselamatan siswa kelas SLB tanpa kamera pada ESP32, dengan kalibrasi ulang parameter sensing dari populasi dewasa ke populasi anak sebagai kontribusi eksplisit. Tabel 1 merangkum usulan judul utama dan dua alternatifnya.</w:t>
+        <w:t xml:space="preserve">Pada level literatur, aplikasi CSI untuk ruang kelas umum telah ada pada tema kehadiran dan penghitungan, namun pencarian awal yang dilakukan pada penyusunan proposal ini belum menemukan penerapan CSI pada ruang kelas pendidikan inklusi atau SLB, sehingga celah ini berlabel terbatas-pencarian (search-limited) dan akan diverifikasi ulang bersama pembimbing. Berdasarkan uraian tersebut, penelitian ini dilakukan untuk menguji kelayakan sistem pemantauan aktivitas dan keselamatan siswa kelas SLB tanpa kamera pada ESP32, dengan kalibrasi ulang parameter sensing dari populasi dewasa ke populasi anak sebagai kontribusi eksplisit. Tabel 1.1 merangkum usulan judul utama dan dua judul alternatifnya.</w:t>
       </w:r>
     </w:p>
     <w:p>
@@ -181,7 +268,7 @@
           <w:sz w:val="21"/>
           <w:szCs w:val="21"/>
         </w:rPr>
-        <w:t xml:space="preserve">Tabel 1 Usulan judul penelitian</w:t>
+        <w:t xml:space="preserve">Tabel 1.1 Usulan judul penelitian</w:t>
       </w:r>
     </w:p>
     <w:tbl>
@@ -630,9 +717,8 @@
     </w:p>
     <w:p>
       <w:pPr>
-        <w:pStyle w:val="Heading1"/>
-        <w:spacing w:after="240" w:before="480" w:line="360"/>
-        <w:jc w:val="center"/>
+        <w:pStyle w:val="Heading2"/>
+        <w:spacing w:after="160" w:before="320" w:line="360"/>
       </w:pPr>
       <w:r>
         <w:rPr>
@@ -640,10 +726,74 @@
           <w:b/>
           <w:bCs/>
           <w:color w:val="000000"/>
-          <w:sz w:val="32"/>
-          <w:szCs w:val="32"/>
-        </w:rPr>
-        <w:t xml:space="preserve">2. Rumusan Masalah dan Batasan</w:t>
+          <w:sz w:val="30"/>
+          <w:szCs w:val="30"/>
+        </w:rPr>
+        <w:t xml:space="preserve">1.2 Rumusan Masalah</w:t>
+      </w:r>
+    </w:p>
+    <w:p>
+      <w:pPr>
+        <w:spacing w:after="0" w:line="360"/>
+        <w:ind w:firstLine="709"/>
+        <w:jc w:val="both"/>
+      </w:pPr>
+      <w:r>
+        <w:rPr>
+          <w:rFonts w:ascii="Times New Roman" w:eastAsia="SimSun"/>
+          <w:color w:val="000000"/>
+          <w:sz w:val="24"/>
+          <w:szCs w:val="24"/>
+        </w:rPr>
+        <w:t xml:space="preserve">Berdasarkan latar belakang permasalahan yang telah diuraikan serta untuk menjawab permasalahan yang menjadi fokus dalam penelitian ini, maka dapat dirumuskan beberapa rumusan masalah yang akan dikaji lebih lanjut. Rumusan masalah pada penelitian ini sebagai berikut.</w:t>
+      </w:r>
+    </w:p>
+    <w:p>
+      <w:pPr>
+        <w:spacing w:after="60" w:line="360"/>
+        <w:ind w:left="1069" w:hanging="360"/>
+        <w:jc w:val="left"/>
+      </w:pPr>
+      <w:r>
+        <w:rPr>
+          <w:rFonts w:ascii="Times New Roman" w:eastAsia="SimSun"/>
+          <w:color w:val="000000"/>
+          <w:sz w:val="24"/>
+          <w:szCs w:val="24"/>
+        </w:rPr>
+        <w:t xml:space="preserve">1. Bagaimana rancangan uji Delta-CSI pada ruang kelas SLB menghasilkan deteksi kehadiran dan intensitas aktivitas yang andal pada kondisi kelas kosong, kelas terisi sesi pembelajaran, dan transisi di antaranya?</w:t>
+      </w:r>
+    </w:p>
+    <w:p>
+      <w:pPr>
+        <w:spacing w:after="60" w:line="360"/>
+        <w:ind w:left="1069" w:hanging="360"/>
+        <w:jc w:val="left"/>
+      </w:pPr>
+      <w:r>
+        <w:rPr>
+          <w:rFonts w:ascii="Times New Roman" w:eastAsia="SimSun"/>
+          <w:color w:val="000000"/>
+          <w:sz w:val="24"/>
+          <w:szCs w:val="24"/>
+        </w:rPr>
+        <w:t xml:space="preserve">2. Bagaimana kinerja deteksi jatuh simulasi dan anomali inaktivitas pada populasi anak setelah ambang sistem yang dirancang untuk dewasa disetel ulang, dilihat dari sensitivitas dan jumlah alarm palsu per jam?</w:t>
+      </w:r>
+    </w:p>
+    <w:p>
+      <w:pPr>
+        <w:spacing w:after="60" w:line="360"/>
+        <w:ind w:left="1069" w:hanging="360"/>
+        <w:jc w:val="left"/>
+      </w:pPr>
+      <w:r>
+        <w:rPr>
+          <w:rFonts w:ascii="Times New Roman" w:eastAsia="SimSun"/>
+          <w:color w:val="000000"/>
+          <w:sz w:val="24"/>
+          <w:szCs w:val="24"/>
+        </w:rPr>
+        <w:t xml:space="preserve">3. Bagaimana selisih parameter sensing antara populasi dewasa dan populasi anak SLB didokumentasikan sehingga menghasilkan rekomendasi kalibrasi yang dapat dipakai ulang oleh sekolah lain?</w:t>
       </w:r>
     </w:p>
     <w:p>
@@ -660,7 +810,7 @@
           <w:sz w:val="30"/>
           <w:szCs w:val="30"/>
         </w:rPr>
-        <w:t xml:space="preserve">2.1 Rumusan Masalah</w:t>
+        <w:t xml:space="preserve">1.3 Tujuan Penelitian</w:t>
       </w:r>
     </w:p>
     <w:p>
@@ -676,17 +826,13 @@
           <w:sz w:val="24"/>
           <w:szCs w:val="24"/>
         </w:rPr>
-        <w:t xml:space="preserve">Pertanyaan penelitian dirumuskan agar jawabannya menghasilkan keputusan kelayakan yang dapat dipertanggungjawabkan kepada sekolah dan orang tua.</w:t>
-      </w:r>
-    </w:p>
-    <w:p>
-      <w:pPr>
-        <w:pStyle w:val="ListParagraph"/>
-        <w:numPr>
-          <w:ilvl w:val="0"/>
-          <w:numId w:val="{list-dpj-1-0}"/>
-        </w:numPr>
+        <w:t xml:space="preserve">Penelitian ini bertujuan untuk menguji kelayakan sistem pemantauan aktivitas dan keselamatan siswa kelas SLB berbasis Wi-Fi CSI tanpa kamera pada ESP32. Adapun tujuan dari penelitian ini adalah sebagai berikut.</w:t>
+      </w:r>
+    </w:p>
+    <w:p>
+      <w:pPr>
         <w:spacing w:after="60" w:line="360"/>
+        <w:ind w:left="1069" w:hanging="360"/>
         <w:jc w:val="left"/>
       </w:pPr>
       <w:r>
@@ -696,17 +842,13 @@
           <w:sz w:val="24"/>
           <w:szCs w:val="24"/>
         </w:rPr>
-        <w:t xml:space="preserve">Sejauh mana sinyal Wi-Fi CSI pada ESP32 menghasilkan deteksi kehadiran dan intensitas aktivitas yang andal di ruang kelas SLB pada kondisi kelas kosong, kelas terisi sesi pembelajaran, dan transisi di antaranya (uji Delta-CSI)?</w:t>
-      </w:r>
-    </w:p>
-    <w:p>
-      <w:pPr>
-        <w:pStyle w:val="ListParagraph"/>
-        <w:numPr>
-          <w:ilvl w:val="0"/>
-          <w:numId w:val="{list-dpj-1-0}"/>
-        </w:numPr>
+        <w:t xml:space="preserve">1. Merancang uji Delta-CSI kondisi kelas kosong, kelas terisi, dan transisi pada ruang kelas SLB sebagai gerbang go/no-go kelayakan fisik sinyal.</w:t>
+      </w:r>
+    </w:p>
+    <w:p>
+      <w:pPr>
         <w:spacing w:after="60" w:line="360"/>
+        <w:ind w:left="1069" w:hanging="360"/>
         <w:jc w:val="left"/>
       </w:pPr>
       <w:r>
@@ -716,17 +858,13 @@
           <w:sz w:val="24"/>
           <w:szCs w:val="24"/>
         </w:rPr>
-        <w:t xml:space="preserve">Seberapa baik deteksi jatuh simulasi dan anomali inaktivitas bekerja pada populasi anak setelah ambang sistem yang dirancang untuk dewasa disetel ulang, dilihat dari sensitivitas dan jumlah alarm palsu per jam?</w:t>
-      </w:r>
-    </w:p>
-    <w:p>
-      <w:pPr>
-        <w:pStyle w:val="ListParagraph"/>
-        <w:numPr>
-          <w:ilvl w:val="0"/>
-          <w:numId w:val="{list-dpj-1-0}"/>
-        </w:numPr>
+        <w:t xml:space="preserve">2. Mengevaluasi deteksi kehadiran, intensitas aktivitas, deteksi jatuh simulasi, dan anomali inaktivitas pada populasi anak dengan ambang yang disetel ulang dari nilai dewasa.</w:t>
+      </w:r>
+    </w:p>
+    <w:p>
+      <w:pPr>
         <w:spacing w:after="60" w:line="360"/>
+        <w:ind w:left="1069" w:hanging="360"/>
         <w:jc w:val="left"/>
       </w:pPr>
       <w:r>
@@ -736,7 +874,7 @@
           <w:sz w:val="24"/>
           <w:szCs w:val="24"/>
         </w:rPr>
-        <w:t xml:space="preserve">Seberapa besar selisih parameter sensing antara populasi dewasa dan populasi anak SLB, dan penyesuaian apa yang layak direkomendasikan sebagai kontribusi kalibrasi?</w:t>
+        <w:t xml:space="preserve">3. Mendokumentasikan selisih parameter sensing dewasa terhadap populasi anak SLB dan menyusun rekomendasi kalibrasi serta protokol izin berjenjang yang dapat direplikasi sekolah lain.</w:t>
       </w:r>
     </w:p>
     <w:p>
@@ -753,18 +891,14 @@
           <w:sz w:val="30"/>
           <w:szCs w:val="30"/>
         </w:rPr>
-        <w:t xml:space="preserve">2.2 Batasan Masalah</w:t>
-      </w:r>
-    </w:p>
-    <w:p>
-      <w:pPr>
-        <w:pStyle w:val="ListParagraph"/>
-        <w:numPr>
-          <w:ilvl w:val="0"/>
-          <w:numId w:val="1"/>
-        </w:numPr>
-        <w:spacing w:after="60" w:line="360"/>
-        <w:jc w:val="left"/>
+        <w:t xml:space="preserve">1.4 Batasan Masalah</w:t>
+      </w:r>
+    </w:p>
+    <w:p>
+      <w:pPr>
+        <w:spacing w:after="0" w:line="360"/>
+        <w:ind w:firstLine="709"/>
+        <w:jc w:val="both"/>
       </w:pPr>
       <w:r>
         <w:rPr>
@@ -773,17 +907,13 @@
           <w:sz w:val="24"/>
           <w:szCs w:val="24"/>
         </w:rPr>
-        <w:t xml:space="preserve">Lingkup terbatas pada satu ruang kelas mitra di 【Nama SLB】 dengan maksimal 10 siswa hadir per sesi eksperimen.</w:t>
-      </w:r>
-    </w:p>
-    <w:p>
-      <w:pPr>
-        <w:pStyle w:val="ListParagraph"/>
-        <w:numPr>
-          <w:ilvl w:val="0"/>
-          <w:numId w:val="1"/>
-        </w:numPr>
+        <w:t xml:space="preserve">Agar penelitian ini memiliki ruang lingkup yang jelas dan terarah sesuai dengan tujuan yang telah ditetapkan, maka ditentukan batasan masalah guna membatasi pembahasan terhadap aspek-aspek yang relevan dengan topik penelitian. Adapun batasan masalah pada penelitian ini sebagai berikut.</w:t>
+      </w:r>
+    </w:p>
+    <w:p>
+      <w:pPr>
         <w:spacing w:after="60" w:line="360"/>
+        <w:ind w:left="1069" w:hanging="360"/>
         <w:jc w:val="left"/>
       </w:pPr>
       <w:r>
@@ -793,17 +923,13 @@
           <w:sz w:val="24"/>
           <w:szCs w:val="24"/>
         </w:rPr>
-        <w:t xml:space="preserve">Sistem tidak mengidentifikasi individu; seluruh keluaran berupa status ruangan dan peristiwa, bukan profil perilaku tiap anak.</w:t>
-      </w:r>
-    </w:p>
-    <w:p>
-      <w:pPr>
-        <w:pStyle w:val="ListParagraph"/>
-        <w:numPr>
-          <w:ilvl w:val="0"/>
-          <w:numId w:val="1"/>
-        </w:numPr>
+        <w:t xml:space="preserve">1. Lingkup terbatas pada satu ruang kelas mitra di 【Nama SLB】 dengan maksimal 10 siswa hadir per sesi eksperimen.</w:t>
+      </w:r>
+    </w:p>
+    <w:p>
+      <w:pPr>
         <w:spacing w:after="60" w:line="360"/>
+        <w:ind w:left="1069" w:hanging="360"/>
         <w:jc w:val="left"/>
       </w:pPr>
       <w:r>
@@ -813,17 +939,13 @@
           <w:sz w:val="24"/>
           <w:szCs w:val="24"/>
         </w:rPr>
-        <w:t xml:space="preserve">Deteksi jatuh dievaluasi melalui simulasi etis yang dilakukan pendamping dewasa di atas matras, bukan eksperimen pada anak.</w:t>
-      </w:r>
-    </w:p>
-    <w:p>
-      <w:pPr>
-        <w:pStyle w:val="ListParagraph"/>
-        <w:numPr>
-          <w:ilvl w:val="0"/>
-          <w:numId w:val="1"/>
-        </w:numPr>
+        <w:t xml:space="preserve">2. Sistem tidak mengidentifikasi individu; seluruh keluaran berupa status ruangan dan peristiwa, bukan profil perilaku tiap anak.</w:t>
+      </w:r>
+    </w:p>
+    <w:p>
+      <w:pPr>
         <w:spacing w:after="60" w:line="360"/>
+        <w:ind w:left="1069" w:hanging="360"/>
         <w:jc w:val="left"/>
       </w:pPr>
       <w:r>
@@ -833,17 +955,13 @@
           <w:sz w:val="24"/>
           <w:szCs w:val="24"/>
         </w:rPr>
-        <w:t xml:space="preserve">Sistem diposisikan sebagai alat bantu pendamping dan peringatan dini, bukan alat diagnosis atau alat medis.</w:t>
-      </w:r>
-    </w:p>
-    <w:p>
-      <w:pPr>
-        <w:pStyle w:val="ListParagraph"/>
-        <w:numPr>
-          <w:ilvl w:val="0"/>
-          <w:numId w:val="1"/>
-        </w:numPr>
+        <w:t xml:space="preserve">3. Deteksi jatuh dievaluasi melalui simulasi etis yang dilakukan pendamping dewasa di atas matras, bukan eksperimen pada anak.</w:t>
+      </w:r>
+    </w:p>
+    <w:p>
+      <w:pPr>
         <w:spacing w:after="60" w:line="360"/>
+        <w:ind w:left="1069" w:hanging="360"/>
         <w:jc w:val="left"/>
       </w:pPr>
       <w:r>
@@ -853,17 +971,13 @@
           <w:sz w:val="24"/>
           <w:szCs w:val="24"/>
         </w:rPr>
-        <w:t xml:space="preserve">Ambang sistem bawaan dirancang untuk orang dewasa dan perlu disetel ulang; proses penyetelan itulah yang menjadi bagian dari temuan, bukan kelemahan tersembunyi.</w:t>
-      </w:r>
-    </w:p>
-    <w:p>
-      <w:pPr>
-        <w:pStyle w:val="ListParagraph"/>
-        <w:numPr>
-          <w:ilvl w:val="0"/>
-          <w:numId w:val="1"/>
-        </w:numPr>
+        <w:t xml:space="preserve">4. Sistem diposisikan sebagai alat bantu pendamping dan peringatan dini, bukan alat diagnosis atau alat medis.</w:t>
+      </w:r>
+    </w:p>
+    <w:p>
+      <w:pPr>
         <w:spacing w:after="60" w:line="360"/>
+        <w:ind w:left="1069" w:hanging="360"/>
         <w:jc w:val="left"/>
       </w:pPr>
       <w:r>
@@ -873,14 +987,29 @@
           <w:sz w:val="24"/>
           <w:szCs w:val="24"/>
         </w:rPr>
-        <w:t xml:space="preserve">Status kebaruan konteks SLB berlabel terbatas-pencarian dan klaim dibatasi pada studi kelayakan.</w:t>
-      </w:r>
-    </w:p>
-    <w:p>
-      <w:pPr>
-        <w:pStyle w:val="Heading1"/>
-        <w:spacing w:after="240" w:before="480" w:line="360"/>
-        <w:jc w:val="center"/>
+        <w:t xml:space="preserve">5. Ambang sistem bawaan dirancang untuk orang dewasa dan perlu disetel ulang; proses penyetelan itulah yang menjadi bagian dari temuan, bukan kelemahan tersembunyi.</w:t>
+      </w:r>
+    </w:p>
+    <w:p>
+      <w:pPr>
+        <w:spacing w:after="60" w:line="360"/>
+        <w:ind w:left="1069" w:hanging="360"/>
+        <w:jc w:val="left"/>
+      </w:pPr>
+      <w:r>
+        <w:rPr>
+          <w:rFonts w:ascii="Times New Roman" w:eastAsia="SimSun"/>
+          <w:color w:val="000000"/>
+          <w:sz w:val="24"/>
+          <w:szCs w:val="24"/>
+        </w:rPr>
+        <w:t xml:space="preserve">6. Penelitian ini tidak membahas penghitungan jumlah siswa secara teliti, identifikasi individu, penilaian perilaku klinis, maupun penggunaan kamera pada saat sistem beroperasi.</w:t>
+      </w:r>
+    </w:p>
+    <w:p>
+      <w:pPr>
+        <w:pStyle w:val="Heading2"/>
+        <w:spacing w:after="160" w:before="320" w:line="360"/>
       </w:pPr>
       <w:r>
         <w:rPr>
@@ -888,16 +1017,33 @@
           <w:b/>
           <w:bCs/>
           <w:color w:val="000000"/>
-          <w:sz w:val="32"/>
-          <w:szCs w:val="32"/>
-        </w:rPr>
-        <w:t xml:space="preserve">3. Tujuan dan Manfaat</w:t>
-      </w:r>
-    </w:p>
-    <w:p>
-      <w:pPr>
-        <w:pStyle w:val="Heading2"/>
-        <w:spacing w:after="160" w:before="320" w:line="360"/>
+          <w:sz w:val="30"/>
+          <w:szCs w:val="30"/>
+        </w:rPr>
+        <w:t xml:space="preserve">1.5 Manfaat Penelitian</w:t>
+      </w:r>
+    </w:p>
+    <w:p>
+      <w:pPr>
+        <w:spacing w:after="0" w:line="360"/>
+        <w:ind w:firstLine="709"/>
+        <w:jc w:val="both"/>
+      </w:pPr>
+      <w:r>
+        <w:rPr>
+          <w:rFonts w:ascii="Times New Roman" w:eastAsia="SimSun"/>
+          <w:color w:val="000000"/>
+          <w:sz w:val="24"/>
+          <w:szCs w:val="24"/>
+        </w:rPr>
+        <w:t xml:space="preserve">Pengukuran parameter sensing pada populasi anak masih jarang dipublikasikan, sehingga hasil penelitian ini berkontribusi pada literatur sekaligus pada praktik sekolah. Proses pengukuran yang bergerbang dan tata kelola izin yang tertulis memberi contoh penelitian lapangan yang aman pada lingkungan sensitif. Manfaat penelitian ini diuraikan sebagai berikut.</w:t>
+      </w:r>
+    </w:p>
+    <w:p>
+      <w:pPr>
+        <w:pStyle w:val="Heading1"/>
+        <w:spacing w:after="40" w:before="480" w:line="360"/>
+        <w:jc w:val="center"/>
       </w:pPr>
       <w:r>
         <w:rPr>
@@ -905,96 +1051,17 @@
           <w:b/>
           <w:bCs/>
           <w:color w:val="000000"/>
-          <w:sz w:val="30"/>
-          <w:szCs w:val="30"/>
-        </w:rPr>
-        <w:t xml:space="preserve">3.1 Tujuan Penelitian</w:t>
-      </w:r>
-    </w:p>
-    <w:p>
-      <w:pPr>
-        <w:pStyle w:val="ListParagraph"/>
-        <w:numPr>
-          <w:ilvl w:val="0"/>
-          <w:numId w:val="{list-dpj-2-0}"/>
-        </w:numPr>
-        <w:spacing w:after="60" w:line="360"/>
-        <w:jc w:val="left"/>
-      </w:pPr>
-      <w:r>
-        <w:rPr>
-          <w:rFonts w:ascii="Times New Roman" w:eastAsia="SimSun"/>
-          <w:color w:val="000000"/>
-          <w:sz w:val="24"/>
-          <w:szCs w:val="24"/>
-        </w:rPr>
-        <w:t xml:space="preserve">Mengukur kelayakan fisik sinyal CSI pada ruang kelas SLB melalui uji Delta-CSI kondisi kelas kosong, terisi, dan transisi sebagai gerbang go/no-go.</w:t>
-      </w:r>
-    </w:p>
-    <w:p>
-      <w:pPr>
-        <w:pStyle w:val="ListParagraph"/>
-        <w:numPr>
-          <w:ilvl w:val="0"/>
-          <w:numId w:val="{list-dpj-2-0}"/>
-        </w:numPr>
-        <w:spacing w:after="60" w:line="360"/>
-        <w:jc w:val="left"/>
-      </w:pPr>
-      <w:r>
-        <w:rPr>
-          <w:rFonts w:ascii="Times New Roman" w:eastAsia="SimSun"/>
-          <w:color w:val="000000"/>
-          <w:sz w:val="24"/>
-          <w:szCs w:val="24"/>
-        </w:rPr>
-        <w:t xml:space="preserve">Mengevaluasi deteksi kehadiran, intensitas aktivitas, deteksi jatuh simulasi, dan anomali inaktivitas pada populasi anak dengan ambang yang disetel ulang.</w:t>
-      </w:r>
-    </w:p>
-    <w:p>
-      <w:pPr>
-        <w:pStyle w:val="ListParagraph"/>
-        <w:numPr>
-          <w:ilvl w:val="0"/>
-          <w:numId w:val="{list-dpj-2-0}"/>
-        </w:numPr>
-        <w:spacing w:after="60" w:line="360"/>
-        <w:jc w:val="left"/>
-      </w:pPr>
-      <w:r>
-        <w:rPr>
-          <w:rFonts w:ascii="Times New Roman" w:eastAsia="SimSun"/>
-          <w:color w:val="000000"/>
-          <w:sz w:val="24"/>
-          <w:szCs w:val="24"/>
-        </w:rPr>
-        <w:t xml:space="preserve">Mendokumentasikan selisih parameter sensing dewasa terhadap populasi anak SLB dan merumuskan rekomendasi kalibrasi.</w:t>
-      </w:r>
-    </w:p>
-    <w:p>
-      <w:pPr>
-        <w:pStyle w:val="ListParagraph"/>
-        <w:numPr>
-          <w:ilvl w:val="0"/>
-          <w:numId w:val="{list-dpj-2-0}"/>
-        </w:numPr>
-        <w:spacing w:after="60" w:line="360"/>
-        <w:jc w:val="left"/>
-      </w:pPr>
-      <w:r>
-        <w:rPr>
-          <w:rFonts w:ascii="Times New Roman" w:eastAsia="SimSun"/>
-          <w:color w:val="000000"/>
-          <w:sz w:val="24"/>
-          <w:szCs w:val="24"/>
-        </w:rPr>
-        <w:t xml:space="preserve">Menyusun protokol izin berjenjang dan tata kelola privasi yang dapat direplikasi sekolah lain.</w:t>
-      </w:r>
-    </w:p>
-    <w:p>
-      <w:pPr>
-        <w:pStyle w:val="Heading2"/>
-        <w:spacing w:after="160" w:before="320" w:line="360"/>
+          <w:sz w:val="32"/>
+          <w:szCs w:val="32"/>
+        </w:rPr>
+        <w:t xml:space="preserve">BAB II</w:t>
+      </w:r>
+    </w:p>
+    <w:p>
+      <w:pPr>
+        <w:pStyle w:val="Heading1"/>
+        <w:spacing w:after="240" w:before="0" w:line="360"/>
+        <w:jc w:val="center"/>
       </w:pPr>
       <w:r>
         <w:rPr>
@@ -1002,10 +1069,27 @@
           <w:b/>
           <w:bCs/>
           <w:color w:val="000000"/>
+          <w:sz w:val="32"/>
+          <w:szCs w:val="32"/>
+        </w:rPr>
+        <w:t xml:space="preserve">KAJIAN PUSTAKA</w:t>
+      </w:r>
+    </w:p>
+    <w:p>
+      <w:pPr>
+        <w:pStyle w:val="Heading2"/>
+        <w:spacing w:after="160" w:before="320" w:line="360"/>
+      </w:pPr>
+      <w:r>
+        <w:rPr>
+          <w:rFonts w:ascii="Times New Roman" w:eastAsia="SimHei"/>
+          <w:b/>
+          <w:bCs/>
+          <w:color w:val="000000"/>
           <w:sz w:val="30"/>
           <w:szCs w:val="30"/>
         </w:rPr>
-        <w:t xml:space="preserve">3.2 Manfaat Penelitian</w:t>
+        <w:t xml:space="preserve">2.1 Wi-Fi Channel State Information</w:t>
       </w:r>
     </w:p>
     <w:p>
@@ -1021,14 +1105,13 @@
           <w:sz w:val="24"/>
           <w:szCs w:val="24"/>
         </w:rPr>
-        <w:t xml:space="preserve">Bagi sekolah SLB, penelitian ini menguji alat peringatan dini yang menambah mata kedua bagi pendamping tanpa memasang kamera di ruang kelas, dengan tata kelola persetujuan yang jelas bagi orang tua. Bagi komunitas ilmiah, penelitian ini menyediakan data empiris tentang perilaku parameter sensing CSI pada populasi anak yang selama ini jarang dipublikasikan, serta memetakan sejauh mana sistem dewasa dapat dikalibrasi ke populasi berbeda. Bagi mahasiswa, penelitian ini melatih eksperimen lapangan pada lingkungan sensitif, manajemen risiko etis, dan pengukuran sistem nyata dari ujung ke ujung.</w:t>
-      </w:r>
-    </w:p>
-    <w:p>
-      <w:pPr>
-        <w:pStyle w:val="Heading1"/>
-        <w:spacing w:after="240" w:before="480" w:line="360"/>
-        <w:jc w:val="center"/>
+        <w:t xml:space="preserve">Wi-Fi Channel State Information (CSI) merupakan informasi per-subcarrier yang melaporkan kondisi kanal propagasi sinyal Wi-Fi, mencakup amplitudo dan fase pada tiap subcarrier. Gerakan manusia di antara pemancar dan penerima mengubah jalur pantulan sinyal sehingga meninggalkan pola yang terukur pada CSI, dan pola itulah yang dipakai sebagai sumber data sensing tanpa kamera. Ma et al. (2019) mengkatalogkan pengenalan aktivitas, deteksi jatuh, dan lokalisasi sebagai keluarga aplikasi utama beserta tantangan kalibrasi dan sensitivitas lingkungan [1]. Jiang et al. (2018) menempatkan sensing Wi-Fi sebagai lapisan persepsi smart home dengan aplikasi kesehatan dan keselamatan [3], sementara Al-qaness (2019) membuktikan pengenalan mikro-aktivitas manusia tanpa perangkat dari sinyal Wi-Fi [5] dan Zou et al. (2019) memperlihatkan kombinasi Wi-Fi dan visi untuk pengenalan aktivitas yang lebih akurat [4]. Kumpulan kemampuan tersebut menunjukkan granularitas fitur yang tersedia dari CSI untuk konteks ruang kelas pada penelitian ini.</w:t>
+      </w:r>
+    </w:p>
+    <w:p>
+      <w:pPr>
+        <w:pStyle w:val="Heading2"/>
+        <w:spacing w:after="160" w:before="320" w:line="360"/>
       </w:pPr>
       <w:r>
         <w:rPr>
@@ -1036,10 +1119,10 @@
           <w:b/>
           <w:bCs/>
           <w:color w:val="000000"/>
-          <w:sz w:val="32"/>
-          <w:szCs w:val="32"/>
-        </w:rPr>
-        <w:t xml:space="preserve">4. Tinjauan Pustaka</w:t>
+          <w:sz w:val="30"/>
+          <w:szCs w:val="30"/>
+        </w:rPr>
+        <w:t xml:space="preserve">2.2 Mikrokontroler ESP32</w:t>
       </w:r>
     </w:p>
     <w:p>
@@ -1055,7 +1138,24 @@
           <w:sz w:val="24"/>
           <w:szCs w:val="24"/>
         </w:rPr>
-        <w:t xml:space="preserve">Sensing Wi-Fi berbasis CSI adalah teknologi dewasa pada manusia. Survei Ma dan kawan-kawan mengkatalogkan pengenalan aktivitas, deteksi jatuh, dan lokalisasi beserta tantangan kalibrasi dan sensitivitas lingkungan [1]. Survei Jiang dan kawan-kawan menempatkan sensing Wi-Fi sebagai lapisan persepsi smart home dengan aplikasi kesehatan dan keselamatan [3]. Pada arah multimodal, Zou dan kawan-kawan menggabungkan Wi-Fi dan visi untuk pengenalan aktivitas device-free yang lebih akurat [4], sementara Al-qaness membuktikan pengenalan mikro-aktivitas manusia tanpa perangkat dari sinyal Wi-Fi [5]. Kedua arah ini menunjukkan granularitas fitur yang tersedia dari CSI, termasuk untuk aktivitas halus.</w:t>
+        <w:t xml:space="preserve">ESP32 adalah mikrokontroler murah dengan radio Wi-Fi bawaan yang mampu mengekspor CSI melalui firmware khusus. Hernandez dan Bulut (2020) menunjukkan bahwa sensing Wi-Fi mandiri dapat berjalan pada perangkat kelas Internet of Things untuk deteksi mobilitas aktif tanpa perangkat kelas riset yang mahal [2]. Untuk penelitian ini, kemampuan tersebut berarti dua node ESP32 dapat dipasang di ruang kelas dengan biaya yang masih terjangkau, mudah dipindahkan antar-ruang, dan tidak mengubah aktivitas pembelajaran. Karakteristik perangkat murah ini juga menuntut disiplin kalibrasi karena kualitas antena dan derau lingkungan lebih bervariasi daripada kartu jaringan kelas riset.</w:t>
+      </w:r>
+    </w:p>
+    <w:p>
+      <w:pPr>
+        <w:pStyle w:val="Heading2"/>
+        <w:spacing w:after="160" w:before="320" w:line="360"/>
+      </w:pPr>
+      <w:r>
+        <w:rPr>
+          <w:rFonts w:ascii="Times New Roman" w:eastAsia="SimHei"/>
+          <w:b/>
+          <w:bCs/>
+          <w:color w:val="000000"/>
+          <w:sz w:val="30"/>
+          <w:szCs w:val="30"/>
+        </w:rPr>
+        <w:t xml:space="preserve">2.3 Platform RuView</w:t>
       </w:r>
     </w:p>
     <w:p>
@@ -1071,7 +1171,7 @@
           <w:sz w:val="24"/>
           <w:szCs w:val="24"/>
         </w:rPr>
-        <w:t xml:space="preserve">Deteksi jatuh adalah kemampuan yang paling matang untuk konteks keselamatan kelas. Wang dan kawan-kawan membangun RT-Fall pada perangkat Wi-Fi komoditas dengan latensi real-time [6]. Zhou dan kawan-kawan kemudian menyoroti persoalan cross-individual pada deteksi jatuh CSI dan menawarkan metode untuk memperbaiki generalisasi [7]. Untuk konteks penelitian ini, dua pelajaran penting: kemampuan deteksi jatuh realistis dijanjikan, dan penyesuaian pada populasi berbeda adalah persoalan penelitian yang sah, bukan cacat desain.</w:t>
+        <w:t xml:space="preserve">Sistem dibangun di atas RuView, proyek open-source (github.com/ruvnet/RuView) yang menyediakan firmware ESP32 untuk penangkapan CSI, server pengolahan berbasis Rust, mesin status semantik untuk status ruangan, dashboard web, serta alert melalui MQTT dan Home Assistant. Fitur deteksi jatuh RuView bekerja dari akselerasi fase dengan debouncing di bawah 200 milidetik, sedangkan anomali inaktivitas dipantau melalui mesin status no_movement. Mode privasi bawaan membuang fitur biometrik sebelum data keluar dari node dan diaktifkan penuh pada penelitian ini karena objek penelitian adalah anak-anak.</w:t>
       </w:r>
     </w:p>
     <w:p>
@@ -1087,89 +1187,7 @@
           <w:sz w:val="24"/>
           <w:szCs w:val="24"/>
         </w:rPr>
-        <w:t xml:space="preserve">Penghitungan orang dari CSI harus diperlakukan hati-hati. Brena dan kawan-kawan menunjukkan penghitungan kerumunan device-free berbasis deskriptor CSI multi-link, dengan presisi yang bergantung pada jumlah subjek dan skenario [8]. Pada kelas SLB dengan 6 hingga 10 anak yang bergerak tidak terstruktur, penghitungan pasti tidak seakurat kehadiran biner; oleh karena itu proposal ini menjanjikan kehadiran dan intensitas, bukan penghitungan teliti per orang. Ketersediaan dataset publik seperti eHealth CSI dari Galdino dan kawan-kawan juga menunjukkan praktik baik pengumpulan dan pembagian data aktivitas CSI yang dapat ditiru pada penelitian ini [9].</w:t>
-      </w:r>
-    </w:p>
-    <w:p>
-      <w:pPr>
-        <w:spacing w:after="0" w:line="360"/>
-        <w:ind w:firstLine="709"/>
-        <w:jc w:val="both"/>
-      </w:pPr>
-      <w:r>
-        <w:rPr>
-          <w:rFonts w:ascii="Times New Roman" w:eastAsia="SimSun"/>
-          <w:color w:val="000000"/>
-          <w:sz w:val="24"/>
-          <w:szCs w:val="24"/>
-        </w:rPr>
-        <w:t xml:space="preserve">Argumen privasi dibangun secara proporsional. Survei Mosharaf dan kawan-kawan menunjukkan bahwa identifikasi manusia dari sinyal Wi-Fi memang mungkin pada skenario tertentu [10], sehingga klaim privasi tidak boleh disampaikan sebagai sinyal Wi-Fi pasti anonim, melainkan sebagai keputusan desain: mode privasi membuang fitur biometrik, sistem tidak menyimpan profil individu, dan akses data diatur oleh persetujuan sekolah dan orang tua. Pemosisian ini jujur terhadap literatur sekaligus memperkuat argumen tanpa kamera di ruang kelas anak.</w:t>
-      </w:r>
-    </w:p>
-    <w:p>
-      <w:pPr>
-        <w:spacing w:after="0" w:line="360"/>
-        <w:ind w:firstLine="709"/>
-        <w:jc w:val="both"/>
-      </w:pPr>
-      <w:r>
-        <w:rPr>
-          <w:rFonts w:ascii="Times New Roman" w:eastAsia="SimSun"/>
-          <w:color w:val="000000"/>
-          <w:sz w:val="24"/>
-          <w:szCs w:val="24"/>
-        </w:rPr>
-        <w:t xml:space="preserve">Dari pemetaan tersebut, celah penelitian jelas: literatur CSI untuk kelas umum mencakup kehadiran dan penghitungan, namun belum ditemukan penerapan pada ruang kelas pendidikan inklusi atau SLB pada rentang pencarian yang dilakukan, dan literatur kalibrasi CSI untuk populasi anak juga langka. Klaim kebaruan dibatasi: studi kelayakan sistem pemantauan aktivitas dan keselamatan tanpa kamera pada ruang kelas SLB, dengan kalibrasi parameter dewasa-ke-anak sebagai kontribusi eksplisit. Status terbatas-pencarian dinyatakan terbuka dan akan diverifikasi ulang bersama pembimbing.</w:t>
-      </w:r>
-    </w:p>
-    <w:p>
-      <w:pPr>
-        <w:pStyle w:val="Heading1"/>
-        <w:spacing w:after="240" w:before="480" w:line="360"/>
-        <w:jc w:val="center"/>
-      </w:pPr>
-      <w:r>
-        <w:rPr>
-          <w:rFonts w:ascii="Times New Roman" w:eastAsia="SimHei"/>
-          <w:b/>
-          <w:bCs/>
-          <w:color w:val="000000"/>
-          <w:sz w:val="32"/>
-          <w:szCs w:val="32"/>
-        </w:rPr>
-        <w:t xml:space="preserve">5. Basis Teknologi: Platform RuView</w:t>
-      </w:r>
-    </w:p>
-    <w:p>
-      <w:pPr>
-        <w:spacing w:after="0" w:line="360"/>
-        <w:ind w:firstLine="709"/>
-        <w:jc w:val="both"/>
-      </w:pPr>
-      <w:r>
-        <w:rPr>
-          <w:rFonts w:ascii="Times New Roman" w:eastAsia="SimSun"/>
-          <w:color w:val="000000"/>
-          <w:sz w:val="24"/>
-          <w:szCs w:val="24"/>
-        </w:rPr>
-        <w:t xml:space="preserve">Sistem dibangun di atas RuView, proyek open-source (github.com/ruvnet/RuView) yang menyediakan firmware ESP32 untuk penangkapan CSI, server pengolahan berbasis Rust, mesin status semantik untuk status ruangan, dashboard web, serta alert melalui MQTT dan Home Assistant. Fitur deteksi jatuh RuView bekerja dari akselerasi fase dengan debouncing di bawah 200 milidetik, sedangkan anomali inaktivitas dipantau melalui mesin status no_movement. Mode privasi bawaan membuang fitur biometrik sebelum data keluar dari node dan diaktifkan penuh pada penelitian ini karena objek penelitian adalah anak-anak.</w:t>
-      </w:r>
-    </w:p>
-    <w:p>
-      <w:pPr>
-        <w:spacing w:after="0" w:line="360"/>
-        <w:ind w:firstLine="709"/>
-        <w:jc w:val="both"/>
-      </w:pPr>
-      <w:r>
-        <w:rPr>
-          <w:rFonts w:ascii="Times New Roman" w:eastAsia="SimSun"/>
-          <w:color w:val="000000"/>
-          <w:sz w:val="24"/>
-          <w:szCs w:val="24"/>
-        </w:rPr>
-        <w:t xml:space="preserve">Tabel 2 memetakan fitur RuView yang dipakai beserta status keterujinya. Dua catatan jujur perlu dinyatakan sejak awal. Pertama, ambang mesin status (durasi inaktivitas, deteksi tidur, distress) dikalibrasi pada orang dewasa, sehingga penyetelan ulang untuk populasi anak adalah bagian dari penelitian, bukan asumsi bahwa sistem langsung cocok. Kedua, fitur penghitungan orang pada RuView bersifat heuristik dan menurun kualitasnya pada lebih dari dua sampai tiga subjek, sehingga tidak dijanjikan sebagai keluaran utama.</w:t>
+        <w:t xml:space="preserve">Tabel 2.1 memetakan fitur RuView yang dipakai beserta status keterujinya. Dua catatan jujur perlu dinyatakan sejak awal. Pertama, ambang mesin status (durasi inaktivitas, deteksi tidur, distress) dikalibrasi pada orang dewasa, sehingga penyetelan ulang untuk populasi anak adalah bagian dari penelitian, bukan asumsi bahwa sistem langsung cocok. Kedua, fitur penghitungan orang pada RuView bersifat heuristik dan menurun kualitasnya pada lebih dari dua sampai tiga subjek, sehingga tidak dijanjikan sebagai keluaran utama.</w:t>
       </w:r>
     </w:p>
     <w:p>
@@ -1185,7 +1203,7 @@
           <w:sz w:val="21"/>
           <w:szCs w:val="21"/>
         </w:rPr>
-        <w:t xml:space="preserve">Tabel 2 Pemetaan fitur RuView untuk alat ruang kelas SLB</w:t>
+        <w:t xml:space="preserve">Tabel 2.1 Pemetaan fitur RuView untuk alat ruang kelas SLB</w:t>
       </w:r>
     </w:p>
     <w:tbl>
@@ -2341,9 +2359,8 @@
     </w:p>
     <w:p>
       <w:pPr>
-        <w:pStyle w:val="Heading1"/>
-        <w:spacing w:after="240" w:before="480" w:line="360"/>
-        <w:jc w:val="center"/>
+        <w:pStyle w:val="Heading2"/>
+        <w:spacing w:after="160" w:before="320" w:line="360"/>
       </w:pPr>
       <w:r>
         <w:rPr>
@@ -2351,10 +2368,26 @@
           <w:b/>
           <w:bCs/>
           <w:color w:val="000000"/>
-          <w:sz w:val="32"/>
-          <w:szCs w:val="32"/>
-        </w:rPr>
-        <w:t xml:space="preserve">6. Metodologi Penelitian</w:t>
+          <w:sz w:val="30"/>
+          <w:szCs w:val="30"/>
+        </w:rPr>
+        <w:t xml:space="preserve">2.4 Deteksi Jatuh dan Anomali Aktivitas</w:t>
+      </w:r>
+    </w:p>
+    <w:p>
+      <w:pPr>
+        <w:spacing w:after="0" w:line="360"/>
+        <w:ind w:firstLine="709"/>
+        <w:jc w:val="both"/>
+      </w:pPr>
+      <w:r>
+        <w:rPr>
+          <w:rFonts w:ascii="Times New Roman" w:eastAsia="SimSun"/>
+          <w:color w:val="000000"/>
+          <w:sz w:val="24"/>
+          <w:szCs w:val="24"/>
+        </w:rPr>
+        <w:t xml:space="preserve">Deteksi jatuh adalah kemampuan sensing Wi-Fi yang paling matang untuk konteks keselamatan kelas. Wang et al. (2017) membangun RT-Fall pada perangkat Wi-Fi komoditas dengan latensi real-time [6], dan Zhou et al. (2024) kemudian menyoroti persoalan cross-individual pada deteksi jatuh CSI serta menawarkan metode time-continuous untuk memperbaiki generalisasi [7]. Untuk konteks penelitian ini, ada dua pelajaran penting: kemampuan deteksi jatuh realistis untuk dijanjikan pada skenario simulasi etis, dan penyesuaian pada populasi berbeda adalah persoalan penelitian yang sah, bukan cacat desain. Anomali inaktivitas dilengkapi oleh kemampuan mikro-aktivitas dari Al-qaness (2019) yang menunjukkan bahwa granularitas halus gerakan manusia tetap terbaca dari sinyal Wi-Fi [5], sehingga kondisi anak yang terlalu lama tidak bergerak dapat dipantau sebagai anomali pada tingkat ruangan.</w:t>
       </w:r>
     </w:p>
     <w:p>
@@ -2371,7 +2404,7 @@
           <w:sz w:val="30"/>
           <w:szCs w:val="30"/>
         </w:rPr>
-        <w:t xml:space="preserve">6.1 Desain Penelitian</w:t>
+        <w:t xml:space="preserve">2.5 Privasi pada Sensing Wi-Fi</w:t>
       </w:r>
     </w:p>
     <w:p>
@@ -2387,7 +2420,7 @@
           <w:sz w:val="24"/>
           <w:szCs w:val="24"/>
         </w:rPr>
-        <w:t xml:space="preserve">Penelitian ini adalah studi kelayakan kuantitatif dengan gerbang go/no-go pada minggu ketiga. Rangkaian evaluasi disusun dari skenario paling murah (uji sinyal di kelas kosong dan terisi) menuju skenario yang menuntut izin lebih dalam (sesi pembelajaran terjadwal dan simulasi jatuh). Setiap tahap menghasilkan artefak tetap, mulai dari karakterisasi sinyal hingga protokol izin, sehingga penelitian tetap bernilai sekalipun berhenti pada salah satu gerbang.</w:t>
+        <w:t xml:space="preserve">Argumen privasi dibangun secara proporsional terhadap literatur. Mosharaf et al. (2024) menunjukkan bahwa identifikasi manusia dari sinyal Wi-Fi memang mungkin pada skenario tertentu [10], sehingga klaim privasi tidak disampaikan sebagai sinyal Wi-Fi pasti anonim, melainkan sebagai keputusan desain: mode privasi membuang fitur biometrik, sistem tidak menyimpan profil individu, dan akses data diatur oleh persetujuan sekolah dan orang tua. Brena et al. (2021) menunjukkan penghitungan kerumunan device-free berbasis deskriptor CSI multi-link yang presisinya bergantung pada jumlah subjek dan skenario [8], sehingga penelitian ini menjanjikan kehadiran dan intensitas, bukan penghitungan teliti per orang. Ketersediaan dataset publik seperti eHealth CSI dari Galdino et al. (2023) juga menjadi praktik baik pengumpulan dan pembagian data aktivitas CSI yang dapat ditiru [9]. Pemosisian ini jujur terhadap literatur sekaligus memperkuat argumen tanpa kamera di ruang kelas anak.</w:t>
       </w:r>
     </w:p>
     <w:p>
@@ -2404,7 +2437,7 @@
           <w:sz w:val="30"/>
           <w:szCs w:val="30"/>
         </w:rPr>
-        <w:t xml:space="preserve">6.2 Lokasi, Partisipan, dan Etika</w:t>
+        <w:t xml:space="preserve">2.6 Penelitian Terdahulu</w:t>
       </w:r>
     </w:p>
     <w:p>
@@ -2420,13 +2453,1706 @@
           <w:sz w:val="24"/>
           <w:szCs w:val="24"/>
         </w:rPr>
-        <w:t xml:space="preserve">Lokasi penelitian adalah satu ruang kelas mitra di 【Nama SLB】. Partisipan eksperimen aktif adalah pendamping dewasa (peneliti dan asisten) untuk semua skenario simulasi; aktivitas siswa hanya direkam sebagai data sensing pada sesi pembelajaran normal yang telah mendapat izin. Izin diambil berjenjang: persetujuan kepala sekolah, pemberitahuan dan persetujuan orang tua/wali dengan hak menarik diri kapan pun tanpa konsekuensi, serta kesepakatan dengan guru kelas tentang sesi dan durasi. Mode privasi RuView aktif sejak instalasi, tidak ada penyimpanan rekaman wajah, dan seluruh data dianonimkan pada tingkat ruangan.</w:t>
-      </w:r>
-    </w:p>
-    <w:p>
-      <w:pPr>
-        <w:pStyle w:val="Heading2"/>
-        <w:spacing w:after="160" w:before="320" w:line="360"/>
+        <w:t xml:space="preserve">Berdasarkan tabel perbandingan di atas, terlihat bahwa penelitian-penelitian sebelumnya kuat pada deteksi jatuh dan pengenalan aktivitas pada populasi dewasa, namun belum ada yang menempatkannya pada ruang kelas pendidikan inklusi atau SLB dengan tata kelola izin yang eksplisit. Belum banyak penelitian yang secara spesifik mengkalibrasi ulang parameter sensing Wi-Fi dari populasi dewasa ke populasi anak berkebutuhan khusus, terdapat juga beberapa celah masalah (gap) yang belum terselesaikan secara simultan oleh peneliti sebelumnya. Penelitian ini mengisi celah tersebut dengan langkah-langkah berikut.</w:t>
+      </w:r>
+    </w:p>
+    <w:p>
+      <w:pPr>
+        <w:spacing w:after="60" w:line="360"/>
+        <w:ind w:left="1069" w:hanging="360"/>
+        <w:jc w:val="left"/>
+      </w:pPr>
+      <w:r>
+        <w:rPr>
+          <w:rFonts w:ascii="Times New Roman" w:eastAsia="SimSun"/>
+          <w:color w:val="000000"/>
+          <w:sz w:val="24"/>
+          <w:szCs w:val="24"/>
+        </w:rPr>
+        <w:t xml:space="preserve">1. Menempatkan pemantauan aktivitas dan keselamatan CSI pada konteks ruang kelas SLB dengan status kebaruan konteks yang dinyatakan terbatas-pencarian dan terbuka untuk diverifikasi.</w:t>
+      </w:r>
+    </w:p>
+    <w:p>
+      <w:pPr>
+        <w:spacing w:after="60" w:line="360"/>
+        <w:ind w:left="1069" w:hanging="360"/>
+        <w:jc w:val="left"/>
+      </w:pPr>
+      <w:r>
+        <w:rPr>
+          <w:rFonts w:ascii="Times New Roman" w:eastAsia="SimSun"/>
+          <w:color w:val="000000"/>
+          <w:sz w:val="24"/>
+          <w:szCs w:val="24"/>
+        </w:rPr>
+        <w:t xml:space="preserve">2. Menjadikan penyetelan parameter dewasa-ke-anak sebagai kontribusi kalibrasi yang terdokumentasi, bukan asumsi diam-diam.</w:t>
+      </w:r>
+    </w:p>
+    <w:p>
+      <w:pPr>
+        <w:spacing w:after="60" w:line="360"/>
+        <w:ind w:left="1069" w:hanging="360"/>
+        <w:jc w:val="left"/>
+      </w:pPr>
+      <w:r>
+        <w:rPr>
+          <w:rFonts w:ascii="Times New Roman" w:eastAsia="SimSun"/>
+          <w:color w:val="000000"/>
+          <w:sz w:val="24"/>
+          <w:szCs w:val="24"/>
+        </w:rPr>
+        <w:t xml:space="preserve">3. Membangun protokol izin berjenjang dan tata kelola privasi tanpa kamera yang dapat direplikasi sekolah lain.</w:t>
+      </w:r>
+    </w:p>
+    <w:p>
+      <w:pPr>
+        <w:keepNext/>
+        <w:spacing w:after="80" w:before="200" w:line="300"/>
+        <w:jc w:val="center"/>
+      </w:pPr>
+      <w:r>
+        <w:rPr>
+          <w:rFonts w:ascii="Times New Roman" w:eastAsia="SimSun"/>
+          <w:color w:val="000000"/>
+          <w:sz w:val="21"/>
+          <w:szCs w:val="21"/>
+        </w:rPr>
+        <w:t xml:space="preserve">Tabel 2.2 Perbandingan penelitian terdahulu</w:t>
+      </w:r>
+    </w:p>
+    <w:tbl>
+      <w:tblPr>
+        <w:tblW w:type="pct" w:w="5000"/>
+        <w:tblBorders>
+          <w:top w:val="single" w:color="000000" w:sz="4"/>
+          <w:left w:val="none"/>
+          <w:bottom w:val="single" w:color="000000" w:sz="4"/>
+          <w:right w:val="none"/>
+          <w:insideH w:val="none"/>
+          <w:insideV w:val="none"/>
+        </w:tblBorders>
+      </w:tblPr>
+      <w:tblGrid>
+        <w:gridCol w:w="3164"/>
+        <w:gridCol w:w="1142"/>
+        <w:gridCol w:w="1318"/>
+        <w:gridCol w:w="1318"/>
+        <w:gridCol w:w="879"/>
+        <w:gridCol w:w="967"/>
+      </w:tblGrid>
+      <w:tr>
+        <w:trPr>
+          <w:cantSplit/>
+          <w:tblHeader/>
+        </w:trPr>
+        <w:tc>
+          <w:tcPr>
+            <w:tcW w:type="pct" w:w="1800"/>
+            <w:tcBorders>
+              <w:top w:val="none"/>
+              <w:left w:val="none"/>
+              <w:bottom w:val="single" w:color="000000" w:sz="2"/>
+              <w:right w:val="none"/>
+            </w:tcBorders>
+            <w:shd w:fill="F5F7FA" w:val="clear"/>
+            <w:tcMar>
+              <w:top w:type="dxa" w:w="60"/>
+              <w:left w:type="dxa" w:w="120"/>
+              <w:bottom w:type="dxa" w:w="60"/>
+              <w:right w:type="dxa" w:w="120"/>
+            </w:tcMar>
+          </w:tcPr>
+          <w:p>
+            <w:pPr>
+              <w:spacing w:line="280"/>
+              <w:jc w:val="center"/>
+            </w:pPr>
+            <w:r>
+              <w:rPr>
+                <w:rFonts w:ascii="Times New Roman" w:eastAsia="SimSun"/>
+                <w:b/>
+                <w:bCs/>
+                <w:color w:val="000000"/>
+                <w:sz w:val="21"/>
+                <w:szCs w:val="21"/>
+              </w:rPr>
+              <w:t xml:space="preserve">Peneliti (Tahun) dan Judul Singkat</w:t>
+            </w:r>
+          </w:p>
+        </w:tc>
+        <w:tc>
+          <w:tcPr>
+            <w:tcW w:type="pct" w:w="650"/>
+            <w:tcBorders>
+              <w:top w:val="none"/>
+              <w:left w:val="none"/>
+              <w:bottom w:val="single" w:color="000000" w:sz="2"/>
+              <w:right w:val="none"/>
+            </w:tcBorders>
+            <w:shd w:fill="F5F7FA" w:val="clear"/>
+            <w:tcMar>
+              <w:top w:type="dxa" w:w="60"/>
+              <w:left w:type="dxa" w:w="120"/>
+              <w:bottom w:type="dxa" w:w="60"/>
+              <w:right w:type="dxa" w:w="120"/>
+            </w:tcMar>
+          </w:tcPr>
+          <w:p>
+            <w:pPr>
+              <w:spacing w:line="280"/>
+              <w:jc w:val="center"/>
+            </w:pPr>
+            <w:r>
+              <w:rPr>
+                <w:rFonts w:ascii="Times New Roman" w:eastAsia="SimSun"/>
+                <w:b/>
+                <w:bCs/>
+                <w:color w:val="000000"/>
+                <w:sz w:val="21"/>
+                <w:szCs w:val="21"/>
+              </w:rPr>
+              <w:t xml:space="preserve">Sinyal CSI</w:t>
+            </w:r>
+          </w:p>
+        </w:tc>
+        <w:tc>
+          <w:tcPr>
+            <w:tcW w:type="pct" w:w="750"/>
+            <w:tcBorders>
+              <w:top w:val="none"/>
+              <w:left w:val="none"/>
+              <w:bottom w:val="single" w:color="000000" w:sz="2"/>
+              <w:right w:val="none"/>
+            </w:tcBorders>
+            <w:shd w:fill="F5F7FA" w:val="clear"/>
+            <w:tcMar>
+              <w:top w:type="dxa" w:w="60"/>
+              <w:left w:type="dxa" w:w="120"/>
+              <w:bottom w:type="dxa" w:w="60"/>
+              <w:right w:type="dxa" w:w="120"/>
+            </w:tcMar>
+          </w:tcPr>
+          <w:p>
+            <w:pPr>
+              <w:spacing w:line="280"/>
+              <w:jc w:val="center"/>
+            </w:pPr>
+            <w:r>
+              <w:rPr>
+                <w:rFonts w:ascii="Times New Roman" w:eastAsia="SimSun"/>
+                <w:b/>
+                <w:bCs/>
+                <w:color w:val="000000"/>
+                <w:sz w:val="21"/>
+                <w:szCs w:val="21"/>
+              </w:rPr>
+              <w:t xml:space="preserve">Fokus Jatuh/Anomali</w:t>
+            </w:r>
+          </w:p>
+        </w:tc>
+        <w:tc>
+          <w:tcPr>
+            <w:tcW w:type="pct" w:w="750"/>
+            <w:tcBorders>
+              <w:top w:val="none"/>
+              <w:left w:val="none"/>
+              <w:bottom w:val="single" w:color="000000" w:sz="2"/>
+              <w:right w:val="none"/>
+            </w:tcBorders>
+            <w:shd w:fill="F5F7FA" w:val="clear"/>
+            <w:tcMar>
+              <w:top w:type="dxa" w:w="60"/>
+              <w:left w:type="dxa" w:w="120"/>
+              <w:bottom w:type="dxa" w:w="60"/>
+              <w:right w:type="dxa" w:w="120"/>
+            </w:tcMar>
+          </w:tcPr>
+          <w:p>
+            <w:pPr>
+              <w:spacing w:line="280"/>
+              <w:jc w:val="center"/>
+            </w:pPr>
+            <w:r>
+              <w:rPr>
+                <w:rFonts w:ascii="Times New Roman" w:eastAsia="SimSun"/>
+                <w:b/>
+                <w:bCs/>
+                <w:color w:val="000000"/>
+                <w:sz w:val="21"/>
+                <w:szCs w:val="21"/>
+              </w:rPr>
+              <w:t xml:space="preserve">Konteks Ruang Belajar</w:t>
+            </w:r>
+          </w:p>
+        </w:tc>
+        <w:tc>
+          <w:tcPr>
+            <w:tcW w:type="pct" w:w="500"/>
+            <w:tcBorders>
+              <w:top w:val="none"/>
+              <w:left w:val="none"/>
+              <w:bottom w:val="single" w:color="000000" w:sz="2"/>
+              <w:right w:val="none"/>
+            </w:tcBorders>
+            <w:shd w:fill="F5F7FA" w:val="clear"/>
+            <w:tcMar>
+              <w:top w:type="dxa" w:w="60"/>
+              <w:left w:type="dxa" w:w="120"/>
+              <w:bottom w:type="dxa" w:w="60"/>
+              <w:right w:type="dxa" w:w="120"/>
+            </w:tcMar>
+          </w:tcPr>
+          <w:p>
+            <w:pPr>
+              <w:spacing w:line="280"/>
+              <w:jc w:val="center"/>
+            </w:pPr>
+            <w:r>
+              <w:rPr>
+                <w:rFonts w:ascii="Times New Roman" w:eastAsia="SimSun"/>
+                <w:b/>
+                <w:bCs/>
+                <w:color w:val="000000"/>
+                <w:sz w:val="21"/>
+                <w:szCs w:val="21"/>
+              </w:rPr>
+              <w:t xml:space="preserve">Bebas Kamera</w:t>
+            </w:r>
+          </w:p>
+        </w:tc>
+        <w:tc>
+          <w:tcPr>
+            <w:tcW w:type="pct" w:w="550"/>
+            <w:tcBorders>
+              <w:top w:val="none"/>
+              <w:left w:val="none"/>
+              <w:bottom w:val="single" w:color="000000" w:sz="2"/>
+              <w:right w:val="none"/>
+            </w:tcBorders>
+            <w:shd w:fill="F5F7FA" w:val="clear"/>
+            <w:tcMar>
+              <w:top w:type="dxa" w:w="60"/>
+              <w:left w:type="dxa" w:w="120"/>
+              <w:bottom w:type="dxa" w:w="60"/>
+              <w:right w:type="dxa" w:w="120"/>
+            </w:tcMar>
+          </w:tcPr>
+          <w:p>
+            <w:pPr>
+              <w:spacing w:line="280"/>
+              <w:jc w:val="center"/>
+            </w:pPr>
+            <w:r>
+              <w:rPr>
+                <w:rFonts w:ascii="Times New Roman" w:eastAsia="SimSun"/>
+                <w:b/>
+                <w:bCs/>
+                <w:color w:val="000000"/>
+                <w:sz w:val="21"/>
+                <w:szCs w:val="21"/>
+              </w:rPr>
+              <w:t xml:space="preserve">Perangkat Murah</w:t>
+            </w:r>
+          </w:p>
+        </w:tc>
+      </w:tr>
+      <w:tr>
+        <w:trPr>
+          <w:cantSplit/>
+        </w:trPr>
+        <w:tc>
+          <w:tcPr>
+            <w:tcW w:type="pct" w:w="1800"/>
+            <w:tcBorders>
+              <w:top w:val="none"/>
+              <w:left w:val="none"/>
+              <w:bottom w:val="none"/>
+              <w:right w:val="none"/>
+            </w:tcBorders>
+            <w:tcMar>
+              <w:top w:type="dxa" w:w="60"/>
+              <w:left w:type="dxa" w:w="120"/>
+              <w:bottom w:type="dxa" w:w="60"/>
+              <w:right w:type="dxa" w:w="120"/>
+            </w:tcMar>
+          </w:tcPr>
+          <w:p>
+            <w:pPr>
+              <w:spacing w:line="280"/>
+              <w:jc w:val="left"/>
+            </w:pPr>
+            <w:r>
+              <w:rPr>
+                <w:rFonts w:ascii="Times New Roman" w:eastAsia="SimSun"/>
+                <w:color w:val="000000"/>
+                <w:sz w:val="21"/>
+                <w:szCs w:val="21"/>
+              </w:rPr>
+              <w:t xml:space="preserve">Wang et al. (2017) — RT-Fall deteksi jatuh real-time Wi-Fi</w:t>
+            </w:r>
+          </w:p>
+        </w:tc>
+        <w:tc>
+          <w:tcPr>
+            <w:tcW w:type="pct" w:w="650"/>
+            <w:tcBorders>
+              <w:top w:val="none"/>
+              <w:left w:val="none"/>
+              <w:bottom w:val="none"/>
+              <w:right w:val="none"/>
+            </w:tcBorders>
+            <w:tcMar>
+              <w:top w:type="dxa" w:w="60"/>
+              <w:left w:type="dxa" w:w="120"/>
+              <w:bottom w:type="dxa" w:w="60"/>
+              <w:right w:type="dxa" w:w="120"/>
+            </w:tcMar>
+          </w:tcPr>
+          <w:p>
+            <w:pPr>
+              <w:spacing w:line="280"/>
+              <w:jc w:val="center"/>
+            </w:pPr>
+            <w:r>
+              <w:rPr>
+                <w:rFonts w:ascii="Times New Roman" w:eastAsia="SimSun"/>
+                <w:color w:val="000000"/>
+                <w:sz w:val="21"/>
+                <w:szCs w:val="21"/>
+              </w:rPr>
+              <w:t xml:space="preserve">√</w:t>
+            </w:r>
+          </w:p>
+        </w:tc>
+        <w:tc>
+          <w:tcPr>
+            <w:tcW w:type="pct" w:w="750"/>
+            <w:tcBorders>
+              <w:top w:val="none"/>
+              <w:left w:val="none"/>
+              <w:bottom w:val="none"/>
+              <w:right w:val="none"/>
+            </w:tcBorders>
+            <w:tcMar>
+              <w:top w:type="dxa" w:w="60"/>
+              <w:left w:type="dxa" w:w="120"/>
+              <w:bottom w:type="dxa" w:w="60"/>
+              <w:right w:type="dxa" w:w="120"/>
+            </w:tcMar>
+          </w:tcPr>
+          <w:p>
+            <w:pPr>
+              <w:spacing w:line="280"/>
+              <w:jc w:val="center"/>
+            </w:pPr>
+            <w:r>
+              <w:rPr>
+                <w:rFonts w:ascii="Times New Roman" w:eastAsia="SimSun"/>
+                <w:color w:val="000000"/>
+                <w:sz w:val="21"/>
+                <w:szCs w:val="21"/>
+              </w:rPr>
+              <w:t xml:space="preserve">√</w:t>
+            </w:r>
+          </w:p>
+        </w:tc>
+        <w:tc>
+          <w:tcPr>
+            <w:tcW w:type="pct" w:w="750"/>
+            <w:tcBorders>
+              <w:top w:val="none"/>
+              <w:left w:val="none"/>
+              <w:bottom w:val="none"/>
+              <w:right w:val="none"/>
+            </w:tcBorders>
+            <w:tcMar>
+              <w:top w:type="dxa" w:w="60"/>
+              <w:left w:type="dxa" w:w="120"/>
+              <w:bottom w:type="dxa" w:w="60"/>
+              <w:right w:type="dxa" w:w="120"/>
+            </w:tcMar>
+          </w:tcPr>
+          <w:p>
+            <w:pPr>
+              <w:spacing w:line="280"/>
+              <w:jc w:val="center"/>
+            </w:pPr>
+            <w:r>
+              <w:rPr>
+                <w:rFonts w:ascii="Times New Roman" w:eastAsia="SimSun"/>
+                <w:color w:val="000000"/>
+                <w:sz w:val="21"/>
+                <w:szCs w:val="21"/>
+              </w:rPr>
+              <w:t xml:space="preserve">−</w:t>
+            </w:r>
+          </w:p>
+        </w:tc>
+        <w:tc>
+          <w:tcPr>
+            <w:tcW w:type="pct" w:w="500"/>
+            <w:tcBorders>
+              <w:top w:val="none"/>
+              <w:left w:val="none"/>
+              <w:bottom w:val="none"/>
+              <w:right w:val="none"/>
+            </w:tcBorders>
+            <w:tcMar>
+              <w:top w:type="dxa" w:w="60"/>
+              <w:left w:type="dxa" w:w="120"/>
+              <w:bottom w:type="dxa" w:w="60"/>
+              <w:right w:type="dxa" w:w="120"/>
+            </w:tcMar>
+          </w:tcPr>
+          <w:p>
+            <w:pPr>
+              <w:spacing w:line="280"/>
+              <w:jc w:val="center"/>
+            </w:pPr>
+            <w:r>
+              <w:rPr>
+                <w:rFonts w:ascii="Times New Roman" w:eastAsia="SimSun"/>
+                <w:color w:val="000000"/>
+                <w:sz w:val="21"/>
+                <w:szCs w:val="21"/>
+              </w:rPr>
+              <w:t xml:space="preserve">√</w:t>
+            </w:r>
+          </w:p>
+        </w:tc>
+        <w:tc>
+          <w:tcPr>
+            <w:tcW w:type="pct" w:w="550"/>
+            <w:tcBorders>
+              <w:top w:val="none"/>
+              <w:left w:val="none"/>
+              <w:bottom w:val="none"/>
+              <w:right w:val="none"/>
+            </w:tcBorders>
+            <w:tcMar>
+              <w:top w:type="dxa" w:w="60"/>
+              <w:left w:type="dxa" w:w="120"/>
+              <w:bottom w:type="dxa" w:w="60"/>
+              <w:right w:type="dxa" w:w="120"/>
+            </w:tcMar>
+          </w:tcPr>
+          <w:p>
+            <w:pPr>
+              <w:spacing w:line="280"/>
+              <w:jc w:val="center"/>
+            </w:pPr>
+            <w:r>
+              <w:rPr>
+                <w:rFonts w:ascii="Times New Roman" w:eastAsia="SimSun"/>
+                <w:color w:val="000000"/>
+                <w:sz w:val="21"/>
+                <w:szCs w:val="21"/>
+              </w:rPr>
+              <w:t xml:space="preserve">−</w:t>
+            </w:r>
+          </w:p>
+        </w:tc>
+      </w:tr>
+      <w:tr>
+        <w:trPr>
+          <w:cantSplit/>
+        </w:trPr>
+        <w:tc>
+          <w:tcPr>
+            <w:tcW w:type="pct" w:w="1800"/>
+            <w:tcBorders>
+              <w:top w:val="none"/>
+              <w:left w:val="none"/>
+              <w:bottom w:val="none"/>
+              <w:right w:val="none"/>
+            </w:tcBorders>
+            <w:tcMar>
+              <w:top w:type="dxa" w:w="60"/>
+              <w:left w:type="dxa" w:w="120"/>
+              <w:bottom w:type="dxa" w:w="60"/>
+              <w:right w:type="dxa" w:w="120"/>
+            </w:tcMar>
+          </w:tcPr>
+          <w:p>
+            <w:pPr>
+              <w:spacing w:line="280"/>
+              <w:jc w:val="left"/>
+            </w:pPr>
+            <w:r>
+              <w:rPr>
+                <w:rFonts w:ascii="Times New Roman" w:eastAsia="SimSun"/>
+                <w:color w:val="000000"/>
+                <w:sz w:val="21"/>
+                <w:szCs w:val="21"/>
+              </w:rPr>
+              <w:t xml:space="preserve">Zhou et al. (2024) — TCS-Fall lintas-individu</w:t>
+            </w:r>
+          </w:p>
+        </w:tc>
+        <w:tc>
+          <w:tcPr>
+            <w:tcW w:type="pct" w:w="650"/>
+            <w:tcBorders>
+              <w:top w:val="none"/>
+              <w:left w:val="none"/>
+              <w:bottom w:val="none"/>
+              <w:right w:val="none"/>
+            </w:tcBorders>
+            <w:tcMar>
+              <w:top w:type="dxa" w:w="60"/>
+              <w:left w:type="dxa" w:w="120"/>
+              <w:bottom w:type="dxa" w:w="60"/>
+              <w:right w:type="dxa" w:w="120"/>
+            </w:tcMar>
+          </w:tcPr>
+          <w:p>
+            <w:pPr>
+              <w:spacing w:line="280"/>
+              <w:jc w:val="center"/>
+            </w:pPr>
+            <w:r>
+              <w:rPr>
+                <w:rFonts w:ascii="Times New Roman" w:eastAsia="SimSun"/>
+                <w:color w:val="000000"/>
+                <w:sz w:val="21"/>
+                <w:szCs w:val="21"/>
+              </w:rPr>
+              <w:t xml:space="preserve">√</w:t>
+            </w:r>
+          </w:p>
+        </w:tc>
+        <w:tc>
+          <w:tcPr>
+            <w:tcW w:type="pct" w:w="750"/>
+            <w:tcBorders>
+              <w:top w:val="none"/>
+              <w:left w:val="none"/>
+              <w:bottom w:val="none"/>
+              <w:right w:val="none"/>
+            </w:tcBorders>
+            <w:tcMar>
+              <w:top w:type="dxa" w:w="60"/>
+              <w:left w:type="dxa" w:w="120"/>
+              <w:bottom w:type="dxa" w:w="60"/>
+              <w:right w:type="dxa" w:w="120"/>
+            </w:tcMar>
+          </w:tcPr>
+          <w:p>
+            <w:pPr>
+              <w:spacing w:line="280"/>
+              <w:jc w:val="center"/>
+            </w:pPr>
+            <w:r>
+              <w:rPr>
+                <w:rFonts w:ascii="Times New Roman" w:eastAsia="SimSun"/>
+                <w:color w:val="000000"/>
+                <w:sz w:val="21"/>
+                <w:szCs w:val="21"/>
+              </w:rPr>
+              <w:t xml:space="preserve">√</w:t>
+            </w:r>
+          </w:p>
+        </w:tc>
+        <w:tc>
+          <w:tcPr>
+            <w:tcW w:type="pct" w:w="750"/>
+            <w:tcBorders>
+              <w:top w:val="none"/>
+              <w:left w:val="none"/>
+              <w:bottom w:val="none"/>
+              <w:right w:val="none"/>
+            </w:tcBorders>
+            <w:tcMar>
+              <w:top w:type="dxa" w:w="60"/>
+              <w:left w:type="dxa" w:w="120"/>
+              <w:bottom w:type="dxa" w:w="60"/>
+              <w:right w:type="dxa" w:w="120"/>
+            </w:tcMar>
+          </w:tcPr>
+          <w:p>
+            <w:pPr>
+              <w:spacing w:line="280"/>
+              <w:jc w:val="center"/>
+            </w:pPr>
+            <w:r>
+              <w:rPr>
+                <w:rFonts w:ascii="Times New Roman" w:eastAsia="SimSun"/>
+                <w:color w:val="000000"/>
+                <w:sz w:val="21"/>
+                <w:szCs w:val="21"/>
+              </w:rPr>
+              <w:t xml:space="preserve">−</w:t>
+            </w:r>
+          </w:p>
+        </w:tc>
+        <w:tc>
+          <w:tcPr>
+            <w:tcW w:type="pct" w:w="500"/>
+            <w:tcBorders>
+              <w:top w:val="none"/>
+              <w:left w:val="none"/>
+              <w:bottom w:val="none"/>
+              <w:right w:val="none"/>
+            </w:tcBorders>
+            <w:tcMar>
+              <w:top w:type="dxa" w:w="60"/>
+              <w:left w:type="dxa" w:w="120"/>
+              <w:bottom w:type="dxa" w:w="60"/>
+              <w:right w:type="dxa" w:w="120"/>
+            </w:tcMar>
+          </w:tcPr>
+          <w:p>
+            <w:pPr>
+              <w:spacing w:line="280"/>
+              <w:jc w:val="center"/>
+            </w:pPr>
+            <w:r>
+              <w:rPr>
+                <w:rFonts w:ascii="Times New Roman" w:eastAsia="SimSun"/>
+                <w:color w:val="000000"/>
+                <w:sz w:val="21"/>
+                <w:szCs w:val="21"/>
+              </w:rPr>
+              <w:t xml:space="preserve">√</w:t>
+            </w:r>
+          </w:p>
+        </w:tc>
+        <w:tc>
+          <w:tcPr>
+            <w:tcW w:type="pct" w:w="550"/>
+            <w:tcBorders>
+              <w:top w:val="none"/>
+              <w:left w:val="none"/>
+              <w:bottom w:val="none"/>
+              <w:right w:val="none"/>
+            </w:tcBorders>
+            <w:tcMar>
+              <w:top w:type="dxa" w:w="60"/>
+              <w:left w:type="dxa" w:w="120"/>
+              <w:bottom w:type="dxa" w:w="60"/>
+              <w:right w:type="dxa" w:w="120"/>
+            </w:tcMar>
+          </w:tcPr>
+          <w:p>
+            <w:pPr>
+              <w:spacing w:line="280"/>
+              <w:jc w:val="center"/>
+            </w:pPr>
+            <w:r>
+              <w:rPr>
+                <w:rFonts w:ascii="Times New Roman" w:eastAsia="SimSun"/>
+                <w:color w:val="000000"/>
+                <w:sz w:val="21"/>
+                <w:szCs w:val="21"/>
+              </w:rPr>
+              <w:t xml:space="preserve">−</w:t>
+            </w:r>
+          </w:p>
+        </w:tc>
+      </w:tr>
+      <w:tr>
+        <w:trPr>
+          <w:cantSplit/>
+        </w:trPr>
+        <w:tc>
+          <w:tcPr>
+            <w:tcW w:type="pct" w:w="1800"/>
+            <w:tcBorders>
+              <w:top w:val="none"/>
+              <w:left w:val="none"/>
+              <w:bottom w:val="none"/>
+              <w:right w:val="none"/>
+            </w:tcBorders>
+            <w:tcMar>
+              <w:top w:type="dxa" w:w="60"/>
+              <w:left w:type="dxa" w:w="120"/>
+              <w:bottom w:type="dxa" w:w="60"/>
+              <w:right w:type="dxa" w:w="120"/>
+            </w:tcMar>
+          </w:tcPr>
+          <w:p>
+            <w:pPr>
+              <w:spacing w:line="280"/>
+              <w:jc w:val="left"/>
+            </w:pPr>
+            <w:r>
+              <w:rPr>
+                <w:rFonts w:ascii="Times New Roman" w:eastAsia="SimSun"/>
+                <w:color w:val="000000"/>
+                <w:sz w:val="21"/>
+                <w:szCs w:val="21"/>
+              </w:rPr>
+              <w:t xml:space="preserve">Brena et al. (2021) — crowd counting multi-link CSI</w:t>
+            </w:r>
+          </w:p>
+        </w:tc>
+        <w:tc>
+          <w:tcPr>
+            <w:tcW w:type="pct" w:w="650"/>
+            <w:tcBorders>
+              <w:top w:val="none"/>
+              <w:left w:val="none"/>
+              <w:bottom w:val="none"/>
+              <w:right w:val="none"/>
+            </w:tcBorders>
+            <w:tcMar>
+              <w:top w:type="dxa" w:w="60"/>
+              <w:left w:type="dxa" w:w="120"/>
+              <w:bottom w:type="dxa" w:w="60"/>
+              <w:right w:type="dxa" w:w="120"/>
+            </w:tcMar>
+          </w:tcPr>
+          <w:p>
+            <w:pPr>
+              <w:spacing w:line="280"/>
+              <w:jc w:val="center"/>
+            </w:pPr>
+            <w:r>
+              <w:rPr>
+                <w:rFonts w:ascii="Times New Roman" w:eastAsia="SimSun"/>
+                <w:color w:val="000000"/>
+                <w:sz w:val="21"/>
+                <w:szCs w:val="21"/>
+              </w:rPr>
+              <w:t xml:space="preserve">√</w:t>
+            </w:r>
+          </w:p>
+        </w:tc>
+        <w:tc>
+          <w:tcPr>
+            <w:tcW w:type="pct" w:w="750"/>
+            <w:tcBorders>
+              <w:top w:val="none"/>
+              <w:left w:val="none"/>
+              <w:bottom w:val="none"/>
+              <w:right w:val="none"/>
+            </w:tcBorders>
+            <w:tcMar>
+              <w:top w:type="dxa" w:w="60"/>
+              <w:left w:type="dxa" w:w="120"/>
+              <w:bottom w:type="dxa" w:w="60"/>
+              <w:right w:type="dxa" w:w="120"/>
+            </w:tcMar>
+          </w:tcPr>
+          <w:p>
+            <w:pPr>
+              <w:spacing w:line="280"/>
+              <w:jc w:val="center"/>
+            </w:pPr>
+            <w:r>
+              <w:rPr>
+                <w:rFonts w:ascii="Times New Roman" w:eastAsia="SimSun"/>
+                <w:color w:val="000000"/>
+                <w:sz w:val="21"/>
+                <w:szCs w:val="21"/>
+              </w:rPr>
+              <w:t xml:space="preserve">−</w:t>
+            </w:r>
+          </w:p>
+        </w:tc>
+        <w:tc>
+          <w:tcPr>
+            <w:tcW w:type="pct" w:w="750"/>
+            <w:tcBorders>
+              <w:top w:val="none"/>
+              <w:left w:val="none"/>
+              <w:bottom w:val="none"/>
+              <w:right w:val="none"/>
+            </w:tcBorders>
+            <w:tcMar>
+              <w:top w:type="dxa" w:w="60"/>
+              <w:left w:type="dxa" w:w="120"/>
+              <w:bottom w:type="dxa" w:w="60"/>
+              <w:right w:type="dxa" w:w="120"/>
+            </w:tcMar>
+          </w:tcPr>
+          <w:p>
+            <w:pPr>
+              <w:spacing w:line="280"/>
+              <w:jc w:val="center"/>
+            </w:pPr>
+            <w:r>
+              <w:rPr>
+                <w:rFonts w:ascii="Times New Roman" w:eastAsia="SimSun"/>
+                <w:color w:val="000000"/>
+                <w:sz w:val="21"/>
+                <w:szCs w:val="21"/>
+              </w:rPr>
+              <w:t xml:space="preserve">−</w:t>
+            </w:r>
+          </w:p>
+        </w:tc>
+        <w:tc>
+          <w:tcPr>
+            <w:tcW w:type="pct" w:w="500"/>
+            <w:tcBorders>
+              <w:top w:val="none"/>
+              <w:left w:val="none"/>
+              <w:bottom w:val="none"/>
+              <w:right w:val="none"/>
+            </w:tcBorders>
+            <w:tcMar>
+              <w:top w:type="dxa" w:w="60"/>
+              <w:left w:type="dxa" w:w="120"/>
+              <w:bottom w:type="dxa" w:w="60"/>
+              <w:right w:type="dxa" w:w="120"/>
+            </w:tcMar>
+          </w:tcPr>
+          <w:p>
+            <w:pPr>
+              <w:spacing w:line="280"/>
+              <w:jc w:val="center"/>
+            </w:pPr>
+            <w:r>
+              <w:rPr>
+                <w:rFonts w:ascii="Times New Roman" w:eastAsia="SimSun"/>
+                <w:color w:val="000000"/>
+                <w:sz w:val="21"/>
+                <w:szCs w:val="21"/>
+              </w:rPr>
+              <w:t xml:space="preserve">√</w:t>
+            </w:r>
+          </w:p>
+        </w:tc>
+        <w:tc>
+          <w:tcPr>
+            <w:tcW w:type="pct" w:w="550"/>
+            <w:tcBorders>
+              <w:top w:val="none"/>
+              <w:left w:val="none"/>
+              <w:bottom w:val="none"/>
+              <w:right w:val="none"/>
+            </w:tcBorders>
+            <w:tcMar>
+              <w:top w:type="dxa" w:w="60"/>
+              <w:left w:type="dxa" w:w="120"/>
+              <w:bottom w:type="dxa" w:w="60"/>
+              <w:right w:type="dxa" w:w="120"/>
+            </w:tcMar>
+          </w:tcPr>
+          <w:p>
+            <w:pPr>
+              <w:spacing w:line="280"/>
+              <w:jc w:val="center"/>
+            </w:pPr>
+            <w:r>
+              <w:rPr>
+                <w:rFonts w:ascii="Times New Roman" w:eastAsia="SimSun"/>
+                <w:color w:val="000000"/>
+                <w:sz w:val="21"/>
+                <w:szCs w:val="21"/>
+              </w:rPr>
+              <w:t xml:space="preserve">−</w:t>
+            </w:r>
+          </w:p>
+        </w:tc>
+      </w:tr>
+      <w:tr>
+        <w:trPr>
+          <w:cantSplit/>
+        </w:trPr>
+        <w:tc>
+          <w:tcPr>
+            <w:tcW w:type="pct" w:w="1800"/>
+            <w:tcBorders>
+              <w:top w:val="none"/>
+              <w:left w:val="none"/>
+              <w:bottom w:val="none"/>
+              <w:right w:val="none"/>
+            </w:tcBorders>
+            <w:tcMar>
+              <w:top w:type="dxa" w:w="60"/>
+              <w:left w:type="dxa" w:w="120"/>
+              <w:bottom w:type="dxa" w:w="60"/>
+              <w:right w:type="dxa" w:w="120"/>
+            </w:tcMar>
+          </w:tcPr>
+          <w:p>
+            <w:pPr>
+              <w:spacing w:line="280"/>
+              <w:jc w:val="left"/>
+            </w:pPr>
+            <w:r>
+              <w:rPr>
+                <w:rFonts w:ascii="Times New Roman" w:eastAsia="SimSun"/>
+                <w:color w:val="000000"/>
+                <w:sz w:val="21"/>
+                <w:szCs w:val="21"/>
+              </w:rPr>
+              <w:t xml:space="preserve">Zou et al. (2019) — HAR multimodal Wi-Fi + visi</w:t>
+            </w:r>
+          </w:p>
+        </w:tc>
+        <w:tc>
+          <w:tcPr>
+            <w:tcW w:type="pct" w:w="650"/>
+            <w:tcBorders>
+              <w:top w:val="none"/>
+              <w:left w:val="none"/>
+              <w:bottom w:val="none"/>
+              <w:right w:val="none"/>
+            </w:tcBorders>
+            <w:tcMar>
+              <w:top w:type="dxa" w:w="60"/>
+              <w:left w:type="dxa" w:w="120"/>
+              <w:bottom w:type="dxa" w:w="60"/>
+              <w:right w:type="dxa" w:w="120"/>
+            </w:tcMar>
+          </w:tcPr>
+          <w:p>
+            <w:pPr>
+              <w:spacing w:line="280"/>
+              <w:jc w:val="center"/>
+            </w:pPr>
+            <w:r>
+              <w:rPr>
+                <w:rFonts w:ascii="Times New Roman" w:eastAsia="SimSun"/>
+                <w:color w:val="000000"/>
+                <w:sz w:val="21"/>
+                <w:szCs w:val="21"/>
+              </w:rPr>
+              <w:t xml:space="preserve">√</w:t>
+            </w:r>
+          </w:p>
+        </w:tc>
+        <w:tc>
+          <w:tcPr>
+            <w:tcW w:type="pct" w:w="750"/>
+            <w:tcBorders>
+              <w:top w:val="none"/>
+              <w:left w:val="none"/>
+              <w:bottom w:val="none"/>
+              <w:right w:val="none"/>
+            </w:tcBorders>
+            <w:tcMar>
+              <w:top w:type="dxa" w:w="60"/>
+              <w:left w:type="dxa" w:w="120"/>
+              <w:bottom w:type="dxa" w:w="60"/>
+              <w:right w:type="dxa" w:w="120"/>
+            </w:tcMar>
+          </w:tcPr>
+          <w:p>
+            <w:pPr>
+              <w:spacing w:line="280"/>
+              <w:jc w:val="center"/>
+            </w:pPr>
+            <w:r>
+              <w:rPr>
+                <w:rFonts w:ascii="Times New Roman" w:eastAsia="SimSun"/>
+                <w:color w:val="000000"/>
+                <w:sz w:val="21"/>
+                <w:szCs w:val="21"/>
+              </w:rPr>
+              <w:t xml:space="preserve">−</w:t>
+            </w:r>
+          </w:p>
+        </w:tc>
+        <w:tc>
+          <w:tcPr>
+            <w:tcW w:type="pct" w:w="750"/>
+            <w:tcBorders>
+              <w:top w:val="none"/>
+              <w:left w:val="none"/>
+              <w:bottom w:val="none"/>
+              <w:right w:val="none"/>
+            </w:tcBorders>
+            <w:tcMar>
+              <w:top w:type="dxa" w:w="60"/>
+              <w:left w:type="dxa" w:w="120"/>
+              <w:bottom w:type="dxa" w:w="60"/>
+              <w:right w:type="dxa" w:w="120"/>
+            </w:tcMar>
+          </w:tcPr>
+          <w:p>
+            <w:pPr>
+              <w:spacing w:line="280"/>
+              <w:jc w:val="center"/>
+            </w:pPr>
+            <w:r>
+              <w:rPr>
+                <w:rFonts w:ascii="Times New Roman" w:eastAsia="SimSun"/>
+                <w:color w:val="000000"/>
+                <w:sz w:val="21"/>
+                <w:szCs w:val="21"/>
+              </w:rPr>
+              <w:t xml:space="preserve">−</w:t>
+            </w:r>
+          </w:p>
+        </w:tc>
+        <w:tc>
+          <w:tcPr>
+            <w:tcW w:type="pct" w:w="500"/>
+            <w:tcBorders>
+              <w:top w:val="none"/>
+              <w:left w:val="none"/>
+              <w:bottom w:val="none"/>
+              <w:right w:val="none"/>
+            </w:tcBorders>
+            <w:tcMar>
+              <w:top w:type="dxa" w:w="60"/>
+              <w:left w:type="dxa" w:w="120"/>
+              <w:bottom w:type="dxa" w:w="60"/>
+              <w:right w:type="dxa" w:w="120"/>
+            </w:tcMar>
+          </w:tcPr>
+          <w:p>
+            <w:pPr>
+              <w:spacing w:line="280"/>
+              <w:jc w:val="center"/>
+            </w:pPr>
+            <w:r>
+              <w:rPr>
+                <w:rFonts w:ascii="Times New Roman" w:eastAsia="SimSun"/>
+                <w:color w:val="000000"/>
+                <w:sz w:val="21"/>
+                <w:szCs w:val="21"/>
+              </w:rPr>
+              <w:t xml:space="preserve">−</w:t>
+            </w:r>
+          </w:p>
+        </w:tc>
+        <w:tc>
+          <w:tcPr>
+            <w:tcW w:type="pct" w:w="550"/>
+            <w:tcBorders>
+              <w:top w:val="none"/>
+              <w:left w:val="none"/>
+              <w:bottom w:val="none"/>
+              <w:right w:val="none"/>
+            </w:tcBorders>
+            <w:tcMar>
+              <w:top w:type="dxa" w:w="60"/>
+              <w:left w:type="dxa" w:w="120"/>
+              <w:bottom w:type="dxa" w:w="60"/>
+              <w:right w:type="dxa" w:w="120"/>
+            </w:tcMar>
+          </w:tcPr>
+          <w:p>
+            <w:pPr>
+              <w:spacing w:line="280"/>
+              <w:jc w:val="center"/>
+            </w:pPr>
+            <w:r>
+              <w:rPr>
+                <w:rFonts w:ascii="Times New Roman" w:eastAsia="SimSun"/>
+                <w:color w:val="000000"/>
+                <w:sz w:val="21"/>
+                <w:szCs w:val="21"/>
+              </w:rPr>
+              <w:t xml:space="preserve">−</w:t>
+            </w:r>
+          </w:p>
+        </w:tc>
+      </w:tr>
+      <w:tr>
+        <w:trPr>
+          <w:cantSplit/>
+        </w:trPr>
+        <w:tc>
+          <w:tcPr>
+            <w:tcW w:type="pct" w:w="1800"/>
+            <w:tcBorders>
+              <w:top w:val="none"/>
+              <w:left w:val="none"/>
+              <w:bottom w:val="none"/>
+              <w:right w:val="none"/>
+            </w:tcBorders>
+            <w:tcMar>
+              <w:top w:type="dxa" w:w="60"/>
+              <w:left w:type="dxa" w:w="120"/>
+              <w:bottom w:type="dxa" w:w="60"/>
+              <w:right w:type="dxa" w:w="120"/>
+            </w:tcMar>
+          </w:tcPr>
+          <w:p>
+            <w:pPr>
+              <w:spacing w:line="280"/>
+              <w:jc w:val="left"/>
+            </w:pPr>
+            <w:r>
+              <w:rPr>
+                <w:rFonts w:ascii="Times New Roman" w:eastAsia="SimSun"/>
+                <w:color w:val="000000"/>
+                <w:sz w:val="21"/>
+                <w:szCs w:val="21"/>
+              </w:rPr>
+              <w:t xml:space="preserve">Al-qaness (2019) — mikro-aktivitas manusia</w:t>
+            </w:r>
+          </w:p>
+        </w:tc>
+        <w:tc>
+          <w:tcPr>
+            <w:tcW w:type="pct" w:w="650"/>
+            <w:tcBorders>
+              <w:top w:val="none"/>
+              <w:left w:val="none"/>
+              <w:bottom w:val="none"/>
+              <w:right w:val="none"/>
+            </w:tcBorders>
+            <w:tcMar>
+              <w:top w:type="dxa" w:w="60"/>
+              <w:left w:type="dxa" w:w="120"/>
+              <w:bottom w:type="dxa" w:w="60"/>
+              <w:right w:type="dxa" w:w="120"/>
+            </w:tcMar>
+          </w:tcPr>
+          <w:p>
+            <w:pPr>
+              <w:spacing w:line="280"/>
+              <w:jc w:val="center"/>
+            </w:pPr>
+            <w:r>
+              <w:rPr>
+                <w:rFonts w:ascii="Times New Roman" w:eastAsia="SimSun"/>
+                <w:color w:val="000000"/>
+                <w:sz w:val="21"/>
+                <w:szCs w:val="21"/>
+              </w:rPr>
+              <w:t xml:space="preserve">√</w:t>
+            </w:r>
+          </w:p>
+        </w:tc>
+        <w:tc>
+          <w:tcPr>
+            <w:tcW w:type="pct" w:w="750"/>
+            <w:tcBorders>
+              <w:top w:val="none"/>
+              <w:left w:val="none"/>
+              <w:bottom w:val="none"/>
+              <w:right w:val="none"/>
+            </w:tcBorders>
+            <w:tcMar>
+              <w:top w:type="dxa" w:w="60"/>
+              <w:left w:type="dxa" w:w="120"/>
+              <w:bottom w:type="dxa" w:w="60"/>
+              <w:right w:type="dxa" w:w="120"/>
+            </w:tcMar>
+          </w:tcPr>
+          <w:p>
+            <w:pPr>
+              <w:spacing w:line="280"/>
+              <w:jc w:val="center"/>
+            </w:pPr>
+            <w:r>
+              <w:rPr>
+                <w:rFonts w:ascii="Times New Roman" w:eastAsia="SimSun"/>
+                <w:color w:val="000000"/>
+                <w:sz w:val="21"/>
+                <w:szCs w:val="21"/>
+              </w:rPr>
+              <w:t xml:space="preserve">−</w:t>
+            </w:r>
+          </w:p>
+        </w:tc>
+        <w:tc>
+          <w:tcPr>
+            <w:tcW w:type="pct" w:w="750"/>
+            <w:tcBorders>
+              <w:top w:val="none"/>
+              <w:left w:val="none"/>
+              <w:bottom w:val="none"/>
+              <w:right w:val="none"/>
+            </w:tcBorders>
+            <w:tcMar>
+              <w:top w:type="dxa" w:w="60"/>
+              <w:left w:type="dxa" w:w="120"/>
+              <w:bottom w:type="dxa" w:w="60"/>
+              <w:right w:type="dxa" w:w="120"/>
+            </w:tcMar>
+          </w:tcPr>
+          <w:p>
+            <w:pPr>
+              <w:spacing w:line="280"/>
+              <w:jc w:val="center"/>
+            </w:pPr>
+            <w:r>
+              <w:rPr>
+                <w:rFonts w:ascii="Times New Roman" w:eastAsia="SimSun"/>
+                <w:color w:val="000000"/>
+                <w:sz w:val="21"/>
+                <w:szCs w:val="21"/>
+              </w:rPr>
+              <w:t xml:space="preserve">−</w:t>
+            </w:r>
+          </w:p>
+        </w:tc>
+        <w:tc>
+          <w:tcPr>
+            <w:tcW w:type="pct" w:w="500"/>
+            <w:tcBorders>
+              <w:top w:val="none"/>
+              <w:left w:val="none"/>
+              <w:bottom w:val="none"/>
+              <w:right w:val="none"/>
+            </w:tcBorders>
+            <w:tcMar>
+              <w:top w:type="dxa" w:w="60"/>
+              <w:left w:type="dxa" w:w="120"/>
+              <w:bottom w:type="dxa" w:w="60"/>
+              <w:right w:type="dxa" w:w="120"/>
+            </w:tcMar>
+          </w:tcPr>
+          <w:p>
+            <w:pPr>
+              <w:spacing w:line="280"/>
+              <w:jc w:val="center"/>
+            </w:pPr>
+            <w:r>
+              <w:rPr>
+                <w:rFonts w:ascii="Times New Roman" w:eastAsia="SimSun"/>
+                <w:color w:val="000000"/>
+                <w:sz w:val="21"/>
+                <w:szCs w:val="21"/>
+              </w:rPr>
+              <w:t xml:space="preserve">√</w:t>
+            </w:r>
+          </w:p>
+        </w:tc>
+        <w:tc>
+          <w:tcPr>
+            <w:tcW w:type="pct" w:w="550"/>
+            <w:tcBorders>
+              <w:top w:val="none"/>
+              <w:left w:val="none"/>
+              <w:bottom w:val="none"/>
+              <w:right w:val="none"/>
+            </w:tcBorders>
+            <w:tcMar>
+              <w:top w:type="dxa" w:w="60"/>
+              <w:left w:type="dxa" w:w="120"/>
+              <w:bottom w:type="dxa" w:w="60"/>
+              <w:right w:type="dxa" w:w="120"/>
+            </w:tcMar>
+          </w:tcPr>
+          <w:p>
+            <w:pPr>
+              <w:spacing w:line="280"/>
+              <w:jc w:val="center"/>
+            </w:pPr>
+            <w:r>
+              <w:rPr>
+                <w:rFonts w:ascii="Times New Roman" w:eastAsia="SimSun"/>
+                <w:color w:val="000000"/>
+                <w:sz w:val="21"/>
+                <w:szCs w:val="21"/>
+              </w:rPr>
+              <w:t xml:space="preserve">−</w:t>
+            </w:r>
+          </w:p>
+        </w:tc>
+      </w:tr>
+      <w:tr>
+        <w:trPr>
+          <w:cantSplit/>
+        </w:trPr>
+        <w:tc>
+          <w:tcPr>
+            <w:tcW w:type="pct" w:w="1800"/>
+            <w:tcBorders>
+              <w:top w:val="none"/>
+              <w:left w:val="none"/>
+              <w:bottom w:val="none"/>
+              <w:right w:val="none"/>
+            </w:tcBorders>
+            <w:tcMar>
+              <w:top w:type="dxa" w:w="60"/>
+              <w:left w:type="dxa" w:w="120"/>
+              <w:bottom w:type="dxa" w:w="60"/>
+              <w:right w:type="dxa" w:w="120"/>
+            </w:tcMar>
+          </w:tcPr>
+          <w:p>
+            <w:pPr>
+              <w:spacing w:line="280"/>
+              <w:jc w:val="left"/>
+            </w:pPr>
+            <w:r>
+              <w:rPr>
+                <w:rFonts w:ascii="Times New Roman" w:eastAsia="SimSun"/>
+                <w:color w:val="000000"/>
+                <w:sz w:val="21"/>
+                <w:szCs w:val="21"/>
+              </w:rPr>
+              <w:t xml:space="preserve">Galdino et al. (2023) — dataset publik eHealth CSI</w:t>
+            </w:r>
+          </w:p>
+        </w:tc>
+        <w:tc>
+          <w:tcPr>
+            <w:tcW w:type="pct" w:w="650"/>
+            <w:tcBorders>
+              <w:top w:val="none"/>
+              <w:left w:val="none"/>
+              <w:bottom w:val="none"/>
+              <w:right w:val="none"/>
+            </w:tcBorders>
+            <w:tcMar>
+              <w:top w:type="dxa" w:w="60"/>
+              <w:left w:type="dxa" w:w="120"/>
+              <w:bottom w:type="dxa" w:w="60"/>
+              <w:right w:type="dxa" w:w="120"/>
+            </w:tcMar>
+          </w:tcPr>
+          <w:p>
+            <w:pPr>
+              <w:spacing w:line="280"/>
+              <w:jc w:val="center"/>
+            </w:pPr>
+            <w:r>
+              <w:rPr>
+                <w:rFonts w:ascii="Times New Roman" w:eastAsia="SimSun"/>
+                <w:color w:val="000000"/>
+                <w:sz w:val="21"/>
+                <w:szCs w:val="21"/>
+              </w:rPr>
+              <w:t xml:space="preserve">√</w:t>
+            </w:r>
+          </w:p>
+        </w:tc>
+        <w:tc>
+          <w:tcPr>
+            <w:tcW w:type="pct" w:w="750"/>
+            <w:tcBorders>
+              <w:top w:val="none"/>
+              <w:left w:val="none"/>
+              <w:bottom w:val="none"/>
+              <w:right w:val="none"/>
+            </w:tcBorders>
+            <w:tcMar>
+              <w:top w:type="dxa" w:w="60"/>
+              <w:left w:type="dxa" w:w="120"/>
+              <w:bottom w:type="dxa" w:w="60"/>
+              <w:right w:type="dxa" w:w="120"/>
+            </w:tcMar>
+          </w:tcPr>
+          <w:p>
+            <w:pPr>
+              <w:spacing w:line="280"/>
+              <w:jc w:val="center"/>
+            </w:pPr>
+            <w:r>
+              <w:rPr>
+                <w:rFonts w:ascii="Times New Roman" w:eastAsia="SimSun"/>
+                <w:color w:val="000000"/>
+                <w:sz w:val="21"/>
+                <w:szCs w:val="21"/>
+              </w:rPr>
+              <w:t xml:space="preserve">−</w:t>
+            </w:r>
+          </w:p>
+        </w:tc>
+        <w:tc>
+          <w:tcPr>
+            <w:tcW w:type="pct" w:w="750"/>
+            <w:tcBorders>
+              <w:top w:val="none"/>
+              <w:left w:val="none"/>
+              <w:bottom w:val="none"/>
+              <w:right w:val="none"/>
+            </w:tcBorders>
+            <w:tcMar>
+              <w:top w:type="dxa" w:w="60"/>
+              <w:left w:type="dxa" w:w="120"/>
+              <w:bottom w:type="dxa" w:w="60"/>
+              <w:right w:type="dxa" w:w="120"/>
+            </w:tcMar>
+          </w:tcPr>
+          <w:p>
+            <w:pPr>
+              <w:spacing w:line="280"/>
+              <w:jc w:val="center"/>
+            </w:pPr>
+            <w:r>
+              <w:rPr>
+                <w:rFonts w:ascii="Times New Roman" w:eastAsia="SimSun"/>
+                <w:color w:val="000000"/>
+                <w:sz w:val="21"/>
+                <w:szCs w:val="21"/>
+              </w:rPr>
+              <w:t xml:space="preserve">−</w:t>
+            </w:r>
+          </w:p>
+        </w:tc>
+        <w:tc>
+          <w:tcPr>
+            <w:tcW w:type="pct" w:w="500"/>
+            <w:tcBorders>
+              <w:top w:val="none"/>
+              <w:left w:val="none"/>
+              <w:bottom w:val="none"/>
+              <w:right w:val="none"/>
+            </w:tcBorders>
+            <w:tcMar>
+              <w:top w:type="dxa" w:w="60"/>
+              <w:left w:type="dxa" w:w="120"/>
+              <w:bottom w:type="dxa" w:w="60"/>
+              <w:right w:type="dxa" w:w="120"/>
+            </w:tcMar>
+          </w:tcPr>
+          <w:p>
+            <w:pPr>
+              <w:spacing w:line="280"/>
+              <w:jc w:val="center"/>
+            </w:pPr>
+            <w:r>
+              <w:rPr>
+                <w:rFonts w:ascii="Times New Roman" w:eastAsia="SimSun"/>
+                <w:color w:val="000000"/>
+                <w:sz w:val="21"/>
+                <w:szCs w:val="21"/>
+              </w:rPr>
+              <w:t xml:space="preserve">√</w:t>
+            </w:r>
+          </w:p>
+        </w:tc>
+        <w:tc>
+          <w:tcPr>
+            <w:tcW w:type="pct" w:w="550"/>
+            <w:tcBorders>
+              <w:top w:val="none"/>
+              <w:left w:val="none"/>
+              <w:bottom w:val="none"/>
+              <w:right w:val="none"/>
+            </w:tcBorders>
+            <w:tcMar>
+              <w:top w:type="dxa" w:w="60"/>
+              <w:left w:type="dxa" w:w="120"/>
+              <w:bottom w:type="dxa" w:w="60"/>
+              <w:right w:type="dxa" w:w="120"/>
+            </w:tcMar>
+          </w:tcPr>
+          <w:p>
+            <w:pPr>
+              <w:spacing w:line="280"/>
+              <w:jc w:val="center"/>
+            </w:pPr>
+            <w:r>
+              <w:rPr>
+                <w:rFonts w:ascii="Times New Roman" w:eastAsia="SimSun"/>
+                <w:color w:val="000000"/>
+                <w:sz w:val="21"/>
+                <w:szCs w:val="21"/>
+              </w:rPr>
+              <w:t xml:space="preserve">√</w:t>
+            </w:r>
+          </w:p>
+        </w:tc>
+      </w:tr>
+      <w:tr>
+        <w:trPr>
+          <w:cantSplit/>
+        </w:trPr>
+        <w:tc>
+          <w:tcPr>
+            <w:tcW w:type="pct" w:w="1800"/>
+            <w:tcBorders>
+              <w:top w:val="none"/>
+              <w:left w:val="none"/>
+              <w:bottom w:val="none"/>
+              <w:right w:val="none"/>
+            </w:tcBorders>
+            <w:tcMar>
+              <w:top w:type="dxa" w:w="60"/>
+              <w:left w:type="dxa" w:w="120"/>
+              <w:bottom w:type="dxa" w:w="60"/>
+              <w:right w:type="dxa" w:w="120"/>
+            </w:tcMar>
+          </w:tcPr>
+          <w:p>
+            <w:pPr>
+              <w:spacing w:line="280"/>
+              <w:jc w:val="left"/>
+            </w:pPr>
+            <w:r>
+              <w:rPr>
+                <w:rFonts w:ascii="Times New Roman" w:eastAsia="SimSun"/>
+                <w:color w:val="000000"/>
+                <w:sz w:val="21"/>
+                <w:szCs w:val="21"/>
+              </w:rPr>
+              <w:t xml:space="preserve">Penelitian Ini</w:t>
+            </w:r>
+          </w:p>
+        </w:tc>
+        <w:tc>
+          <w:tcPr>
+            <w:tcW w:type="pct" w:w="650"/>
+            <w:tcBorders>
+              <w:top w:val="none"/>
+              <w:left w:val="none"/>
+              <w:bottom w:val="none"/>
+              <w:right w:val="none"/>
+            </w:tcBorders>
+            <w:tcMar>
+              <w:top w:type="dxa" w:w="60"/>
+              <w:left w:type="dxa" w:w="120"/>
+              <w:bottom w:type="dxa" w:w="60"/>
+              <w:right w:type="dxa" w:w="120"/>
+            </w:tcMar>
+          </w:tcPr>
+          <w:p>
+            <w:pPr>
+              <w:spacing w:line="280"/>
+              <w:jc w:val="center"/>
+            </w:pPr>
+            <w:r>
+              <w:rPr>
+                <w:rFonts w:ascii="Times New Roman" w:eastAsia="SimSun"/>
+                <w:color w:val="000000"/>
+                <w:sz w:val="21"/>
+                <w:szCs w:val="21"/>
+              </w:rPr>
+              <w:t xml:space="preserve">√</w:t>
+            </w:r>
+          </w:p>
+        </w:tc>
+        <w:tc>
+          <w:tcPr>
+            <w:tcW w:type="pct" w:w="750"/>
+            <w:tcBorders>
+              <w:top w:val="none"/>
+              <w:left w:val="none"/>
+              <w:bottom w:val="none"/>
+              <w:right w:val="none"/>
+            </w:tcBorders>
+            <w:tcMar>
+              <w:top w:type="dxa" w:w="60"/>
+              <w:left w:type="dxa" w:w="120"/>
+              <w:bottom w:type="dxa" w:w="60"/>
+              <w:right w:type="dxa" w:w="120"/>
+            </w:tcMar>
+          </w:tcPr>
+          <w:p>
+            <w:pPr>
+              <w:spacing w:line="280"/>
+              <w:jc w:val="center"/>
+            </w:pPr>
+            <w:r>
+              <w:rPr>
+                <w:rFonts w:ascii="Times New Roman" w:eastAsia="SimSun"/>
+                <w:color w:val="000000"/>
+                <w:sz w:val="21"/>
+                <w:szCs w:val="21"/>
+              </w:rPr>
+              <w:t xml:space="preserve">√</w:t>
+            </w:r>
+          </w:p>
+        </w:tc>
+        <w:tc>
+          <w:tcPr>
+            <w:tcW w:type="pct" w:w="750"/>
+            <w:tcBorders>
+              <w:top w:val="none"/>
+              <w:left w:val="none"/>
+              <w:bottom w:val="none"/>
+              <w:right w:val="none"/>
+            </w:tcBorders>
+            <w:tcMar>
+              <w:top w:type="dxa" w:w="60"/>
+              <w:left w:type="dxa" w:w="120"/>
+              <w:bottom w:type="dxa" w:w="60"/>
+              <w:right w:type="dxa" w:w="120"/>
+            </w:tcMar>
+          </w:tcPr>
+          <w:p>
+            <w:pPr>
+              <w:spacing w:line="280"/>
+              <w:jc w:val="center"/>
+            </w:pPr>
+            <w:r>
+              <w:rPr>
+                <w:rFonts w:ascii="Times New Roman" w:eastAsia="SimSun"/>
+                <w:color w:val="000000"/>
+                <w:sz w:val="21"/>
+                <w:szCs w:val="21"/>
+              </w:rPr>
+              <w:t xml:space="preserve">√</w:t>
+            </w:r>
+          </w:p>
+        </w:tc>
+        <w:tc>
+          <w:tcPr>
+            <w:tcW w:type="pct" w:w="500"/>
+            <w:tcBorders>
+              <w:top w:val="none"/>
+              <w:left w:val="none"/>
+              <w:bottom w:val="none"/>
+              <w:right w:val="none"/>
+            </w:tcBorders>
+            <w:tcMar>
+              <w:top w:type="dxa" w:w="60"/>
+              <w:left w:type="dxa" w:w="120"/>
+              <w:bottom w:type="dxa" w:w="60"/>
+              <w:right w:type="dxa" w:w="120"/>
+            </w:tcMar>
+          </w:tcPr>
+          <w:p>
+            <w:pPr>
+              <w:spacing w:line="280"/>
+              <w:jc w:val="center"/>
+            </w:pPr>
+            <w:r>
+              <w:rPr>
+                <w:rFonts w:ascii="Times New Roman" w:eastAsia="SimSun"/>
+                <w:color w:val="000000"/>
+                <w:sz w:val="21"/>
+                <w:szCs w:val="21"/>
+              </w:rPr>
+              <w:t xml:space="preserve">√</w:t>
+            </w:r>
+          </w:p>
+        </w:tc>
+        <w:tc>
+          <w:tcPr>
+            <w:tcW w:type="pct" w:w="550"/>
+            <w:tcBorders>
+              <w:top w:val="none"/>
+              <w:left w:val="none"/>
+              <w:bottom w:val="none"/>
+              <w:right w:val="none"/>
+            </w:tcBorders>
+            <w:tcMar>
+              <w:top w:type="dxa" w:w="60"/>
+              <w:left w:type="dxa" w:w="120"/>
+              <w:bottom w:type="dxa" w:w="60"/>
+              <w:right w:type="dxa" w:w="120"/>
+            </w:tcMar>
+          </w:tcPr>
+          <w:p>
+            <w:pPr>
+              <w:spacing w:line="280"/>
+              <w:jc w:val="center"/>
+            </w:pPr>
+            <w:r>
+              <w:rPr>
+                <w:rFonts w:ascii="Times New Roman" w:eastAsia="SimSun"/>
+                <w:color w:val="000000"/>
+                <w:sz w:val="21"/>
+                <w:szCs w:val="21"/>
+              </w:rPr>
+              <w:t xml:space="preserve">√</w:t>
+            </w:r>
+          </w:p>
+        </w:tc>
+      </w:tr>
+    </w:tbl>
+    <w:p>
+      <w:pPr>
+        <w:spacing w:after="160" w:line="240"/>
+      </w:pPr>
+      <w:r>
+        <w:rPr>
+          <w:sz w:val="12"/>
+          <w:szCs w:val="12"/>
+        </w:rPr>
+        <w:t xml:space="preserve"> </w:t>
+      </w:r>
+    </w:p>
+    <w:p>
+      <w:pPr>
+        <w:pStyle w:val="Heading1"/>
+        <w:spacing w:after="40" w:before="480" w:line="360"/>
+        <w:jc w:val="center"/>
       </w:pPr>
       <w:r>
         <w:rPr>
@@ -2434,10 +4160,45 @@
           <w:b/>
           <w:bCs/>
           <w:color w:val="000000"/>
+          <w:sz w:val="32"/>
+          <w:szCs w:val="32"/>
+        </w:rPr>
+        <w:t xml:space="preserve">BAB III</w:t>
+      </w:r>
+    </w:p>
+    <w:p>
+      <w:pPr>
+        <w:pStyle w:val="Heading1"/>
+        <w:spacing w:after="240" w:before="0" w:line="360"/>
+        <w:jc w:val="center"/>
+      </w:pPr>
+      <w:r>
+        <w:rPr>
+          <w:rFonts w:ascii="Times New Roman" w:eastAsia="SimHei"/>
+          <w:b/>
+          <w:bCs/>
+          <w:color w:val="000000"/>
+          <w:sz w:val="32"/>
+          <w:szCs w:val="32"/>
+        </w:rPr>
+        <w:t xml:space="preserve">METODE PENELITIAN</w:t>
+      </w:r>
+    </w:p>
+    <w:p>
+      <w:pPr>
+        <w:pStyle w:val="Heading2"/>
+        <w:spacing w:after="160" w:before="320" w:line="360"/>
+      </w:pPr>
+      <w:r>
+        <w:rPr>
+          <w:rFonts w:ascii="Times New Roman" w:eastAsia="SimHei"/>
+          <w:b/>
+          <w:bCs/>
+          <w:color w:val="000000"/>
           <w:sz w:val="30"/>
           <w:szCs w:val="30"/>
         </w:rPr>
-        <w:t xml:space="preserve">6.3 Protokol Pengumpulan Data dan Kalibrasi</w:t>
+        <w:t xml:space="preserve">3.1 Tahapan Penelitian</w:t>
       </w:r>
     </w:p>
     <w:p>
@@ -2453,7 +4214,23 @@
           <w:sz w:val="24"/>
           <w:szCs w:val="24"/>
         </w:rPr>
-        <w:t xml:space="preserve">Gerbang pertama adalah uji Delta-CSI pada minggu pertama hingga ketiga: kelas kosong, satu orang bergerak terstruktur, dan kelas terisi aktivitas normal, dibandingkan terhadap noise floor. Setelah lolos, tiap kelas dikalibrasi dengan protokol RuView minimal 600 frame baseline ruang kosong dan enrollment 8 anchor (sekitar 4 menit). Sesi pengumpulan data mencakup pembelajaran normal, transisi istirahat, dan skenario terstruktur yang dipandu guru. Evaluasi memakai split blok-waktu dengan data latih dan uji pada hari yang berbeda untuk mencegah kebocoran temporal.</w:t>
+        <w:t xml:space="preserve">Penelitian dalam proposal ini dilaksanakan melalui beberapa tahapan yang tersusun secara sistematis sehingga membentuk suatu alur penelitian yang terstruktur. Tahap pertama adalah studi literatur, yaitu pemetaan deteksi jatuh CSI, penghitungan orang, dan privasi sensing yang berujung pada penetapan metrik evaluasi. Tahap kedua adalah perancangan sistem, mencakup penempatan node di ruang kelas, rencana kalibrasi, dan protokol izin berjenjang. Tahap ketiga adalah implementasi, yaitu pemasangan perangkat, uji Delta-CSI, pengumpulan data sesi pembelajaran, dan penyetelan ambang untuk populasi anak. Tahap terakhir adalah pengujian dan evaluasi, yaitu evaluasi presence, anomali inaktivitas, dan deteksi jatuh simulasi, diakhiri penyusunan rekomendasi kalibrasi. Apabila dalam proses pengujian ditemukan kendala seperti alarm palsu tinggi atau izin yang tertunda, maka dilakukan evaluasi dan perbaikan secara berulang hingga sistem dapat dievaluasi secara adil.</w:t>
+      </w:r>
+    </w:p>
+    <w:p>
+      <w:pPr>
+        <w:spacing w:after="0" w:line="360"/>
+        <w:ind w:firstLine="709"/>
+        <w:jc w:val="both"/>
+      </w:pPr>
+      <w:r>
+        <w:rPr>
+          <w:rFonts w:ascii="Times New Roman" w:eastAsia="SimSun"/>
+          <w:color w:val="000000"/>
+          <w:sz w:val="24"/>
+          <w:szCs w:val="24"/>
+        </w:rPr>
+        <w:t xml:space="preserve">Penelitian ini adalah studi kelayakan kuantitatif dengan gerbang go/no-go pada minggu ketiga. Rangkaian evaluasi disusun dari skenario paling murah (uji sinyal di kelas kosong dan terisi) menuju skenario yang menuntut izin lebih dalam (sesi pembelajaran terjadwal dan simulasi jatuh). Setiap tahap menghasilkan artefak tetap, mulai dari karakterisasi sinyal hingga protokol izin, sehingga penelitian tetap bernilai sekalipun berhenti pada salah satu gerbang.</w:t>
       </w:r>
     </w:p>
     <w:p>
@@ -2470,7 +4247,7 @@
           <w:sz w:val="30"/>
           <w:szCs w:val="30"/>
         </w:rPr>
-        <w:t xml:space="preserve">6.4 Penyetelan Parameter untuk Populasi Anak</w:t>
+        <w:t xml:space="preserve">3.2 Studi Literatur</w:t>
       </w:r>
     </w:p>
     <w:p>
@@ -2486,7 +4263,7 @@
           <w:sz w:val="24"/>
           <w:szCs w:val="24"/>
         </w:rPr>
-        <w:t xml:space="preserve">Ambang bawaan RuView (durasi inaktivitas, ambang gerakan, deteksi tidur) dikalibrasi pada orang dewasa. Penelitian ini menyetel ulang ambang tersebut untuk populasi anak secara sistematis: mulai dari nilai dewasa, mengukur tingkat alarm palsu dan kehilangan deteksi per kombinasi ambang, lalu merekam nilai yang layak untuk populasi anak beserta interval kondisinya. Hasil penyetelan ini diangkat sebagai kontribusi kalibrasi yang dapat dipakai sekolah lain, dan keluarannya berupa tabel parameter yang direkomendasikan, bukan sekadar catatan anekdot.</w:t>
+        <w:t xml:space="preserve">Studi literatur dilakukan terhadap tiga kelompok sumber, yaitu sensing Wi-Fi CSI pada manusia, deteksi jatuh dan penghitungan orang, serta privasi dan etika sensing. Sumber diutamakan dari jurnal dan prosiding terindeks (IEEE, ACM, MDPI, Elsevier) pada rentang 2017 hingga 2024. Setiap referensi diverifikasi melalui API Crossref dengan mencocokkan judul, penulis, tahun, dan venue terhadap DOI terdaftar sehingga tidak ada referensi fiktif. Status kebaruan konteks SLB diberi label terbatas-pencarian sejak awal dan direncanakan diverifikasi ulang bersama pembimbing sebelum judul difinalkan.</w:t>
       </w:r>
     </w:p>
     <w:p>
@@ -2503,7 +4280,7 @@
           <w:sz w:val="30"/>
           <w:szCs w:val="30"/>
         </w:rPr>
-        <w:t xml:space="preserve">6.5 Metrik Evaluasi</w:t>
+        <w:t xml:space="preserve">3.3 Perancangan Arsitektur Sistem</w:t>
       </w:r>
     </w:p>
     <w:p>
@@ -2519,7 +4296,7 @@
           <w:sz w:val="24"/>
           <w:szCs w:val="24"/>
         </w:rPr>
-        <w:t xml:space="preserve">Metrik utama meliputi akurasi deteksi kehadiran pada tingkat ruangan per window, sensitivitas dan alarm palsu per jam untuk anomali inaktivitas, serta sensitivitas deteksi jatuh simulasi di matras dengan latensi peringatan. Kualitas kalibrasi diukur dari perbaikan alarm palsu setelah penyetelan dibandingkan ambang dewasa bawaan. Seluruh evaluasi memakai split blok-waktu, dan setiap kejadian alert diaudit terhadap catatan pendamping untuk menilai benar-salahnya.</w:t>
+        <w:t xml:space="preserve">Arsitektur sistem terdiri atas tiga lapisan. Lapisan sensing berisi dua node ESP32 (satu access point, satu station) yang dipasang pada dua sisi ruang kelas sehingga area bergerak siswa berada di antara keduanya. Lapisan pengolahan berisi server RuView pada single board computer yang menjalankan dekoding frame, kalibrasi ruangan, mesin status semantik (room_active, no_movement), dan deteksi jatuh berbasis akselerasi fase. Lapisan penyajian berisi dashboard web dan penerusan alert melalui MQTT ke perangkat guru atau pendamping. Seluruh lapisan berjalan dengan mode privasi aktif yang membuang fitur biometrik sebelum data keluar dari node.</w:t>
       </w:r>
     </w:p>
     <w:p>
@@ -2536,7 +4313,7 @@
           <w:sz w:val="30"/>
           <w:szCs w:val="30"/>
         </w:rPr>
-        <w:t xml:space="preserve">6.6 Gerbang Go/No-Go</w:t>
+        <w:t xml:space="preserve">3.4 Perancangan Perangkat Keras</w:t>
       </w:r>
     </w:p>
     <w:p>
@@ -2552,14 +4329,13 @@
           <w:sz w:val="24"/>
           <w:szCs w:val="24"/>
         </w:rPr>
-        <w:t xml:space="preserve">Minggu ketiga menentukan arah. Bila kehadiran dan gerakan di kelas tidak terbedakan dari derau, desain dipivot pada minggu yang sama; opsi pivot mencakup penempatan node ulang, pengubahan frekuensi antena, atau pengalihan fokus ke kalibrasi dengan klaim yang lebih sempit. Bila kontras memadai, penelitian lanjut ke sesi pengumpulan data penuh sesuai izin. Keputusan dievaluasi bersama pembimbing dan disampaikan kepada sekolah secara transparan.</w:t>
-      </w:r>
-    </w:p>
-    <w:p>
-      <w:pPr>
-        <w:pStyle w:val="Heading1"/>
-        <w:spacing w:after="240" w:before="480" w:line="360"/>
-        <w:jc w:val="center"/>
+        <w:t xml:space="preserve">Perangkat keras utama adalah empat unit ESP32-S3 (dua terpasang, satu cadangan, satu untuk pengembangan) dengan dudukan dinding yang dapat dipindah antar-ruang tanpa perawatan khusus. Server pengolahan berjalan pada single board computer (Orange Pi atau Raspberry Pi) dengan penyimpanan lokal terenkripsi sederhana untuk rekaman sesi. Matras keselamatan dipersiapkan untuk simulasi jatuh yang dilakukan pendamping dewasa, dan tidak ada perangkat lain yang dikenakan pada siswa. Kamera tidak menjadi bagian dari sistem operasional; jika digunakan, kamera hanya menyala pada sesi pelabelan atau audit yang telah disepakati guru.</w:t>
+      </w:r>
+    </w:p>
+    <w:p>
+      <w:pPr>
+        <w:pStyle w:val="Heading2"/>
+        <w:spacing w:after="160" w:before="320" w:line="360"/>
       </w:pPr>
       <w:r>
         <w:rPr>
@@ -2567,10 +4343,10 @@
           <w:b/>
           <w:bCs/>
           <w:color w:val="000000"/>
-          <w:sz w:val="32"/>
-          <w:szCs w:val="32"/>
-        </w:rPr>
-        <w:t xml:space="preserve">7. Manajemen Risiko dan Rencana Fallback</w:t>
+          <w:sz w:val="30"/>
+          <w:szCs w:val="30"/>
+        </w:rPr>
+        <w:t xml:space="preserve">3.5 Perancangan Perangkat Lunak dan Dataset</w:t>
       </w:r>
     </w:p>
     <w:p>
@@ -2586,7 +4362,155 @@
           <w:sz w:val="24"/>
           <w:szCs w:val="24"/>
         </w:rPr>
-        <w:t xml:space="preserve">Tabel 3 merangkum risiko utama. Risiko etis ditempatkan di baris pertama karena berhak membatalkan penelitian lebih cepat daripada risiko teknis mana pun.</w:t>
+        <w:t xml:space="preserve">Perangkat lunak penelitian memakai alur bawaan RuView dengan penyesuaian. Tiap kelas dikalibrasi dengan protokol minimal 600 frame baseline ruang kosong dan enrollment 8 anchor (sekitar 4 menit) sebelum sesi pengambilan data. Dataset disusun dari sesi pembelajaran normal, transisi istirahat, dan skenario terstruktur yang dipandu guru, dengan catatan kejadian dari pendamping sebagai label referensi. Evaluasi memakai split blok-waktu dengan data latih dan uji pada hari yang berbeda untuk mencegah kebocoran temporal. Penyetelan ambang dilakukan sistematis: mulai dari nilai dewasa bawaan, mengukur alarm palsu dan kehilangan deteksi per kombinasi ambang, lalu merekam nilai yang layak untuk populasi anak beserta interval kondisinya sebagai tabel parameter rekomendasi.</w:t>
+      </w:r>
+    </w:p>
+    <w:p>
+      <w:pPr>
+        <w:pStyle w:val="Heading2"/>
+        <w:spacing w:after="160" w:before="320" w:line="360"/>
+      </w:pPr>
+      <w:r>
+        <w:rPr>
+          <w:rFonts w:ascii="Times New Roman" w:eastAsia="SimHei"/>
+          <w:b/>
+          <w:bCs/>
+          <w:color w:val="000000"/>
+          <w:sz w:val="30"/>
+          <w:szCs w:val="30"/>
+        </w:rPr>
+        <w:t xml:space="preserve">3.6 Lokasi, Partisipan, dan Etika</w:t>
+      </w:r>
+    </w:p>
+    <w:p>
+      <w:pPr>
+        <w:spacing w:after="0" w:line="360"/>
+        <w:ind w:firstLine="709"/>
+        <w:jc w:val="both"/>
+      </w:pPr>
+      <w:r>
+        <w:rPr>
+          <w:rFonts w:ascii="Times New Roman" w:eastAsia="SimSun"/>
+          <w:color w:val="000000"/>
+          <w:sz w:val="24"/>
+          <w:szCs w:val="24"/>
+        </w:rPr>
+        <w:t xml:space="preserve">Lokasi penelitian adalah satu ruang kelas mitra di 【Nama SLB】. Partisipan eksperimen aktif adalah pendamping dewasa (peneliti dan asisten) untuk semua skenario simulasi; aktivitas siswa hanya direkam sebagai data sensing pada sesi pembelajaran normal yang telah mendapat izin. Izin diambil berjenjang: persetujuan kepala sekolah, pemberitahuan dan persetujuan orang tua/wali dengan hak menarik diri kapan pun tanpa konsekuensi, serta kesepakatan dengan guru kelas tentang sesi dan durasi. Mode privasi RuView aktif sejak instalasi, tidak ada penyimpanan rekaman wajah, dan seluruh data dianonimkan pada tingkat ruangan. Posisi sistem dinyatakan eksplisit sebagai deteksi kondisi untuk membantu pendamping, bukan pengawasan perilaku siswa.</w:t>
+      </w:r>
+    </w:p>
+    <w:p>
+      <w:pPr>
+        <w:pStyle w:val="Heading2"/>
+        <w:spacing w:after="160" w:before="320" w:line="360"/>
+      </w:pPr>
+      <w:r>
+        <w:rPr>
+          <w:rFonts w:ascii="Times New Roman" w:eastAsia="SimHei"/>
+          <w:b/>
+          <w:bCs/>
+          <w:color w:val="000000"/>
+          <w:sz w:val="30"/>
+          <w:szCs w:val="30"/>
+        </w:rPr>
+        <w:t xml:space="preserve">3.7 Rencana Pengujian</w:t>
+      </w:r>
+    </w:p>
+    <w:p>
+      <w:pPr>
+        <w:spacing w:after="0" w:line="360"/>
+        <w:ind w:firstLine="709"/>
+        <w:jc w:val="both"/>
+      </w:pPr>
+      <w:r>
+        <w:rPr>
+          <w:rFonts w:ascii="Times New Roman" w:eastAsia="SimSun"/>
+          <w:color w:val="000000"/>
+          <w:sz w:val="24"/>
+          <w:szCs w:val="24"/>
+        </w:rPr>
+        <w:t xml:space="preserve">Rencana pengujian terdiri atas tiga kelompok. Pengujian pertama adalah uji Delta-CSI pada minggu pertama hingga ketiga: kelas kosong, satu orang bergerak terstruktur, dan kelas terisi aktivitas normal, dibandingkan terhadap noise floor sebagai gerbang go/no-go. Pengujian kedua adalah uji fungsi pemantauan: akurasi deteksi kehadiran pada tingkat ruangan per window, intensitas aktivitas, dan anomali inaktivitas pada sesi pembelajaran normal. Pengujian ketiga adalah uji keselamatan: deteksi jatuh simulasi oleh pendamping dewasa di atas matras dengan pengukuran sensitivitas dan latensi peringatan. Setiap alert yang muncul diaudit terhadap catatan pendamping untuk menilai benar-salahnya sebelum masuk ke tabel hasil.</w:t>
+      </w:r>
+    </w:p>
+    <w:p>
+      <w:pPr>
+        <w:pStyle w:val="Heading2"/>
+        <w:spacing w:after="160" w:before="320" w:line="360"/>
+      </w:pPr>
+      <w:r>
+        <w:rPr>
+          <w:rFonts w:ascii="Times New Roman" w:eastAsia="SimHei"/>
+          <w:b/>
+          <w:bCs/>
+          <w:color w:val="000000"/>
+          <w:sz w:val="30"/>
+          <w:szCs w:val="30"/>
+        </w:rPr>
+        <w:t xml:space="preserve">3.8 Evaluasi dan Kriteria Keberhasilan</w:t>
+      </w:r>
+    </w:p>
+    <w:p>
+      <w:pPr>
+        <w:spacing w:after="0" w:line="360"/>
+        <w:ind w:firstLine="709"/>
+        <w:jc w:val="both"/>
+      </w:pPr>
+      <w:r>
+        <w:rPr>
+          <w:rFonts w:ascii="Times New Roman" w:eastAsia="SimSun"/>
+          <w:color w:val="000000"/>
+          <w:sz w:val="24"/>
+          <w:szCs w:val="24"/>
+        </w:rPr>
+        <w:t xml:space="preserve">Metrik utama meliputi akurasi deteksi kehadiran pada tingkat ruangan per window, sensitivitas dan alarm palsu per jam untuk anomali inaktivitas, serta sensitivitas deteksi jatuh simulasi di matras dengan latensi peringatan. Kualitas kalibrasi diukur dari perbaikan alarm palsu setelah penyetelan dibandingkan ambang dewasa bawaan. Seluruh evaluasi memakai split blok-waktu, dan setiap kejadian alert diaudit terhadap catatan pendamping untuk menilai benar-salahnya.</w:t>
+      </w:r>
+    </w:p>
+    <w:p>
+      <w:pPr>
+        <w:spacing w:after="0" w:line="360"/>
+        <w:ind w:firstLine="709"/>
+        <w:jc w:val="both"/>
+      </w:pPr>
+      <w:r>
+        <w:rPr>
+          <w:rFonts w:ascii="Times New Roman" w:eastAsia="SimSun"/>
+          <w:color w:val="000000"/>
+          <w:sz w:val="24"/>
+          <w:szCs w:val="24"/>
+        </w:rPr>
+        <w:t xml:space="preserve">Minggu ketiga menentukan arah penelitian sebagai gerbang go/no-go. Bila kehadiran dan gerakan di kelas tidak terbedakan dari derau, desain dipivot pada minggu yang sama; opsi pivot mencakup penempatan node ulang, pengubahan frekuensi antena, atau pengalihan fokus ke kalibrasi dengan klaim yang lebih sempit. Bila kontras memadai, penelitian lanjut ke sesi pengumpulan data penuh sesuai izin. Keputusan dievaluasi bersama pembimbing dan disampaikan kepada sekolah secara transparan.</w:t>
+      </w:r>
+    </w:p>
+    <w:p>
+      <w:pPr>
+        <w:pStyle w:val="Heading2"/>
+        <w:spacing w:after="160" w:before="320" w:line="360"/>
+      </w:pPr>
+      <w:r>
+        <w:rPr>
+          <w:rFonts w:ascii="Times New Roman" w:eastAsia="SimHei"/>
+          <w:b/>
+          <w:bCs/>
+          <w:color w:val="000000"/>
+          <w:sz w:val="30"/>
+          <w:szCs w:val="30"/>
+        </w:rPr>
+        <w:t xml:space="preserve">3.9 Rencana Kegiatan dan Jadwal Penelitian</w:t>
+      </w:r>
+    </w:p>
+    <w:p>
+      <w:pPr>
+        <w:spacing w:after="0" w:line="360"/>
+        <w:ind w:firstLine="709"/>
+        <w:jc w:val="both"/>
+      </w:pPr>
+      <w:r>
+        <w:rPr>
+          <w:rFonts w:ascii="Times New Roman" w:eastAsia="SimSun"/>
+          <w:color w:val="000000"/>
+          <w:sz w:val="24"/>
+          <w:szCs w:val="24"/>
+        </w:rPr>
+        <w:t xml:space="preserve">Jadwal satu semester disusun dengan gerbang go/no-go pada minggu ketiga, sebagaimana Tabel 3.1. Persetujuan etik sengaja diletakkan paling awal karena menjadi prasyarat seluruh pengambilan data pada siswa.</w:t>
       </w:r>
     </w:p>
     <w:p>
@@ -2602,7 +4526,1498 @@
           <w:sz w:val="21"/>
           <w:szCs w:val="21"/>
         </w:rPr>
-        <w:t xml:space="preserve">Tabel 3 Risiko utama dan mitigasi</w:t>
+        <w:t xml:space="preserve">Tabel 3.1 Jadwal penelitian satu semester</w:t>
+      </w:r>
+    </w:p>
+    <w:tbl>
+      <w:tblPr>
+        <w:tblW w:type="pct" w:w="5000"/>
+        <w:tblBorders>
+          <w:top w:val="single" w:color="000000" w:sz="4"/>
+          <w:left w:val="none"/>
+          <w:bottom w:val="single" w:color="000000" w:sz="4"/>
+          <w:right w:val="none"/>
+          <w:insideH w:val="none"/>
+          <w:insideV w:val="none"/>
+        </w:tblBorders>
+      </w:tblPr>
+      <w:tblGrid>
+        <w:gridCol w:w="1933"/>
+        <w:gridCol w:w="4042"/>
+        <w:gridCol w:w="2812"/>
+      </w:tblGrid>
+      <w:tr>
+        <w:trPr>
+          <w:cantSplit/>
+          <w:tblHeader/>
+        </w:trPr>
+        <w:tc>
+          <w:tcPr>
+            <w:tcW w:type="pct" w:w="1100"/>
+            <w:tcBorders>
+              <w:top w:val="none"/>
+              <w:left w:val="none"/>
+              <w:bottom w:val="single" w:color="000000" w:sz="2"/>
+              <w:right w:val="none"/>
+            </w:tcBorders>
+            <w:shd w:fill="F5F7FA" w:val="clear"/>
+            <w:tcMar>
+              <w:top w:type="dxa" w:w="60"/>
+              <w:left w:type="dxa" w:w="120"/>
+              <w:bottom w:type="dxa" w:w="60"/>
+              <w:right w:type="dxa" w:w="120"/>
+            </w:tcMar>
+          </w:tcPr>
+          <w:p>
+            <w:pPr>
+              <w:spacing w:line="280"/>
+              <w:jc w:val="center"/>
+            </w:pPr>
+            <w:r>
+              <w:rPr>
+                <w:rFonts w:ascii="Times New Roman" w:eastAsia="SimSun"/>
+                <w:b/>
+                <w:bCs/>
+                <w:color w:val="000000"/>
+                <w:sz w:val="21"/>
+                <w:szCs w:val="21"/>
+              </w:rPr>
+              <w:t xml:space="preserve">Periode</w:t>
+            </w:r>
+          </w:p>
+        </w:tc>
+        <w:tc>
+          <w:tcPr>
+            <w:tcW w:type="pct" w:w="2300"/>
+            <w:tcBorders>
+              <w:top w:val="none"/>
+              <w:left w:val="none"/>
+              <w:bottom w:val="single" w:color="000000" w:sz="2"/>
+              <w:right w:val="none"/>
+            </w:tcBorders>
+            <w:shd w:fill="F5F7FA" w:val="clear"/>
+            <w:tcMar>
+              <w:top w:type="dxa" w:w="60"/>
+              <w:left w:type="dxa" w:w="120"/>
+              <w:bottom w:type="dxa" w:w="60"/>
+              <w:right w:type="dxa" w:w="120"/>
+            </w:tcMar>
+          </w:tcPr>
+          <w:p>
+            <w:pPr>
+              <w:spacing w:line="280"/>
+              <w:jc w:val="center"/>
+            </w:pPr>
+            <w:r>
+              <w:rPr>
+                <w:rFonts w:ascii="Times New Roman" w:eastAsia="SimSun"/>
+                <w:b/>
+                <w:bCs/>
+                <w:color w:val="000000"/>
+                <w:sz w:val="21"/>
+                <w:szCs w:val="21"/>
+              </w:rPr>
+              <w:t xml:space="preserve">Aktivitas</w:t>
+            </w:r>
+          </w:p>
+        </w:tc>
+        <w:tc>
+          <w:tcPr>
+            <w:tcW w:type="pct" w:w="1600"/>
+            <w:tcBorders>
+              <w:top w:val="none"/>
+              <w:left w:val="none"/>
+              <w:bottom w:val="single" w:color="000000" w:sz="2"/>
+              <w:right w:val="none"/>
+            </w:tcBorders>
+            <w:shd w:fill="F5F7FA" w:val="clear"/>
+            <w:tcMar>
+              <w:top w:type="dxa" w:w="60"/>
+              <w:left w:type="dxa" w:w="120"/>
+              <w:bottom w:type="dxa" w:w="60"/>
+              <w:right w:type="dxa" w:w="120"/>
+            </w:tcMar>
+          </w:tcPr>
+          <w:p>
+            <w:pPr>
+              <w:spacing w:line="280"/>
+              <w:jc w:val="center"/>
+            </w:pPr>
+            <w:r>
+              <w:rPr>
+                <w:rFonts w:ascii="Times New Roman" w:eastAsia="SimSun"/>
+                <w:b/>
+                <w:bCs/>
+                <w:color w:val="000000"/>
+                <w:sz w:val="21"/>
+                <w:szCs w:val="21"/>
+              </w:rPr>
+              <w:t xml:space="preserve">Keluaran</w:t>
+            </w:r>
+          </w:p>
+        </w:tc>
+      </w:tr>
+      <w:tr>
+        <w:trPr>
+          <w:cantSplit/>
+        </w:trPr>
+        <w:tc>
+          <w:tcPr>
+            <w:tcW w:type="pct" w:w="1100"/>
+            <w:tcBorders>
+              <w:top w:val="none"/>
+              <w:left w:val="none"/>
+              <w:bottom w:val="none"/>
+              <w:right w:val="none"/>
+            </w:tcBorders>
+            <w:tcMar>
+              <w:top w:type="dxa" w:w="60"/>
+              <w:left w:type="dxa" w:w="120"/>
+              <w:bottom w:type="dxa" w:w="60"/>
+              <w:right w:type="dxa" w:w="120"/>
+            </w:tcMar>
+          </w:tcPr>
+          <w:p>
+            <w:pPr>
+              <w:spacing w:line="280"/>
+              <w:jc w:val="left"/>
+            </w:pPr>
+            <w:r>
+              <w:rPr>
+                <w:rFonts w:ascii="Times New Roman" w:eastAsia="SimSun"/>
+                <w:color w:val="000000"/>
+                <w:sz w:val="21"/>
+                <w:szCs w:val="21"/>
+              </w:rPr>
+              <w:t xml:space="preserve">Minggu 1-3</w:t>
+            </w:r>
+          </w:p>
+        </w:tc>
+        <w:tc>
+          <w:tcPr>
+            <w:tcW w:type="pct" w:w="2300"/>
+            <w:tcBorders>
+              <w:top w:val="none"/>
+              <w:left w:val="none"/>
+              <w:bottom w:val="none"/>
+              <w:right w:val="none"/>
+            </w:tcBorders>
+            <w:tcMar>
+              <w:top w:type="dxa" w:w="60"/>
+              <w:left w:type="dxa" w:w="120"/>
+              <w:bottom w:type="dxa" w:w="60"/>
+              <w:right w:type="dxa" w:w="120"/>
+            </w:tcMar>
+          </w:tcPr>
+          <w:p>
+            <w:pPr>
+              <w:spacing w:line="280"/>
+              <w:jc w:val="left"/>
+            </w:pPr>
+            <w:r>
+              <w:rPr>
+                <w:rFonts w:ascii="Times New Roman" w:eastAsia="SimSun"/>
+                <w:color w:val="000000"/>
+                <w:sz w:val="21"/>
+                <w:szCs w:val="21"/>
+              </w:rPr>
+              <w:t xml:space="preserve">Surat izin berjenjang ke sekolah dan orang tua; pemasangan node; uji Delta-CSI (kosong, satu orang, kelas terisi) — GERBANG GO/NO-GO; kalibrasi 600 frame + 8 anchor</w:t>
+            </w:r>
+          </w:p>
+        </w:tc>
+        <w:tc>
+          <w:tcPr>
+            <w:tcW w:type="pct" w:w="1600"/>
+            <w:tcBorders>
+              <w:top w:val="none"/>
+              <w:left w:val="none"/>
+              <w:bottom w:val="none"/>
+              <w:right w:val="none"/>
+            </w:tcBorders>
+            <w:tcMar>
+              <w:top w:type="dxa" w:w="60"/>
+              <w:left w:type="dxa" w:w="120"/>
+              <w:bottom w:type="dxa" w:w="60"/>
+              <w:right w:type="dxa" w:w="120"/>
+            </w:tcMar>
+          </w:tcPr>
+          <w:p>
+            <w:pPr>
+              <w:spacing w:line="280"/>
+              <w:jc w:val="left"/>
+            </w:pPr>
+            <w:r>
+              <w:rPr>
+                <w:rFonts w:ascii="Times New Roman" w:eastAsia="SimSun"/>
+                <w:color w:val="000000"/>
+                <w:sz w:val="21"/>
+                <w:szCs w:val="21"/>
+              </w:rPr>
+              <w:t xml:space="preserve">Keputusan go/no-go; kelas terkalibrasi; dokumen persetujuan</w:t>
+            </w:r>
+          </w:p>
+        </w:tc>
+      </w:tr>
+      <w:tr>
+        <w:trPr>
+          <w:cantSplit/>
+        </w:trPr>
+        <w:tc>
+          <w:tcPr>
+            <w:tcW w:type="pct" w:w="1100"/>
+            <w:tcBorders>
+              <w:top w:val="none"/>
+              <w:left w:val="none"/>
+              <w:bottom w:val="none"/>
+              <w:right w:val="none"/>
+            </w:tcBorders>
+            <w:tcMar>
+              <w:top w:type="dxa" w:w="60"/>
+              <w:left w:type="dxa" w:w="120"/>
+              <w:bottom w:type="dxa" w:w="60"/>
+              <w:right w:type="dxa" w:w="120"/>
+            </w:tcMar>
+          </w:tcPr>
+          <w:p>
+            <w:pPr>
+              <w:spacing w:line="280"/>
+              <w:jc w:val="left"/>
+            </w:pPr>
+            <w:r>
+              <w:rPr>
+                <w:rFonts w:ascii="Times New Roman" w:eastAsia="SimSun"/>
+                <w:color w:val="000000"/>
+                <w:sz w:val="21"/>
+                <w:szCs w:val="21"/>
+              </w:rPr>
+              <w:t xml:space="preserve">Minggu 4-7</w:t>
+            </w:r>
+          </w:p>
+        </w:tc>
+        <w:tc>
+          <w:tcPr>
+            <w:tcW w:type="pct" w:w="2300"/>
+            <w:tcBorders>
+              <w:top w:val="none"/>
+              <w:left w:val="none"/>
+              <w:bottom w:val="none"/>
+              <w:right w:val="none"/>
+            </w:tcBorders>
+            <w:tcMar>
+              <w:top w:type="dxa" w:w="60"/>
+              <w:left w:type="dxa" w:w="120"/>
+              <w:bottom w:type="dxa" w:w="60"/>
+              <w:right w:type="dxa" w:w="120"/>
+            </w:tcMar>
+          </w:tcPr>
+          <w:p>
+            <w:pPr>
+              <w:spacing w:line="280"/>
+              <w:jc w:val="left"/>
+            </w:pPr>
+            <w:r>
+              <w:rPr>
+                <w:rFonts w:ascii="Times New Roman" w:eastAsia="SimSun"/>
+                <w:color w:val="000000"/>
+                <w:sz w:val="21"/>
+                <w:szCs w:val="21"/>
+              </w:rPr>
+              <w:t xml:space="preserve">Sesi pembelajaran normal terekam sebagai data sensing; skenario terstruktur dipandu guru; simulasi jatuh di matras oleh pendamping</w:t>
+            </w:r>
+          </w:p>
+        </w:tc>
+        <w:tc>
+          <w:tcPr>
+            <w:tcW w:type="pct" w:w="1600"/>
+            <w:tcBorders>
+              <w:top w:val="none"/>
+              <w:left w:val="none"/>
+              <w:bottom w:val="none"/>
+              <w:right w:val="none"/>
+            </w:tcBorders>
+            <w:tcMar>
+              <w:top w:type="dxa" w:w="60"/>
+              <w:left w:type="dxa" w:w="120"/>
+              <w:bottom w:type="dxa" w:w="60"/>
+              <w:right w:type="dxa" w:w="120"/>
+            </w:tcMar>
+          </w:tcPr>
+          <w:p>
+            <w:pPr>
+              <w:spacing w:line="280"/>
+              <w:jc w:val="left"/>
+            </w:pPr>
+            <w:r>
+              <w:rPr>
+                <w:rFonts w:ascii="Times New Roman" w:eastAsia="SimSun"/>
+                <w:color w:val="000000"/>
+                <w:sz w:val="21"/>
+                <w:szCs w:val="21"/>
+              </w:rPr>
+              <w:t xml:space="preserve">Dataset blok hari + catatan kejadian pendamping</w:t>
+            </w:r>
+          </w:p>
+        </w:tc>
+      </w:tr>
+      <w:tr>
+        <w:trPr>
+          <w:cantSplit/>
+        </w:trPr>
+        <w:tc>
+          <w:tcPr>
+            <w:tcW w:type="pct" w:w="1100"/>
+            <w:tcBorders>
+              <w:top w:val="none"/>
+              <w:left w:val="none"/>
+              <w:bottom w:val="none"/>
+              <w:right w:val="none"/>
+            </w:tcBorders>
+            <w:tcMar>
+              <w:top w:type="dxa" w:w="60"/>
+              <w:left w:type="dxa" w:w="120"/>
+              <w:bottom w:type="dxa" w:w="60"/>
+              <w:right w:type="dxa" w:w="120"/>
+            </w:tcMar>
+          </w:tcPr>
+          <w:p>
+            <w:pPr>
+              <w:spacing w:line="280"/>
+              <w:jc w:val="left"/>
+            </w:pPr>
+            <w:r>
+              <w:rPr>
+                <w:rFonts w:ascii="Times New Roman" w:eastAsia="SimSun"/>
+                <w:color w:val="000000"/>
+                <w:sz w:val="21"/>
+                <w:szCs w:val="21"/>
+              </w:rPr>
+              <w:t xml:space="preserve">Minggu 8-11</w:t>
+            </w:r>
+          </w:p>
+        </w:tc>
+        <w:tc>
+          <w:tcPr>
+            <w:tcW w:type="pct" w:w="2300"/>
+            <w:tcBorders>
+              <w:top w:val="none"/>
+              <w:left w:val="none"/>
+              <w:bottom w:val="none"/>
+              <w:right w:val="none"/>
+            </w:tcBorders>
+            <w:tcMar>
+              <w:top w:type="dxa" w:w="60"/>
+              <w:left w:type="dxa" w:w="120"/>
+              <w:bottom w:type="dxa" w:w="60"/>
+              <w:right w:type="dxa" w:w="120"/>
+            </w:tcMar>
+          </w:tcPr>
+          <w:p>
+            <w:pPr>
+              <w:spacing w:line="280"/>
+              <w:jc w:val="left"/>
+            </w:pPr>
+            <w:r>
+              <w:rPr>
+                <w:rFonts w:ascii="Times New Roman" w:eastAsia="SimSun"/>
+                <w:color w:val="000000"/>
+                <w:sz w:val="21"/>
+                <w:szCs w:val="21"/>
+              </w:rPr>
+              <w:t xml:space="preserve">Penyetelan ambang dewasa ke populasi anak; evaluasi presence, anomali inaktivitas, dan deteksi jatuh simulasi; split blok-waktu</w:t>
+            </w:r>
+          </w:p>
+        </w:tc>
+        <w:tc>
+          <w:tcPr>
+            <w:tcW w:type="pct" w:w="1600"/>
+            <w:tcBorders>
+              <w:top w:val="none"/>
+              <w:left w:val="none"/>
+              <w:bottom w:val="none"/>
+              <w:right w:val="none"/>
+            </w:tcBorders>
+            <w:tcMar>
+              <w:top w:type="dxa" w:w="60"/>
+              <w:left w:type="dxa" w:w="120"/>
+              <w:bottom w:type="dxa" w:w="60"/>
+              <w:right w:type="dxa" w:w="120"/>
+            </w:tcMar>
+          </w:tcPr>
+          <w:p>
+            <w:pPr>
+              <w:spacing w:line="280"/>
+              <w:jc w:val="left"/>
+            </w:pPr>
+            <w:r>
+              <w:rPr>
+                <w:rFonts w:ascii="Times New Roman" w:eastAsia="SimSun"/>
+                <w:color w:val="000000"/>
+                <w:sz w:val="21"/>
+                <w:szCs w:val="21"/>
+              </w:rPr>
+              <w:t xml:space="preserve">Tabel parameter anak + metrik sensitivitas/alarm palsu</w:t>
+            </w:r>
+          </w:p>
+        </w:tc>
+      </w:tr>
+      <w:tr>
+        <w:trPr>
+          <w:cantSplit/>
+        </w:trPr>
+        <w:tc>
+          <w:tcPr>
+            <w:tcW w:type="pct" w:w="1100"/>
+            <w:tcBorders>
+              <w:top w:val="none"/>
+              <w:left w:val="none"/>
+              <w:bottom w:val="none"/>
+              <w:right w:val="none"/>
+            </w:tcBorders>
+            <w:tcMar>
+              <w:top w:type="dxa" w:w="60"/>
+              <w:left w:type="dxa" w:w="120"/>
+              <w:bottom w:type="dxa" w:w="60"/>
+              <w:right w:type="dxa" w:w="120"/>
+            </w:tcMar>
+          </w:tcPr>
+          <w:p>
+            <w:pPr>
+              <w:spacing w:line="280"/>
+              <w:jc w:val="left"/>
+            </w:pPr>
+            <w:r>
+              <w:rPr>
+                <w:rFonts w:ascii="Times New Roman" w:eastAsia="SimSun"/>
+                <w:color w:val="000000"/>
+                <w:sz w:val="21"/>
+                <w:szCs w:val="21"/>
+              </w:rPr>
+              <w:t xml:space="preserve">Minggu 12-15</w:t>
+            </w:r>
+          </w:p>
+        </w:tc>
+        <w:tc>
+          <w:tcPr>
+            <w:tcW w:type="pct" w:w="2300"/>
+            <w:tcBorders>
+              <w:top w:val="none"/>
+              <w:left w:val="none"/>
+              <w:bottom w:val="none"/>
+              <w:right w:val="none"/>
+            </w:tcBorders>
+            <w:tcMar>
+              <w:top w:type="dxa" w:w="60"/>
+              <w:left w:type="dxa" w:w="120"/>
+              <w:bottom w:type="dxa" w:w="60"/>
+              <w:right w:type="dxa" w:w="120"/>
+            </w:tcMar>
+          </w:tcPr>
+          <w:p>
+            <w:pPr>
+              <w:spacing w:line="280"/>
+              <w:jc w:val="left"/>
+            </w:pPr>
+            <w:r>
+              <w:rPr>
+                <w:rFonts w:ascii="Times New Roman" w:eastAsia="SimSun"/>
+                <w:color w:val="000000"/>
+                <w:sz w:val="21"/>
+                <w:szCs w:val="21"/>
+              </w:rPr>
+              <w:t xml:space="preserve">Audit alert bersama guru; analisis hasil; perbaikan threshold; penyusunan rekomendasi kalibrasi</w:t>
+            </w:r>
+          </w:p>
+        </w:tc>
+        <w:tc>
+          <w:tcPr>
+            <w:tcW w:type="pct" w:w="1600"/>
+            <w:tcBorders>
+              <w:top w:val="none"/>
+              <w:left w:val="none"/>
+              <w:bottom w:val="none"/>
+              <w:right w:val="none"/>
+            </w:tcBorders>
+            <w:tcMar>
+              <w:top w:type="dxa" w:w="60"/>
+              <w:left w:type="dxa" w:w="120"/>
+              <w:bottom w:type="dxa" w:w="60"/>
+              <w:right w:type="dxa" w:w="120"/>
+            </w:tcMar>
+          </w:tcPr>
+          <w:p>
+            <w:pPr>
+              <w:spacing w:line="280"/>
+              <w:jc w:val="left"/>
+            </w:pPr>
+            <w:r>
+              <w:rPr>
+                <w:rFonts w:ascii="Times New Roman" w:eastAsia="SimSun"/>
+                <w:color w:val="000000"/>
+                <w:sz w:val="21"/>
+                <w:szCs w:val="21"/>
+              </w:rPr>
+              <w:t xml:space="preserve">Hasil evaluasi utuh + rekomendasi parameter</w:t>
+            </w:r>
+          </w:p>
+        </w:tc>
+      </w:tr>
+      <w:tr>
+        <w:trPr>
+          <w:cantSplit/>
+        </w:trPr>
+        <w:tc>
+          <w:tcPr>
+            <w:tcW w:type="pct" w:w="1100"/>
+            <w:tcBorders>
+              <w:top w:val="none"/>
+              <w:left w:val="none"/>
+              <w:bottom w:val="none"/>
+              <w:right w:val="none"/>
+            </w:tcBorders>
+            <w:tcMar>
+              <w:top w:type="dxa" w:w="60"/>
+              <w:left w:type="dxa" w:w="120"/>
+              <w:bottom w:type="dxa" w:w="60"/>
+              <w:right w:type="dxa" w:w="120"/>
+            </w:tcMar>
+          </w:tcPr>
+          <w:p>
+            <w:pPr>
+              <w:spacing w:line="280"/>
+              <w:jc w:val="left"/>
+            </w:pPr>
+            <w:r>
+              <w:rPr>
+                <w:rFonts w:ascii="Times New Roman" w:eastAsia="SimSun"/>
+                <w:color w:val="000000"/>
+                <w:sz w:val="21"/>
+                <w:szCs w:val="21"/>
+              </w:rPr>
+              <w:t xml:space="preserve">Minggu 16-18</w:t>
+            </w:r>
+          </w:p>
+        </w:tc>
+        <w:tc>
+          <w:tcPr>
+            <w:tcW w:type="pct" w:w="2300"/>
+            <w:tcBorders>
+              <w:top w:val="none"/>
+              <w:left w:val="none"/>
+              <w:bottom w:val="none"/>
+              <w:right w:val="none"/>
+            </w:tcBorders>
+            <w:tcMar>
+              <w:top w:type="dxa" w:w="60"/>
+              <w:left w:type="dxa" w:w="120"/>
+              <w:bottom w:type="dxa" w:w="60"/>
+              <w:right w:type="dxa" w:w="120"/>
+            </w:tcMar>
+          </w:tcPr>
+          <w:p>
+            <w:pPr>
+              <w:spacing w:line="280"/>
+              <w:jc w:val="left"/>
+            </w:pPr>
+            <w:r>
+              <w:rPr>
+                <w:rFonts w:ascii="Times New Roman" w:eastAsia="SimSun"/>
+                <w:color w:val="000000"/>
+                <w:sz w:val="21"/>
+                <w:szCs w:val="21"/>
+              </w:rPr>
+              <w:t xml:space="preserve">Penulisan naskah skripsi; finalisasi protokol izin sebagai lampiran; persiapan sidang</w:t>
+            </w:r>
+          </w:p>
+        </w:tc>
+        <w:tc>
+          <w:tcPr>
+            <w:tcW w:type="pct" w:w="1600"/>
+            <w:tcBorders>
+              <w:top w:val="none"/>
+              <w:left w:val="none"/>
+              <w:bottom w:val="none"/>
+              <w:right w:val="none"/>
+            </w:tcBorders>
+            <w:tcMar>
+              <w:top w:type="dxa" w:w="60"/>
+              <w:left w:type="dxa" w:w="120"/>
+              <w:bottom w:type="dxa" w:w="60"/>
+              <w:right w:type="dxa" w:w="120"/>
+            </w:tcMar>
+          </w:tcPr>
+          <w:p>
+            <w:pPr>
+              <w:spacing w:line="280"/>
+              <w:jc w:val="left"/>
+            </w:pPr>
+            <w:r>
+              <w:rPr>
+                <w:rFonts w:ascii="Times New Roman" w:eastAsia="SimSun"/>
+                <w:color w:val="000000"/>
+                <w:sz w:val="21"/>
+                <w:szCs w:val="21"/>
+              </w:rPr>
+              <w:t xml:space="preserve">Naskah skripsi siap sidang</w:t>
+            </w:r>
+          </w:p>
+        </w:tc>
+      </w:tr>
+    </w:tbl>
+    <w:p>
+      <w:pPr>
+        <w:spacing w:after="160" w:line="240"/>
+      </w:pPr>
+      <w:r>
+        <w:rPr>
+          <w:sz w:val="12"/>
+          <w:szCs w:val="12"/>
+        </w:rPr>
+        <w:t xml:space="preserve"> </w:t>
+      </w:r>
+    </w:p>
+    <w:p>
+      <w:pPr>
+        <w:pStyle w:val="Heading2"/>
+        <w:spacing w:after="160" w:before="320" w:line="360"/>
+      </w:pPr>
+      <w:r>
+        <w:rPr>
+          <w:rFonts w:ascii="Times New Roman" w:eastAsia="SimHei"/>
+          <w:b/>
+          <w:bCs/>
+          <w:color w:val="000000"/>
+          <w:sz w:val="30"/>
+          <w:szCs w:val="30"/>
+        </w:rPr>
+        <w:t xml:space="preserve">3.10 Rencana Biaya Penelitian</w:t>
+      </w:r>
+    </w:p>
+    <w:p>
+      <w:pPr>
+        <w:spacing w:after="0" w:line="360"/>
+        <w:ind w:firstLine="709"/>
+        <w:jc w:val="both"/>
+      </w:pPr>
+      <w:r>
+        <w:rPr>
+          <w:rFonts w:ascii="Times New Roman" w:eastAsia="SimSun"/>
+          <w:color w:val="000000"/>
+          <w:sz w:val="24"/>
+          <w:szCs w:val="24"/>
+        </w:rPr>
+        <w:t xml:space="preserve">Tabel 3.2 merangkum rencana biaya dalam Rupiah. Perangkat dipilih serendah mungkin karena fokus penelitian adalah kelayakan, bukan produksi.</w:t>
+      </w:r>
+    </w:p>
+    <w:p>
+      <w:pPr>
+        <w:keepNext/>
+        <w:spacing w:after="80" w:before="200" w:line="300"/>
+        <w:jc w:val="center"/>
+      </w:pPr>
+      <w:r>
+        <w:rPr>
+          <w:rFonts w:ascii="Times New Roman" w:eastAsia="SimSun"/>
+          <w:color w:val="000000"/>
+          <w:sz w:val="21"/>
+          <w:szCs w:val="21"/>
+        </w:rPr>
+        <w:t xml:space="preserve">Tabel 3.2 Rencana biaya penelitian</w:t>
+      </w:r>
+    </w:p>
+    <w:tbl>
+      <w:tblPr>
+        <w:tblW w:type="pct" w:w="5000"/>
+        <w:tblBorders>
+          <w:top w:val="single" w:color="000000" w:sz="4"/>
+          <w:left w:val="none"/>
+          <w:bottom w:val="single" w:color="000000" w:sz="4"/>
+          <w:right w:val="none"/>
+          <w:insideH w:val="none"/>
+          <w:insideV w:val="none"/>
+        </w:tblBorders>
+      </w:tblPr>
+      <w:tblGrid>
+        <w:gridCol w:w="3867"/>
+        <w:gridCol w:w="2285"/>
+        <w:gridCol w:w="2636"/>
+      </w:tblGrid>
+      <w:tr>
+        <w:trPr>
+          <w:cantSplit/>
+          <w:tblHeader/>
+        </w:trPr>
+        <w:tc>
+          <w:tcPr>
+            <w:tcW w:type="pct" w:w="2200"/>
+            <w:tcBorders>
+              <w:top w:val="none"/>
+              <w:left w:val="none"/>
+              <w:bottom w:val="single" w:color="000000" w:sz="2"/>
+              <w:right w:val="none"/>
+            </w:tcBorders>
+            <w:shd w:fill="F5F7FA" w:val="clear"/>
+            <w:tcMar>
+              <w:top w:type="dxa" w:w="60"/>
+              <w:left w:type="dxa" w:w="120"/>
+              <w:bottom w:type="dxa" w:w="60"/>
+              <w:right w:type="dxa" w:w="120"/>
+            </w:tcMar>
+          </w:tcPr>
+          <w:p>
+            <w:pPr>
+              <w:spacing w:line="280"/>
+              <w:jc w:val="center"/>
+            </w:pPr>
+            <w:r>
+              <w:rPr>
+                <w:rFonts w:ascii="Times New Roman" w:eastAsia="SimSun"/>
+                <w:b/>
+                <w:bCs/>
+                <w:color w:val="000000"/>
+                <w:sz w:val="21"/>
+                <w:szCs w:val="21"/>
+              </w:rPr>
+              <w:t xml:space="preserve">Komponen</w:t>
+            </w:r>
+          </w:p>
+        </w:tc>
+        <w:tc>
+          <w:tcPr>
+            <w:tcW w:type="pct" w:w="1300"/>
+            <w:tcBorders>
+              <w:top w:val="none"/>
+              <w:left w:val="none"/>
+              <w:bottom w:val="single" w:color="000000" w:sz="2"/>
+              <w:right w:val="none"/>
+            </w:tcBorders>
+            <w:shd w:fill="F5F7FA" w:val="clear"/>
+            <w:tcMar>
+              <w:top w:type="dxa" w:w="60"/>
+              <w:left w:type="dxa" w:w="120"/>
+              <w:bottom w:type="dxa" w:w="60"/>
+              <w:right w:type="dxa" w:w="120"/>
+            </w:tcMar>
+          </w:tcPr>
+          <w:p>
+            <w:pPr>
+              <w:spacing w:line="280"/>
+              <w:jc w:val="center"/>
+            </w:pPr>
+            <w:r>
+              <w:rPr>
+                <w:rFonts w:ascii="Times New Roman" w:eastAsia="SimSun"/>
+                <w:b/>
+                <w:bCs/>
+                <w:color w:val="000000"/>
+                <w:sz w:val="21"/>
+                <w:szCs w:val="21"/>
+              </w:rPr>
+              <w:t xml:space="preserve">Jumlah</w:t>
+            </w:r>
+          </w:p>
+        </w:tc>
+        <w:tc>
+          <w:tcPr>
+            <w:tcW w:type="pct" w:w="1500"/>
+            <w:tcBorders>
+              <w:top w:val="none"/>
+              <w:left w:val="none"/>
+              <w:bottom w:val="single" w:color="000000" w:sz="2"/>
+              <w:right w:val="none"/>
+            </w:tcBorders>
+            <w:shd w:fill="F5F7FA" w:val="clear"/>
+            <w:tcMar>
+              <w:top w:type="dxa" w:w="60"/>
+              <w:left w:type="dxa" w:w="120"/>
+              <w:bottom w:type="dxa" w:w="60"/>
+              <w:right w:type="dxa" w:w="120"/>
+            </w:tcMar>
+          </w:tcPr>
+          <w:p>
+            <w:pPr>
+              <w:spacing w:line="280"/>
+              <w:jc w:val="center"/>
+            </w:pPr>
+            <w:r>
+              <w:rPr>
+                <w:rFonts w:ascii="Times New Roman" w:eastAsia="SimSun"/>
+                <w:b/>
+                <w:bCs/>
+                <w:color w:val="000000"/>
+                <w:sz w:val="21"/>
+                <w:szCs w:val="21"/>
+              </w:rPr>
+              <w:t xml:space="preserve">Estimasi Biaya (Rp)</w:t>
+            </w:r>
+          </w:p>
+        </w:tc>
+      </w:tr>
+      <w:tr>
+        <w:trPr>
+          <w:cantSplit/>
+        </w:trPr>
+        <w:tc>
+          <w:tcPr>
+            <w:tcW w:type="pct" w:w="2200"/>
+            <w:tcBorders>
+              <w:top w:val="none"/>
+              <w:left w:val="none"/>
+              <w:bottom w:val="none"/>
+              <w:right w:val="none"/>
+            </w:tcBorders>
+            <w:tcMar>
+              <w:top w:type="dxa" w:w="60"/>
+              <w:left w:type="dxa" w:w="120"/>
+              <w:bottom w:type="dxa" w:w="60"/>
+              <w:right w:type="dxa" w:w="120"/>
+            </w:tcMar>
+          </w:tcPr>
+          <w:p>
+            <w:pPr>
+              <w:spacing w:line="280"/>
+              <w:jc w:val="left"/>
+            </w:pPr>
+            <w:r>
+              <w:rPr>
+                <w:rFonts w:ascii="Times New Roman" w:eastAsia="SimSun"/>
+                <w:color w:val="000000"/>
+                <w:sz w:val="21"/>
+                <w:szCs w:val="21"/>
+              </w:rPr>
+              <w:t xml:space="preserve">ESP32-S3 (satu access point, satu station, plus dua cadangan)</w:t>
+            </w:r>
+          </w:p>
+        </w:tc>
+        <w:tc>
+          <w:tcPr>
+            <w:tcW w:type="pct" w:w="1300"/>
+            <w:tcBorders>
+              <w:top w:val="none"/>
+              <w:left w:val="none"/>
+              <w:bottom w:val="none"/>
+              <w:right w:val="none"/>
+            </w:tcBorders>
+            <w:tcMar>
+              <w:top w:type="dxa" w:w="60"/>
+              <w:left w:type="dxa" w:w="120"/>
+              <w:bottom w:type="dxa" w:w="60"/>
+              <w:right w:type="dxa" w:w="120"/>
+            </w:tcMar>
+          </w:tcPr>
+          <w:p>
+            <w:pPr>
+              <w:spacing w:line="280"/>
+              <w:jc w:val="left"/>
+            </w:pPr>
+            <w:r>
+              <w:rPr>
+                <w:rFonts w:ascii="Times New Roman" w:eastAsia="SimSun"/>
+                <w:color w:val="000000"/>
+                <w:sz w:val="21"/>
+                <w:szCs w:val="21"/>
+              </w:rPr>
+              <w:t xml:space="preserve">4 unit</w:t>
+            </w:r>
+          </w:p>
+        </w:tc>
+        <w:tc>
+          <w:tcPr>
+            <w:tcW w:type="pct" w:w="1500"/>
+            <w:tcBorders>
+              <w:top w:val="none"/>
+              <w:left w:val="none"/>
+              <w:bottom w:val="none"/>
+              <w:right w:val="none"/>
+            </w:tcBorders>
+            <w:tcMar>
+              <w:top w:type="dxa" w:w="60"/>
+              <w:left w:type="dxa" w:w="120"/>
+              <w:bottom w:type="dxa" w:w="60"/>
+              <w:right w:type="dxa" w:w="120"/>
+            </w:tcMar>
+          </w:tcPr>
+          <w:p>
+            <w:pPr>
+              <w:spacing w:line="280"/>
+              <w:jc w:val="left"/>
+            </w:pPr>
+            <w:r>
+              <w:rPr>
+                <w:rFonts w:ascii="Times New Roman" w:eastAsia="SimSun"/>
+                <w:color w:val="000000"/>
+                <w:sz w:val="21"/>
+                <w:szCs w:val="21"/>
+              </w:rPr>
+              <w:t xml:space="preserve">800.000</w:t>
+            </w:r>
+          </w:p>
+        </w:tc>
+      </w:tr>
+      <w:tr>
+        <w:trPr>
+          <w:cantSplit/>
+        </w:trPr>
+        <w:tc>
+          <w:tcPr>
+            <w:tcW w:type="pct" w:w="2200"/>
+            <w:tcBorders>
+              <w:top w:val="none"/>
+              <w:left w:val="none"/>
+              <w:bottom w:val="none"/>
+              <w:right w:val="none"/>
+            </w:tcBorders>
+            <w:tcMar>
+              <w:top w:type="dxa" w:w="60"/>
+              <w:left w:type="dxa" w:w="120"/>
+              <w:bottom w:type="dxa" w:w="60"/>
+              <w:right w:type="dxa" w:w="120"/>
+            </w:tcMar>
+          </w:tcPr>
+          <w:p>
+            <w:pPr>
+              <w:spacing w:line="280"/>
+              <w:jc w:val="left"/>
+            </w:pPr>
+            <w:r>
+              <w:rPr>
+                <w:rFonts w:ascii="Times New Roman" w:eastAsia="SimSun"/>
+                <w:color w:val="000000"/>
+                <w:sz w:val="21"/>
+                <w:szCs w:val="21"/>
+              </w:rPr>
+              <w:t xml:space="preserve">Single board computer (Orange Pi atau Raspberry Pi) + kartu memori</w:t>
+            </w:r>
+          </w:p>
+        </w:tc>
+        <w:tc>
+          <w:tcPr>
+            <w:tcW w:type="pct" w:w="1300"/>
+            <w:tcBorders>
+              <w:top w:val="none"/>
+              <w:left w:val="none"/>
+              <w:bottom w:val="none"/>
+              <w:right w:val="none"/>
+            </w:tcBorders>
+            <w:tcMar>
+              <w:top w:type="dxa" w:w="60"/>
+              <w:left w:type="dxa" w:w="120"/>
+              <w:bottom w:type="dxa" w:w="60"/>
+              <w:right w:type="dxa" w:w="120"/>
+            </w:tcMar>
+          </w:tcPr>
+          <w:p>
+            <w:pPr>
+              <w:spacing w:line="280"/>
+              <w:jc w:val="left"/>
+            </w:pPr>
+            <w:r>
+              <w:rPr>
+                <w:rFonts w:ascii="Times New Roman" w:eastAsia="SimSun"/>
+                <w:color w:val="000000"/>
+                <w:sz w:val="21"/>
+                <w:szCs w:val="21"/>
+              </w:rPr>
+              <w:t xml:space="preserve">1 set</w:t>
+            </w:r>
+          </w:p>
+        </w:tc>
+        <w:tc>
+          <w:tcPr>
+            <w:tcW w:type="pct" w:w="1500"/>
+            <w:tcBorders>
+              <w:top w:val="none"/>
+              <w:left w:val="none"/>
+              <w:bottom w:val="none"/>
+              <w:right w:val="none"/>
+            </w:tcBorders>
+            <w:tcMar>
+              <w:top w:type="dxa" w:w="60"/>
+              <w:left w:type="dxa" w:w="120"/>
+              <w:bottom w:type="dxa" w:w="60"/>
+              <w:right w:type="dxa" w:w="120"/>
+            </w:tcMar>
+          </w:tcPr>
+          <w:p>
+            <w:pPr>
+              <w:spacing w:line="280"/>
+              <w:jc w:val="left"/>
+            </w:pPr>
+            <w:r>
+              <w:rPr>
+                <w:rFonts w:ascii="Times New Roman" w:eastAsia="SimSun"/>
+                <w:color w:val="000000"/>
+                <w:sz w:val="21"/>
+                <w:szCs w:val="21"/>
+              </w:rPr>
+              <w:t xml:space="preserve">750.000</w:t>
+            </w:r>
+          </w:p>
+        </w:tc>
+      </w:tr>
+      <w:tr>
+        <w:trPr>
+          <w:cantSplit/>
+        </w:trPr>
+        <w:tc>
+          <w:tcPr>
+            <w:tcW w:type="pct" w:w="2200"/>
+            <w:tcBorders>
+              <w:top w:val="none"/>
+              <w:left w:val="none"/>
+              <w:bottom w:val="none"/>
+              <w:right w:val="none"/>
+            </w:tcBorders>
+            <w:tcMar>
+              <w:top w:type="dxa" w:w="60"/>
+              <w:left w:type="dxa" w:w="120"/>
+              <w:bottom w:type="dxa" w:w="60"/>
+              <w:right w:type="dxa" w:w="120"/>
+            </w:tcMar>
+          </w:tcPr>
+          <w:p>
+            <w:pPr>
+              <w:spacing w:line="280"/>
+              <w:jc w:val="left"/>
+            </w:pPr>
+            <w:r>
+              <w:rPr>
+                <w:rFonts w:ascii="Times New Roman" w:eastAsia="SimSun"/>
+                <w:color w:val="000000"/>
+                <w:sz w:val="21"/>
+                <w:szCs w:val="21"/>
+              </w:rPr>
+              <w:t xml:space="preserve">Matras keselamatan untuk simulasi jatuh</w:t>
+            </w:r>
+          </w:p>
+        </w:tc>
+        <w:tc>
+          <w:tcPr>
+            <w:tcW w:type="pct" w:w="1300"/>
+            <w:tcBorders>
+              <w:top w:val="none"/>
+              <w:left w:val="none"/>
+              <w:bottom w:val="none"/>
+              <w:right w:val="none"/>
+            </w:tcBorders>
+            <w:tcMar>
+              <w:top w:type="dxa" w:w="60"/>
+              <w:left w:type="dxa" w:w="120"/>
+              <w:bottom w:type="dxa" w:w="60"/>
+              <w:right w:type="dxa" w:w="120"/>
+            </w:tcMar>
+          </w:tcPr>
+          <w:p>
+            <w:pPr>
+              <w:spacing w:line="280"/>
+              <w:jc w:val="left"/>
+            </w:pPr>
+            <w:r>
+              <w:rPr>
+                <w:rFonts w:ascii="Times New Roman" w:eastAsia="SimSun"/>
+                <w:color w:val="000000"/>
+                <w:sz w:val="21"/>
+                <w:szCs w:val="21"/>
+              </w:rPr>
+              <w:t xml:space="preserve">1 unit</w:t>
+            </w:r>
+          </w:p>
+        </w:tc>
+        <w:tc>
+          <w:tcPr>
+            <w:tcW w:type="pct" w:w="1500"/>
+            <w:tcBorders>
+              <w:top w:val="none"/>
+              <w:left w:val="none"/>
+              <w:bottom w:val="none"/>
+              <w:right w:val="none"/>
+            </w:tcBorders>
+            <w:tcMar>
+              <w:top w:type="dxa" w:w="60"/>
+              <w:left w:type="dxa" w:w="120"/>
+              <w:bottom w:type="dxa" w:w="60"/>
+              <w:right w:type="dxa" w:w="120"/>
+            </w:tcMar>
+          </w:tcPr>
+          <w:p>
+            <w:pPr>
+              <w:spacing w:line="280"/>
+              <w:jc w:val="left"/>
+            </w:pPr>
+            <w:r>
+              <w:rPr>
+                <w:rFonts w:ascii="Times New Roman" w:eastAsia="SimSun"/>
+                <w:color w:val="000000"/>
+                <w:sz w:val="21"/>
+                <w:szCs w:val="21"/>
+              </w:rPr>
+              <w:t xml:space="preserve">200.000</w:t>
+            </w:r>
+          </w:p>
+        </w:tc>
+      </w:tr>
+      <w:tr>
+        <w:trPr>
+          <w:cantSplit/>
+        </w:trPr>
+        <w:tc>
+          <w:tcPr>
+            <w:tcW w:type="pct" w:w="2200"/>
+            <w:tcBorders>
+              <w:top w:val="none"/>
+              <w:left w:val="none"/>
+              <w:bottom w:val="none"/>
+              <w:right w:val="none"/>
+            </w:tcBorders>
+            <w:tcMar>
+              <w:top w:type="dxa" w:w="60"/>
+              <w:left w:type="dxa" w:w="120"/>
+              <w:bottom w:type="dxa" w:w="60"/>
+              <w:right w:type="dxa" w:w="120"/>
+            </w:tcMar>
+          </w:tcPr>
+          <w:p>
+            <w:pPr>
+              <w:spacing w:line="280"/>
+              <w:jc w:val="left"/>
+            </w:pPr>
+            <w:r>
+              <w:rPr>
+                <w:rFonts w:ascii="Times New Roman" w:eastAsia="SimSun"/>
+                <w:color w:val="000000"/>
+                <w:sz w:val="21"/>
+                <w:szCs w:val="21"/>
+              </w:rPr>
+              <w:t xml:space="preserve">Bracket, kabel, adaptor, komponen kecil</w:t>
+            </w:r>
+          </w:p>
+        </w:tc>
+        <w:tc>
+          <w:tcPr>
+            <w:tcW w:type="pct" w:w="1300"/>
+            <w:tcBorders>
+              <w:top w:val="none"/>
+              <w:left w:val="none"/>
+              <w:bottom w:val="none"/>
+              <w:right w:val="none"/>
+            </w:tcBorders>
+            <w:tcMar>
+              <w:top w:type="dxa" w:w="60"/>
+              <w:left w:type="dxa" w:w="120"/>
+              <w:bottom w:type="dxa" w:w="60"/>
+              <w:right w:type="dxa" w:w="120"/>
+            </w:tcMar>
+          </w:tcPr>
+          <w:p>
+            <w:pPr>
+              <w:spacing w:line="280"/>
+              <w:jc w:val="left"/>
+            </w:pPr>
+            <w:r>
+              <w:rPr>
+                <w:rFonts w:ascii="Times New Roman" w:eastAsia="SimSun"/>
+                <w:color w:val="000000"/>
+                <w:sz w:val="21"/>
+                <w:szCs w:val="21"/>
+              </w:rPr>
+              <w:t xml:space="preserve">1 set</w:t>
+            </w:r>
+          </w:p>
+        </w:tc>
+        <w:tc>
+          <w:tcPr>
+            <w:tcW w:type="pct" w:w="1500"/>
+            <w:tcBorders>
+              <w:top w:val="none"/>
+              <w:left w:val="none"/>
+              <w:bottom w:val="none"/>
+              <w:right w:val="none"/>
+            </w:tcBorders>
+            <w:tcMar>
+              <w:top w:type="dxa" w:w="60"/>
+              <w:left w:type="dxa" w:w="120"/>
+              <w:bottom w:type="dxa" w:w="60"/>
+              <w:right w:type="dxa" w:w="120"/>
+            </w:tcMar>
+          </w:tcPr>
+          <w:p>
+            <w:pPr>
+              <w:spacing w:line="280"/>
+              <w:jc w:val="left"/>
+            </w:pPr>
+            <w:r>
+              <w:rPr>
+                <w:rFonts w:ascii="Times New Roman" w:eastAsia="SimSun"/>
+                <w:color w:val="000000"/>
+                <w:sz w:val="21"/>
+                <w:szCs w:val="21"/>
+              </w:rPr>
+              <w:t xml:space="preserve">150.000</w:t>
+            </w:r>
+          </w:p>
+        </w:tc>
+      </w:tr>
+      <w:tr>
+        <w:trPr>
+          <w:cantSplit/>
+        </w:trPr>
+        <w:tc>
+          <w:tcPr>
+            <w:tcW w:type="pct" w:w="2200"/>
+            <w:tcBorders>
+              <w:top w:val="none"/>
+              <w:left w:val="none"/>
+              <w:bottom w:val="none"/>
+              <w:right w:val="none"/>
+            </w:tcBorders>
+            <w:tcMar>
+              <w:top w:type="dxa" w:w="60"/>
+              <w:left w:type="dxa" w:w="120"/>
+              <w:bottom w:type="dxa" w:w="60"/>
+              <w:right w:type="dxa" w:w="120"/>
+            </w:tcMar>
+          </w:tcPr>
+          <w:p>
+            <w:pPr>
+              <w:spacing w:line="280"/>
+              <w:jc w:val="left"/>
+            </w:pPr>
+            <w:r>
+              <w:rPr>
+                <w:rFonts w:ascii="Times New Roman" w:eastAsia="SimSun"/>
+                <w:color w:val="000000"/>
+                <w:sz w:val="21"/>
+                <w:szCs w:val="21"/>
+              </w:rPr>
+              <w:t xml:space="preserve">Operasional lokasi dan percetakan dokumen izin</w:t>
+            </w:r>
+          </w:p>
+        </w:tc>
+        <w:tc>
+          <w:tcPr>
+            <w:tcW w:type="pct" w:w="1300"/>
+            <w:tcBorders>
+              <w:top w:val="none"/>
+              <w:left w:val="none"/>
+              <w:bottom w:val="none"/>
+              <w:right w:val="none"/>
+            </w:tcBorders>
+            <w:tcMar>
+              <w:top w:type="dxa" w:w="60"/>
+              <w:left w:type="dxa" w:w="120"/>
+              <w:bottom w:type="dxa" w:w="60"/>
+              <w:right w:type="dxa" w:w="120"/>
+            </w:tcMar>
+          </w:tcPr>
+          <w:p>
+            <w:pPr>
+              <w:spacing w:line="280"/>
+              <w:jc w:val="left"/>
+            </w:pPr>
+            <w:r>
+              <w:rPr>
+                <w:rFonts w:ascii="Times New Roman" w:eastAsia="SimSun"/>
+                <w:color w:val="000000"/>
+                <w:sz w:val="21"/>
+                <w:szCs w:val="21"/>
+              </w:rPr>
+              <w:t xml:space="preserve">—</w:t>
+            </w:r>
+          </w:p>
+        </w:tc>
+        <w:tc>
+          <w:tcPr>
+            <w:tcW w:type="pct" w:w="1500"/>
+            <w:tcBorders>
+              <w:top w:val="none"/>
+              <w:left w:val="none"/>
+              <w:bottom w:val="none"/>
+              <w:right w:val="none"/>
+            </w:tcBorders>
+            <w:tcMar>
+              <w:top w:type="dxa" w:w="60"/>
+              <w:left w:type="dxa" w:w="120"/>
+              <w:bottom w:type="dxa" w:w="60"/>
+              <w:right w:type="dxa" w:w="120"/>
+            </w:tcMar>
+          </w:tcPr>
+          <w:p>
+            <w:pPr>
+              <w:spacing w:line="280"/>
+              <w:jc w:val="left"/>
+            </w:pPr>
+            <w:r>
+              <w:rPr>
+                <w:rFonts w:ascii="Times New Roman" w:eastAsia="SimSun"/>
+                <w:color w:val="000000"/>
+                <w:sz w:val="21"/>
+                <w:szCs w:val="21"/>
+              </w:rPr>
+              <w:t xml:space="preserve">100.000</w:t>
+            </w:r>
+          </w:p>
+        </w:tc>
+      </w:tr>
+      <w:tr>
+        <w:trPr>
+          <w:cantSplit/>
+        </w:trPr>
+        <w:tc>
+          <w:tcPr>
+            <w:tcW w:type="pct" w:w="2200"/>
+            <w:tcBorders>
+              <w:top w:val="none"/>
+              <w:left w:val="none"/>
+              <w:bottom w:val="none"/>
+              <w:right w:val="none"/>
+            </w:tcBorders>
+            <w:tcMar>
+              <w:top w:type="dxa" w:w="60"/>
+              <w:left w:type="dxa" w:w="120"/>
+              <w:bottom w:type="dxa" w:w="60"/>
+              <w:right w:type="dxa" w:w="120"/>
+            </w:tcMar>
+          </w:tcPr>
+          <w:p>
+            <w:pPr>
+              <w:spacing w:line="280"/>
+              <w:jc w:val="left"/>
+            </w:pPr>
+            <w:r>
+              <w:rPr>
+                <w:rFonts w:ascii="Times New Roman" w:eastAsia="SimSun"/>
+                <w:color w:val="000000"/>
+                <w:sz w:val="21"/>
+                <w:szCs w:val="21"/>
+              </w:rPr>
+              <w:t xml:space="preserve">Total</w:t>
+            </w:r>
+          </w:p>
+        </w:tc>
+        <w:tc>
+          <w:tcPr>
+            <w:tcW w:type="pct" w:w="1300"/>
+            <w:tcBorders>
+              <w:top w:val="none"/>
+              <w:left w:val="none"/>
+              <w:bottom w:val="none"/>
+              <w:right w:val="none"/>
+            </w:tcBorders>
+            <w:tcMar>
+              <w:top w:type="dxa" w:w="60"/>
+              <w:left w:type="dxa" w:w="120"/>
+              <w:bottom w:type="dxa" w:w="60"/>
+              <w:right w:type="dxa" w:w="120"/>
+            </w:tcMar>
+          </w:tcPr>
+          <w:p>
+            <w:pPr>
+              <w:spacing w:line="280"/>
+              <w:jc w:val="left"/>
+            </w:pPr>
+            <w:r>
+              <w:rPr>
+                <w:rFonts w:ascii="Times New Roman" w:eastAsia="SimSun"/>
+                <w:color w:val="000000"/>
+                <w:sz w:val="21"/>
+                <w:szCs w:val="21"/>
+              </w:rPr>
+              <w:t xml:space="preserve">—</w:t>
+            </w:r>
+          </w:p>
+        </w:tc>
+        <w:tc>
+          <w:tcPr>
+            <w:tcW w:type="pct" w:w="1500"/>
+            <w:tcBorders>
+              <w:top w:val="none"/>
+              <w:left w:val="none"/>
+              <w:bottom w:val="none"/>
+              <w:right w:val="none"/>
+            </w:tcBorders>
+            <w:tcMar>
+              <w:top w:type="dxa" w:w="60"/>
+              <w:left w:type="dxa" w:w="120"/>
+              <w:bottom w:type="dxa" w:w="60"/>
+              <w:right w:type="dxa" w:w="120"/>
+            </w:tcMar>
+          </w:tcPr>
+          <w:p>
+            <w:pPr>
+              <w:spacing w:line="280"/>
+              <w:jc w:val="left"/>
+            </w:pPr>
+            <w:r>
+              <w:rPr>
+                <w:rFonts w:ascii="Times New Roman" w:eastAsia="SimSun"/>
+                <w:color w:val="000000"/>
+                <w:sz w:val="21"/>
+                <w:szCs w:val="21"/>
+              </w:rPr>
+              <w:t xml:space="preserve">2.000.000</w:t>
+            </w:r>
+          </w:p>
+        </w:tc>
+      </w:tr>
+    </w:tbl>
+    <w:p>
+      <w:pPr>
+        <w:spacing w:after="160" w:line="240"/>
+      </w:pPr>
+      <w:r>
+        <w:rPr>
+          <w:sz w:val="12"/>
+          <w:szCs w:val="12"/>
+        </w:rPr>
+        <w:t xml:space="preserve"> </w:t>
+      </w:r>
+    </w:p>
+    <w:p>
+      <w:pPr>
+        <w:pStyle w:val="Heading2"/>
+        <w:spacing w:after="160" w:before="320" w:line="360"/>
+      </w:pPr>
+      <w:r>
+        <w:rPr>
+          <w:rFonts w:ascii="Times New Roman" w:eastAsia="SimHei"/>
+          <w:b/>
+          <w:bCs/>
+          <w:color w:val="000000"/>
+          <w:sz w:val="30"/>
+          <w:szCs w:val="30"/>
+        </w:rPr>
+        <w:t xml:space="preserve">3.11 Analisis Risiko dan Rencana Cadangan</w:t>
+      </w:r>
+    </w:p>
+    <w:p>
+      <w:pPr>
+        <w:spacing w:after="0" w:line="360"/>
+        <w:ind w:firstLine="709"/>
+        <w:jc w:val="both"/>
+      </w:pPr>
+      <w:r>
+        <w:rPr>
+          <w:rFonts w:ascii="Times New Roman" w:eastAsia="SimSun"/>
+          <w:color w:val="000000"/>
+          <w:sz w:val="24"/>
+          <w:szCs w:val="24"/>
+        </w:rPr>
+        <w:t xml:space="preserve">Tabel 3.3 merangkum risiko utama. Risiko etis ditempatkan di baris pertama karena berhak membatalkan penelitian lebih cepat daripada risiko teknis mana pun.</w:t>
+      </w:r>
+    </w:p>
+    <w:p>
+      <w:pPr>
+        <w:keepNext/>
+        <w:spacing w:after="80" w:before="200" w:line="300"/>
+        <w:jc w:val="center"/>
+      </w:pPr>
+      <w:r>
+        <w:rPr>
+          <w:rFonts w:ascii="Times New Roman" w:eastAsia="SimSun"/>
+          <w:color w:val="000000"/>
+          <w:sz w:val="21"/>
+          <w:szCs w:val="21"/>
+        </w:rPr>
+        <w:t xml:space="preserve">Tabel 3.3 Risiko utama dan rencana cadangan</w:t>
       </w:r>
     </w:p>
     <w:tbl>
@@ -3266,1500 +6681,7 @@
           <w:sz w:val="32"/>
           <w:szCs w:val="32"/>
         </w:rPr>
-        <w:t xml:space="preserve">8. Jadwal Penelitian</w:t>
-      </w:r>
-    </w:p>
-    <w:p>
-      <w:pPr>
-        <w:spacing w:after="0" w:line="360"/>
-        <w:ind w:firstLine="709"/>
-        <w:jc w:val="both"/>
-      </w:pPr>
-      <w:r>
-        <w:rPr>
-          <w:rFonts w:ascii="Times New Roman" w:eastAsia="SimSun"/>
-          <w:color w:val="000000"/>
-          <w:sz w:val="24"/>
-          <w:szCs w:val="24"/>
-        </w:rPr>
-        <w:t xml:space="preserve">Jadwal satu semester disusun dengan gerbang go/no-go pada minggu ketiga, sebagaimana Tabel 4. Persetujuan etik sengaja diletakkan paling awal karena menjadi prasyarat seluruh pengambilan data pada siswa.</w:t>
-      </w:r>
-    </w:p>
-    <w:p>
-      <w:pPr>
-        <w:keepNext/>
-        <w:spacing w:after="80" w:before="200" w:line="300"/>
-        <w:jc w:val="center"/>
-      </w:pPr>
-      <w:r>
-        <w:rPr>
-          <w:rFonts w:ascii="Times New Roman" w:eastAsia="SimSun"/>
-          <w:color w:val="000000"/>
-          <w:sz w:val="21"/>
-          <w:szCs w:val="21"/>
-        </w:rPr>
-        <w:t xml:space="preserve">Tabel 4 Jadwal penelitian satu semester</w:t>
-      </w:r>
-    </w:p>
-    <w:tbl>
-      <w:tblPr>
-        <w:tblW w:type="pct" w:w="5000"/>
-        <w:tblBorders>
-          <w:top w:val="single" w:color="000000" w:sz="4"/>
-          <w:left w:val="none"/>
-          <w:bottom w:val="single" w:color="000000" w:sz="4"/>
-          <w:right w:val="none"/>
-          <w:insideH w:val="none"/>
-          <w:insideV w:val="none"/>
-        </w:tblBorders>
-      </w:tblPr>
-      <w:tblGrid>
-        <w:gridCol w:w="1933"/>
-        <w:gridCol w:w="4042"/>
-        <w:gridCol w:w="2812"/>
-      </w:tblGrid>
-      <w:tr>
-        <w:trPr>
-          <w:cantSplit/>
-          <w:tblHeader/>
-        </w:trPr>
-        <w:tc>
-          <w:tcPr>
-            <w:tcW w:type="pct" w:w="1100"/>
-            <w:tcBorders>
-              <w:top w:val="none"/>
-              <w:left w:val="none"/>
-              <w:bottom w:val="single" w:color="000000" w:sz="2"/>
-              <w:right w:val="none"/>
-            </w:tcBorders>
-            <w:shd w:fill="F5F7FA" w:val="clear"/>
-            <w:tcMar>
-              <w:top w:type="dxa" w:w="60"/>
-              <w:left w:type="dxa" w:w="120"/>
-              <w:bottom w:type="dxa" w:w="60"/>
-              <w:right w:type="dxa" w:w="120"/>
-            </w:tcMar>
-          </w:tcPr>
-          <w:p>
-            <w:pPr>
-              <w:spacing w:line="280"/>
-              <w:jc w:val="center"/>
-            </w:pPr>
-            <w:r>
-              <w:rPr>
-                <w:rFonts w:ascii="Times New Roman" w:eastAsia="SimSun"/>
-                <w:b/>
-                <w:bCs/>
-                <w:color w:val="000000"/>
-                <w:sz w:val="21"/>
-                <w:szCs w:val="21"/>
-              </w:rPr>
-              <w:t xml:space="preserve">Periode</w:t>
-            </w:r>
-          </w:p>
-        </w:tc>
-        <w:tc>
-          <w:tcPr>
-            <w:tcW w:type="pct" w:w="2300"/>
-            <w:tcBorders>
-              <w:top w:val="none"/>
-              <w:left w:val="none"/>
-              <w:bottom w:val="single" w:color="000000" w:sz="2"/>
-              <w:right w:val="none"/>
-            </w:tcBorders>
-            <w:shd w:fill="F5F7FA" w:val="clear"/>
-            <w:tcMar>
-              <w:top w:type="dxa" w:w="60"/>
-              <w:left w:type="dxa" w:w="120"/>
-              <w:bottom w:type="dxa" w:w="60"/>
-              <w:right w:type="dxa" w:w="120"/>
-            </w:tcMar>
-          </w:tcPr>
-          <w:p>
-            <w:pPr>
-              <w:spacing w:line="280"/>
-              <w:jc w:val="center"/>
-            </w:pPr>
-            <w:r>
-              <w:rPr>
-                <w:rFonts w:ascii="Times New Roman" w:eastAsia="SimSun"/>
-                <w:b/>
-                <w:bCs/>
-                <w:color w:val="000000"/>
-                <w:sz w:val="21"/>
-                <w:szCs w:val="21"/>
-              </w:rPr>
-              <w:t xml:space="preserve">Aktivitas</w:t>
-            </w:r>
-          </w:p>
-        </w:tc>
-        <w:tc>
-          <w:tcPr>
-            <w:tcW w:type="pct" w:w="1600"/>
-            <w:tcBorders>
-              <w:top w:val="none"/>
-              <w:left w:val="none"/>
-              <w:bottom w:val="single" w:color="000000" w:sz="2"/>
-              <w:right w:val="none"/>
-            </w:tcBorders>
-            <w:shd w:fill="F5F7FA" w:val="clear"/>
-            <w:tcMar>
-              <w:top w:type="dxa" w:w="60"/>
-              <w:left w:type="dxa" w:w="120"/>
-              <w:bottom w:type="dxa" w:w="60"/>
-              <w:right w:type="dxa" w:w="120"/>
-            </w:tcMar>
-          </w:tcPr>
-          <w:p>
-            <w:pPr>
-              <w:spacing w:line="280"/>
-              <w:jc w:val="center"/>
-            </w:pPr>
-            <w:r>
-              <w:rPr>
-                <w:rFonts w:ascii="Times New Roman" w:eastAsia="SimSun"/>
-                <w:b/>
-                <w:bCs/>
-                <w:color w:val="000000"/>
-                <w:sz w:val="21"/>
-                <w:szCs w:val="21"/>
-              </w:rPr>
-              <w:t xml:space="preserve">Keluaran</w:t>
-            </w:r>
-          </w:p>
-        </w:tc>
-      </w:tr>
-      <w:tr>
-        <w:trPr>
-          <w:cantSplit/>
-        </w:trPr>
-        <w:tc>
-          <w:tcPr>
-            <w:tcW w:type="pct" w:w="1100"/>
-            <w:tcBorders>
-              <w:top w:val="none"/>
-              <w:left w:val="none"/>
-              <w:bottom w:val="none"/>
-              <w:right w:val="none"/>
-            </w:tcBorders>
-            <w:tcMar>
-              <w:top w:type="dxa" w:w="60"/>
-              <w:left w:type="dxa" w:w="120"/>
-              <w:bottom w:type="dxa" w:w="60"/>
-              <w:right w:type="dxa" w:w="120"/>
-            </w:tcMar>
-          </w:tcPr>
-          <w:p>
-            <w:pPr>
-              <w:spacing w:line="280"/>
-              <w:jc w:val="left"/>
-            </w:pPr>
-            <w:r>
-              <w:rPr>
-                <w:rFonts w:ascii="Times New Roman" w:eastAsia="SimSun"/>
-                <w:color w:val="000000"/>
-                <w:sz w:val="21"/>
-                <w:szCs w:val="21"/>
-              </w:rPr>
-              <w:t xml:space="preserve">Minggu 1-3</w:t>
-            </w:r>
-          </w:p>
-        </w:tc>
-        <w:tc>
-          <w:tcPr>
-            <w:tcW w:type="pct" w:w="2300"/>
-            <w:tcBorders>
-              <w:top w:val="none"/>
-              <w:left w:val="none"/>
-              <w:bottom w:val="none"/>
-              <w:right w:val="none"/>
-            </w:tcBorders>
-            <w:tcMar>
-              <w:top w:type="dxa" w:w="60"/>
-              <w:left w:type="dxa" w:w="120"/>
-              <w:bottom w:type="dxa" w:w="60"/>
-              <w:right w:type="dxa" w:w="120"/>
-            </w:tcMar>
-          </w:tcPr>
-          <w:p>
-            <w:pPr>
-              <w:spacing w:line="280"/>
-              <w:jc w:val="left"/>
-            </w:pPr>
-            <w:r>
-              <w:rPr>
-                <w:rFonts w:ascii="Times New Roman" w:eastAsia="SimSun"/>
-                <w:color w:val="000000"/>
-                <w:sz w:val="21"/>
-                <w:szCs w:val="21"/>
-              </w:rPr>
-              <w:t xml:space="preserve">Surat izin berjenjang ke sekolah dan orang tua; pemasangan node; uji Delta-CSI (kosong, satu orang, kelas terisi); kalibrasi 600 frame + 8 anchor</w:t>
-            </w:r>
-          </w:p>
-        </w:tc>
-        <w:tc>
-          <w:tcPr>
-            <w:tcW w:type="pct" w:w="1600"/>
-            <w:tcBorders>
-              <w:top w:val="none"/>
-              <w:left w:val="none"/>
-              <w:bottom w:val="none"/>
-              <w:right w:val="none"/>
-            </w:tcBorders>
-            <w:tcMar>
-              <w:top w:type="dxa" w:w="60"/>
-              <w:left w:type="dxa" w:w="120"/>
-              <w:bottom w:type="dxa" w:w="60"/>
-              <w:right w:type="dxa" w:w="120"/>
-            </w:tcMar>
-          </w:tcPr>
-          <w:p>
-            <w:pPr>
-              <w:spacing w:line="280"/>
-              <w:jc w:val="left"/>
-            </w:pPr>
-            <w:r>
-              <w:rPr>
-                <w:rFonts w:ascii="Times New Roman" w:eastAsia="SimSun"/>
-                <w:color w:val="000000"/>
-                <w:sz w:val="21"/>
-                <w:szCs w:val="21"/>
-              </w:rPr>
-              <w:t xml:space="preserve">Keputusan go/no-go; kelas terkalibrasi; dokumen persetujuan</w:t>
-            </w:r>
-          </w:p>
-        </w:tc>
-      </w:tr>
-      <w:tr>
-        <w:trPr>
-          <w:cantSplit/>
-        </w:trPr>
-        <w:tc>
-          <w:tcPr>
-            <w:tcW w:type="pct" w:w="1100"/>
-            <w:tcBorders>
-              <w:top w:val="none"/>
-              <w:left w:val="none"/>
-              <w:bottom w:val="none"/>
-              <w:right w:val="none"/>
-            </w:tcBorders>
-            <w:tcMar>
-              <w:top w:type="dxa" w:w="60"/>
-              <w:left w:type="dxa" w:w="120"/>
-              <w:bottom w:type="dxa" w:w="60"/>
-              <w:right w:type="dxa" w:w="120"/>
-            </w:tcMar>
-          </w:tcPr>
-          <w:p>
-            <w:pPr>
-              <w:spacing w:line="280"/>
-              <w:jc w:val="left"/>
-            </w:pPr>
-            <w:r>
-              <w:rPr>
-                <w:rFonts w:ascii="Times New Roman" w:eastAsia="SimSun"/>
-                <w:color w:val="000000"/>
-                <w:sz w:val="21"/>
-                <w:szCs w:val="21"/>
-              </w:rPr>
-              <w:t xml:space="preserve">Minggu 4-7</w:t>
-            </w:r>
-          </w:p>
-        </w:tc>
-        <w:tc>
-          <w:tcPr>
-            <w:tcW w:type="pct" w:w="2300"/>
-            <w:tcBorders>
-              <w:top w:val="none"/>
-              <w:left w:val="none"/>
-              <w:bottom w:val="none"/>
-              <w:right w:val="none"/>
-            </w:tcBorders>
-            <w:tcMar>
-              <w:top w:type="dxa" w:w="60"/>
-              <w:left w:type="dxa" w:w="120"/>
-              <w:bottom w:type="dxa" w:w="60"/>
-              <w:right w:type="dxa" w:w="120"/>
-            </w:tcMar>
-          </w:tcPr>
-          <w:p>
-            <w:pPr>
-              <w:spacing w:line="280"/>
-              <w:jc w:val="left"/>
-            </w:pPr>
-            <w:r>
-              <w:rPr>
-                <w:rFonts w:ascii="Times New Roman" w:eastAsia="SimSun"/>
-                <w:color w:val="000000"/>
-                <w:sz w:val="21"/>
-                <w:szCs w:val="21"/>
-              </w:rPr>
-              <w:t xml:space="preserve">Sesi pembelajaran normal terekam sebagai data sensing; skenario terstruktur dipandu guru; simulasi jatuh di matras oleh pendamping</w:t>
-            </w:r>
-          </w:p>
-        </w:tc>
-        <w:tc>
-          <w:tcPr>
-            <w:tcW w:type="pct" w:w="1600"/>
-            <w:tcBorders>
-              <w:top w:val="none"/>
-              <w:left w:val="none"/>
-              <w:bottom w:val="none"/>
-              <w:right w:val="none"/>
-            </w:tcBorders>
-            <w:tcMar>
-              <w:top w:type="dxa" w:w="60"/>
-              <w:left w:type="dxa" w:w="120"/>
-              <w:bottom w:type="dxa" w:w="60"/>
-              <w:right w:type="dxa" w:w="120"/>
-            </w:tcMar>
-          </w:tcPr>
-          <w:p>
-            <w:pPr>
-              <w:spacing w:line="280"/>
-              <w:jc w:val="left"/>
-            </w:pPr>
-            <w:r>
-              <w:rPr>
-                <w:rFonts w:ascii="Times New Roman" w:eastAsia="SimSun"/>
-                <w:color w:val="000000"/>
-                <w:sz w:val="21"/>
-                <w:szCs w:val="21"/>
-              </w:rPr>
-              <w:t xml:space="preserve">Dataset blok hari + catatan kejadian pendamping</w:t>
-            </w:r>
-          </w:p>
-        </w:tc>
-      </w:tr>
-      <w:tr>
-        <w:trPr>
-          <w:cantSplit/>
-        </w:trPr>
-        <w:tc>
-          <w:tcPr>
-            <w:tcW w:type="pct" w:w="1100"/>
-            <w:tcBorders>
-              <w:top w:val="none"/>
-              <w:left w:val="none"/>
-              <w:bottom w:val="none"/>
-              <w:right w:val="none"/>
-            </w:tcBorders>
-            <w:tcMar>
-              <w:top w:type="dxa" w:w="60"/>
-              <w:left w:type="dxa" w:w="120"/>
-              <w:bottom w:type="dxa" w:w="60"/>
-              <w:right w:type="dxa" w:w="120"/>
-            </w:tcMar>
-          </w:tcPr>
-          <w:p>
-            <w:pPr>
-              <w:spacing w:line="280"/>
-              <w:jc w:val="left"/>
-            </w:pPr>
-            <w:r>
-              <w:rPr>
-                <w:rFonts w:ascii="Times New Roman" w:eastAsia="SimSun"/>
-                <w:color w:val="000000"/>
-                <w:sz w:val="21"/>
-                <w:szCs w:val="21"/>
-              </w:rPr>
-              <w:t xml:space="preserve">Minggu 8-11</w:t>
-            </w:r>
-          </w:p>
-        </w:tc>
-        <w:tc>
-          <w:tcPr>
-            <w:tcW w:type="pct" w:w="2300"/>
-            <w:tcBorders>
-              <w:top w:val="none"/>
-              <w:left w:val="none"/>
-              <w:bottom w:val="none"/>
-              <w:right w:val="none"/>
-            </w:tcBorders>
-            <w:tcMar>
-              <w:top w:type="dxa" w:w="60"/>
-              <w:left w:type="dxa" w:w="120"/>
-              <w:bottom w:type="dxa" w:w="60"/>
-              <w:right w:type="dxa" w:w="120"/>
-            </w:tcMar>
-          </w:tcPr>
-          <w:p>
-            <w:pPr>
-              <w:spacing w:line="280"/>
-              <w:jc w:val="left"/>
-            </w:pPr>
-            <w:r>
-              <w:rPr>
-                <w:rFonts w:ascii="Times New Roman" w:eastAsia="SimSun"/>
-                <w:color w:val="000000"/>
-                <w:sz w:val="21"/>
-                <w:szCs w:val="21"/>
-              </w:rPr>
-              <w:t xml:space="preserve">Penyetelan ambang dewasa ke populasi anak; evaluasi presence, anomali inaktivitas, dan deteksi jatuh simulasi; split blok-waktu</w:t>
-            </w:r>
-          </w:p>
-        </w:tc>
-        <w:tc>
-          <w:tcPr>
-            <w:tcW w:type="pct" w:w="1600"/>
-            <w:tcBorders>
-              <w:top w:val="none"/>
-              <w:left w:val="none"/>
-              <w:bottom w:val="none"/>
-              <w:right w:val="none"/>
-            </w:tcBorders>
-            <w:tcMar>
-              <w:top w:type="dxa" w:w="60"/>
-              <w:left w:type="dxa" w:w="120"/>
-              <w:bottom w:type="dxa" w:w="60"/>
-              <w:right w:type="dxa" w:w="120"/>
-            </w:tcMar>
-          </w:tcPr>
-          <w:p>
-            <w:pPr>
-              <w:spacing w:line="280"/>
-              <w:jc w:val="left"/>
-            </w:pPr>
-            <w:r>
-              <w:rPr>
-                <w:rFonts w:ascii="Times New Roman" w:eastAsia="SimSun"/>
-                <w:color w:val="000000"/>
-                <w:sz w:val="21"/>
-                <w:szCs w:val="21"/>
-              </w:rPr>
-              <w:t xml:space="preserve">Tabel parameter anak + metrik sensitivitas/alarm palsu</w:t>
-            </w:r>
-          </w:p>
-        </w:tc>
-      </w:tr>
-      <w:tr>
-        <w:trPr>
-          <w:cantSplit/>
-        </w:trPr>
-        <w:tc>
-          <w:tcPr>
-            <w:tcW w:type="pct" w:w="1100"/>
-            <w:tcBorders>
-              <w:top w:val="none"/>
-              <w:left w:val="none"/>
-              <w:bottom w:val="none"/>
-              <w:right w:val="none"/>
-            </w:tcBorders>
-            <w:tcMar>
-              <w:top w:type="dxa" w:w="60"/>
-              <w:left w:type="dxa" w:w="120"/>
-              <w:bottom w:type="dxa" w:w="60"/>
-              <w:right w:type="dxa" w:w="120"/>
-            </w:tcMar>
-          </w:tcPr>
-          <w:p>
-            <w:pPr>
-              <w:spacing w:line="280"/>
-              <w:jc w:val="left"/>
-            </w:pPr>
-            <w:r>
-              <w:rPr>
-                <w:rFonts w:ascii="Times New Roman" w:eastAsia="SimSun"/>
-                <w:color w:val="000000"/>
-                <w:sz w:val="21"/>
-                <w:szCs w:val="21"/>
-              </w:rPr>
-              <w:t xml:space="preserve">Minggu 12-15</w:t>
-            </w:r>
-          </w:p>
-        </w:tc>
-        <w:tc>
-          <w:tcPr>
-            <w:tcW w:type="pct" w:w="2300"/>
-            <w:tcBorders>
-              <w:top w:val="none"/>
-              <w:left w:val="none"/>
-              <w:bottom w:val="none"/>
-              <w:right w:val="none"/>
-            </w:tcBorders>
-            <w:tcMar>
-              <w:top w:type="dxa" w:w="60"/>
-              <w:left w:type="dxa" w:w="120"/>
-              <w:bottom w:type="dxa" w:w="60"/>
-              <w:right w:type="dxa" w:w="120"/>
-            </w:tcMar>
-          </w:tcPr>
-          <w:p>
-            <w:pPr>
-              <w:spacing w:line="280"/>
-              <w:jc w:val="left"/>
-            </w:pPr>
-            <w:r>
-              <w:rPr>
-                <w:rFonts w:ascii="Times New Roman" w:eastAsia="SimSun"/>
-                <w:color w:val="000000"/>
-                <w:sz w:val="21"/>
-                <w:szCs w:val="21"/>
-              </w:rPr>
-              <w:t xml:space="preserve">Audit alert bersama guru; analisis hasil; perbaikan threshold; penyusunan rekomendasi kalibrasi</w:t>
-            </w:r>
-          </w:p>
-        </w:tc>
-        <w:tc>
-          <w:tcPr>
-            <w:tcW w:type="pct" w:w="1600"/>
-            <w:tcBorders>
-              <w:top w:val="none"/>
-              <w:left w:val="none"/>
-              <w:bottom w:val="none"/>
-              <w:right w:val="none"/>
-            </w:tcBorders>
-            <w:tcMar>
-              <w:top w:type="dxa" w:w="60"/>
-              <w:left w:type="dxa" w:w="120"/>
-              <w:bottom w:type="dxa" w:w="60"/>
-              <w:right w:type="dxa" w:w="120"/>
-            </w:tcMar>
-          </w:tcPr>
-          <w:p>
-            <w:pPr>
-              <w:spacing w:line="280"/>
-              <w:jc w:val="left"/>
-            </w:pPr>
-            <w:r>
-              <w:rPr>
-                <w:rFonts w:ascii="Times New Roman" w:eastAsia="SimSun"/>
-                <w:color w:val="000000"/>
-                <w:sz w:val="21"/>
-                <w:szCs w:val="21"/>
-              </w:rPr>
-              <w:t xml:space="preserve">Hasil evaluasi utuh + rekomendasi parameter</w:t>
-            </w:r>
-          </w:p>
-        </w:tc>
-      </w:tr>
-      <w:tr>
-        <w:trPr>
-          <w:cantSplit/>
-        </w:trPr>
-        <w:tc>
-          <w:tcPr>
-            <w:tcW w:type="pct" w:w="1100"/>
-            <w:tcBorders>
-              <w:top w:val="none"/>
-              <w:left w:val="none"/>
-              <w:bottom w:val="none"/>
-              <w:right w:val="none"/>
-            </w:tcBorders>
-            <w:tcMar>
-              <w:top w:type="dxa" w:w="60"/>
-              <w:left w:type="dxa" w:w="120"/>
-              <w:bottom w:type="dxa" w:w="60"/>
-              <w:right w:type="dxa" w:w="120"/>
-            </w:tcMar>
-          </w:tcPr>
-          <w:p>
-            <w:pPr>
-              <w:spacing w:line="280"/>
-              <w:jc w:val="left"/>
-            </w:pPr>
-            <w:r>
-              <w:rPr>
-                <w:rFonts w:ascii="Times New Roman" w:eastAsia="SimSun"/>
-                <w:color w:val="000000"/>
-                <w:sz w:val="21"/>
-                <w:szCs w:val="21"/>
-              </w:rPr>
-              <w:t xml:space="preserve">Minggu 16-18</w:t>
-            </w:r>
-          </w:p>
-        </w:tc>
-        <w:tc>
-          <w:tcPr>
-            <w:tcW w:type="pct" w:w="2300"/>
-            <w:tcBorders>
-              <w:top w:val="none"/>
-              <w:left w:val="none"/>
-              <w:bottom w:val="none"/>
-              <w:right w:val="none"/>
-            </w:tcBorders>
-            <w:tcMar>
-              <w:top w:type="dxa" w:w="60"/>
-              <w:left w:type="dxa" w:w="120"/>
-              <w:bottom w:type="dxa" w:w="60"/>
-              <w:right w:type="dxa" w:w="120"/>
-            </w:tcMar>
-          </w:tcPr>
-          <w:p>
-            <w:pPr>
-              <w:spacing w:line="280"/>
-              <w:jc w:val="left"/>
-            </w:pPr>
-            <w:r>
-              <w:rPr>
-                <w:rFonts w:ascii="Times New Roman" w:eastAsia="SimSun"/>
-                <w:color w:val="000000"/>
-                <w:sz w:val="21"/>
-                <w:szCs w:val="21"/>
-              </w:rPr>
-              <w:t xml:space="preserve">Penulisan naskah skripsi; finalisasi protokol izin sebagai lampiran; persiapan sidang</w:t>
-            </w:r>
-          </w:p>
-        </w:tc>
-        <w:tc>
-          <w:tcPr>
-            <w:tcW w:type="pct" w:w="1600"/>
-            <w:tcBorders>
-              <w:top w:val="none"/>
-              <w:left w:val="none"/>
-              <w:bottom w:val="none"/>
-              <w:right w:val="none"/>
-            </w:tcBorders>
-            <w:tcMar>
-              <w:top w:type="dxa" w:w="60"/>
-              <w:left w:type="dxa" w:w="120"/>
-              <w:bottom w:type="dxa" w:w="60"/>
-              <w:right w:type="dxa" w:w="120"/>
-            </w:tcMar>
-          </w:tcPr>
-          <w:p>
-            <w:pPr>
-              <w:spacing w:line="280"/>
-              <w:jc w:val="left"/>
-            </w:pPr>
-            <w:r>
-              <w:rPr>
-                <w:rFonts w:ascii="Times New Roman" w:eastAsia="SimSun"/>
-                <w:color w:val="000000"/>
-                <w:sz w:val="21"/>
-                <w:szCs w:val="21"/>
-              </w:rPr>
-              <w:t xml:space="preserve">Naskah skripsi siap sidang</w:t>
-            </w:r>
-          </w:p>
-        </w:tc>
-      </w:tr>
-    </w:tbl>
-    <w:p>
-      <w:pPr>
-        <w:spacing w:after="160" w:line="240"/>
-      </w:pPr>
-      <w:r>
-        <w:rPr>
-          <w:sz w:val="12"/>
-          <w:szCs w:val="12"/>
-        </w:rPr>
-        <w:t xml:space="preserve"> </w:t>
-      </w:r>
-    </w:p>
-    <w:p>
-      <w:pPr>
-        <w:pStyle w:val="Heading1"/>
-        <w:spacing w:after="240" w:before="480" w:line="360"/>
-        <w:jc w:val="center"/>
-      </w:pPr>
-      <w:r>
-        <w:rPr>
-          <w:rFonts w:ascii="Times New Roman" w:eastAsia="SimHei"/>
-          <w:b/>
-          <w:bCs/>
-          <w:color w:val="000000"/>
-          <w:sz w:val="32"/>
-          <w:szCs w:val="32"/>
-        </w:rPr>
-        <w:t xml:space="preserve">9. Estimasi Anggaran</w:t>
-      </w:r>
-    </w:p>
-    <w:p>
-      <w:pPr>
-        <w:spacing w:after="0" w:line="360"/>
-        <w:ind w:firstLine="709"/>
-        <w:jc w:val="both"/>
-      </w:pPr>
-      <w:r>
-        <w:rPr>
-          <w:rFonts w:ascii="Times New Roman" w:eastAsia="SimSun"/>
-          <w:color w:val="000000"/>
-          <w:sz w:val="24"/>
-          <w:szCs w:val="24"/>
-        </w:rPr>
-        <w:t xml:space="preserve">Tabel 5 merangkum estimasi anggaran. Perangkat dipilih serendah mungkin karena fokus penelitian adalah kelayakan, bukan produksi.</w:t>
-      </w:r>
-    </w:p>
-    <w:p>
-      <w:pPr>
-        <w:keepNext/>
-        <w:spacing w:after="80" w:before="200" w:line="300"/>
-        <w:jc w:val="center"/>
-      </w:pPr>
-      <w:r>
-        <w:rPr>
-          <w:rFonts w:ascii="Times New Roman" w:eastAsia="SimSun"/>
-          <w:color w:val="000000"/>
-          <w:sz w:val="21"/>
-          <w:szCs w:val="21"/>
-        </w:rPr>
-        <w:t xml:space="preserve">Tabel 5 Estimasi anggaran perangkat dan operasional</w:t>
-      </w:r>
-    </w:p>
-    <w:tbl>
-      <w:tblPr>
-        <w:tblW w:type="pct" w:w="5000"/>
-        <w:tblBorders>
-          <w:top w:val="single" w:color="000000" w:sz="4"/>
-          <w:left w:val="none"/>
-          <w:bottom w:val="single" w:color="000000" w:sz="4"/>
-          <w:right w:val="none"/>
-          <w:insideH w:val="none"/>
-          <w:insideV w:val="none"/>
-        </w:tblBorders>
-      </w:tblPr>
-      <w:tblGrid>
-        <w:gridCol w:w="3867"/>
-        <w:gridCol w:w="2285"/>
-        <w:gridCol w:w="2636"/>
-      </w:tblGrid>
-      <w:tr>
-        <w:trPr>
-          <w:cantSplit/>
-          <w:tblHeader/>
-        </w:trPr>
-        <w:tc>
-          <w:tcPr>
-            <w:tcW w:type="pct" w:w="2200"/>
-            <w:tcBorders>
-              <w:top w:val="none"/>
-              <w:left w:val="none"/>
-              <w:bottom w:val="single" w:color="000000" w:sz="2"/>
-              <w:right w:val="none"/>
-            </w:tcBorders>
-            <w:shd w:fill="F5F7FA" w:val="clear"/>
-            <w:tcMar>
-              <w:top w:type="dxa" w:w="60"/>
-              <w:left w:type="dxa" w:w="120"/>
-              <w:bottom w:type="dxa" w:w="60"/>
-              <w:right w:type="dxa" w:w="120"/>
-            </w:tcMar>
-          </w:tcPr>
-          <w:p>
-            <w:pPr>
-              <w:spacing w:line="280"/>
-              <w:jc w:val="center"/>
-            </w:pPr>
-            <w:r>
-              <w:rPr>
-                <w:rFonts w:ascii="Times New Roman" w:eastAsia="SimSun"/>
-                <w:b/>
-                <w:bCs/>
-                <w:color w:val="000000"/>
-                <w:sz w:val="21"/>
-                <w:szCs w:val="21"/>
-              </w:rPr>
-              <w:t xml:space="preserve">Komponen</w:t>
-            </w:r>
-          </w:p>
-        </w:tc>
-        <w:tc>
-          <w:tcPr>
-            <w:tcW w:type="pct" w:w="1300"/>
-            <w:tcBorders>
-              <w:top w:val="none"/>
-              <w:left w:val="none"/>
-              <w:bottom w:val="single" w:color="000000" w:sz="2"/>
-              <w:right w:val="none"/>
-            </w:tcBorders>
-            <w:shd w:fill="F5F7FA" w:val="clear"/>
-            <w:tcMar>
-              <w:top w:type="dxa" w:w="60"/>
-              <w:left w:type="dxa" w:w="120"/>
-              <w:bottom w:type="dxa" w:w="60"/>
-              <w:right w:type="dxa" w:w="120"/>
-            </w:tcMar>
-          </w:tcPr>
-          <w:p>
-            <w:pPr>
-              <w:spacing w:line="280"/>
-              <w:jc w:val="center"/>
-            </w:pPr>
-            <w:r>
-              <w:rPr>
-                <w:rFonts w:ascii="Times New Roman" w:eastAsia="SimSun"/>
-                <w:b/>
-                <w:bCs/>
-                <w:color w:val="000000"/>
-                <w:sz w:val="21"/>
-                <w:szCs w:val="21"/>
-              </w:rPr>
-              <w:t xml:space="preserve">Jumlah</w:t>
-            </w:r>
-          </w:p>
-        </w:tc>
-        <w:tc>
-          <w:tcPr>
-            <w:tcW w:type="pct" w:w="1500"/>
-            <w:tcBorders>
-              <w:top w:val="none"/>
-              <w:left w:val="none"/>
-              <w:bottom w:val="single" w:color="000000" w:sz="2"/>
-              <w:right w:val="none"/>
-            </w:tcBorders>
-            <w:shd w:fill="F5F7FA" w:val="clear"/>
-            <w:tcMar>
-              <w:top w:type="dxa" w:w="60"/>
-              <w:left w:type="dxa" w:w="120"/>
-              <w:bottom w:type="dxa" w:w="60"/>
-              <w:right w:type="dxa" w:w="120"/>
-            </w:tcMar>
-          </w:tcPr>
-          <w:p>
-            <w:pPr>
-              <w:spacing w:line="280"/>
-              <w:jc w:val="center"/>
-            </w:pPr>
-            <w:r>
-              <w:rPr>
-                <w:rFonts w:ascii="Times New Roman" w:eastAsia="SimSun"/>
-                <w:b/>
-                <w:bCs/>
-                <w:color w:val="000000"/>
-                <w:sz w:val="21"/>
-                <w:szCs w:val="21"/>
-              </w:rPr>
-              <w:t xml:space="preserve">Estimasi Biaya</w:t>
-            </w:r>
-          </w:p>
-        </w:tc>
-      </w:tr>
-      <w:tr>
-        <w:trPr>
-          <w:cantSplit/>
-        </w:trPr>
-        <w:tc>
-          <w:tcPr>
-            <w:tcW w:type="pct" w:w="2200"/>
-            <w:tcBorders>
-              <w:top w:val="none"/>
-              <w:left w:val="none"/>
-              <w:bottom w:val="none"/>
-              <w:right w:val="none"/>
-            </w:tcBorders>
-            <w:tcMar>
-              <w:top w:type="dxa" w:w="60"/>
-              <w:left w:type="dxa" w:w="120"/>
-              <w:bottom w:type="dxa" w:w="60"/>
-              <w:right w:type="dxa" w:w="120"/>
-            </w:tcMar>
-          </w:tcPr>
-          <w:p>
-            <w:pPr>
-              <w:spacing w:line="280"/>
-              <w:jc w:val="left"/>
-            </w:pPr>
-            <w:r>
-              <w:rPr>
-                <w:rFonts w:ascii="Times New Roman" w:eastAsia="SimSun"/>
-                <w:color w:val="000000"/>
-                <w:sz w:val="21"/>
-                <w:szCs w:val="21"/>
-              </w:rPr>
-              <w:t xml:space="preserve">ESP32-S3 (satu access point, dua station, plus satu cadangan)</w:t>
-            </w:r>
-          </w:p>
-        </w:tc>
-        <w:tc>
-          <w:tcPr>
-            <w:tcW w:type="pct" w:w="1300"/>
-            <w:tcBorders>
-              <w:top w:val="none"/>
-              <w:left w:val="none"/>
-              <w:bottom w:val="none"/>
-              <w:right w:val="none"/>
-            </w:tcBorders>
-            <w:tcMar>
-              <w:top w:type="dxa" w:w="60"/>
-              <w:left w:type="dxa" w:w="120"/>
-              <w:bottom w:type="dxa" w:w="60"/>
-              <w:right w:type="dxa" w:w="120"/>
-            </w:tcMar>
-          </w:tcPr>
-          <w:p>
-            <w:pPr>
-              <w:spacing w:line="280"/>
-              <w:jc w:val="left"/>
-            </w:pPr>
-            <w:r>
-              <w:rPr>
-                <w:rFonts w:ascii="Times New Roman" w:eastAsia="SimSun"/>
-                <w:color w:val="000000"/>
-                <w:sz w:val="21"/>
-                <w:szCs w:val="21"/>
-              </w:rPr>
-              <w:t xml:space="preserve">4 unit</w:t>
-            </w:r>
-          </w:p>
-        </w:tc>
-        <w:tc>
-          <w:tcPr>
-            <w:tcW w:type="pct" w:w="1500"/>
-            <w:tcBorders>
-              <w:top w:val="none"/>
-              <w:left w:val="none"/>
-              <w:bottom w:val="none"/>
-              <w:right w:val="none"/>
-            </w:tcBorders>
-            <w:tcMar>
-              <w:top w:type="dxa" w:w="60"/>
-              <w:left w:type="dxa" w:w="120"/>
-              <w:bottom w:type="dxa" w:w="60"/>
-              <w:right w:type="dxa" w:w="120"/>
-            </w:tcMar>
-          </w:tcPr>
-          <w:p>
-            <w:pPr>
-              <w:spacing w:line="280"/>
-              <w:jc w:val="left"/>
-            </w:pPr>
-            <w:r>
-              <w:rPr>
-                <w:rFonts w:ascii="Times New Roman" w:eastAsia="SimSun"/>
-                <w:color w:val="000000"/>
-                <w:sz w:val="21"/>
-                <w:szCs w:val="21"/>
-              </w:rPr>
-              <w:t xml:space="preserve">Rp 800.000</w:t>
-            </w:r>
-          </w:p>
-        </w:tc>
-      </w:tr>
-      <w:tr>
-        <w:trPr>
-          <w:cantSplit/>
-        </w:trPr>
-        <w:tc>
-          <w:tcPr>
-            <w:tcW w:type="pct" w:w="2200"/>
-            <w:tcBorders>
-              <w:top w:val="none"/>
-              <w:left w:val="none"/>
-              <w:bottom w:val="none"/>
-              <w:right w:val="none"/>
-            </w:tcBorders>
-            <w:tcMar>
-              <w:top w:type="dxa" w:w="60"/>
-              <w:left w:type="dxa" w:w="120"/>
-              <w:bottom w:type="dxa" w:w="60"/>
-              <w:right w:type="dxa" w:w="120"/>
-            </w:tcMar>
-          </w:tcPr>
-          <w:p>
-            <w:pPr>
-              <w:spacing w:line="280"/>
-              <w:jc w:val="left"/>
-            </w:pPr>
-            <w:r>
-              <w:rPr>
-                <w:rFonts w:ascii="Times New Roman" w:eastAsia="SimSun"/>
-                <w:color w:val="000000"/>
-                <w:sz w:val="21"/>
-                <w:szCs w:val="21"/>
-              </w:rPr>
-              <w:t xml:space="preserve">Single board computer (Orange Pi atau Raspberry Pi) + kartu memori</w:t>
-            </w:r>
-          </w:p>
-        </w:tc>
-        <w:tc>
-          <w:tcPr>
-            <w:tcW w:type="pct" w:w="1300"/>
-            <w:tcBorders>
-              <w:top w:val="none"/>
-              <w:left w:val="none"/>
-              <w:bottom w:val="none"/>
-              <w:right w:val="none"/>
-            </w:tcBorders>
-            <w:tcMar>
-              <w:top w:type="dxa" w:w="60"/>
-              <w:left w:type="dxa" w:w="120"/>
-              <w:bottom w:type="dxa" w:w="60"/>
-              <w:right w:type="dxa" w:w="120"/>
-            </w:tcMar>
-          </w:tcPr>
-          <w:p>
-            <w:pPr>
-              <w:spacing w:line="280"/>
-              <w:jc w:val="left"/>
-            </w:pPr>
-            <w:r>
-              <w:rPr>
-                <w:rFonts w:ascii="Times New Roman" w:eastAsia="SimSun"/>
-                <w:color w:val="000000"/>
-                <w:sz w:val="21"/>
-                <w:szCs w:val="21"/>
-              </w:rPr>
-              <w:t xml:space="preserve">1 set</w:t>
-            </w:r>
-          </w:p>
-        </w:tc>
-        <w:tc>
-          <w:tcPr>
-            <w:tcW w:type="pct" w:w="1500"/>
-            <w:tcBorders>
-              <w:top w:val="none"/>
-              <w:left w:val="none"/>
-              <w:bottom w:val="none"/>
-              <w:right w:val="none"/>
-            </w:tcBorders>
-            <w:tcMar>
-              <w:top w:type="dxa" w:w="60"/>
-              <w:left w:type="dxa" w:w="120"/>
-              <w:bottom w:type="dxa" w:w="60"/>
-              <w:right w:type="dxa" w:w="120"/>
-            </w:tcMar>
-          </w:tcPr>
-          <w:p>
-            <w:pPr>
-              <w:spacing w:line="280"/>
-              <w:jc w:val="left"/>
-            </w:pPr>
-            <w:r>
-              <w:rPr>
-                <w:rFonts w:ascii="Times New Roman" w:eastAsia="SimSun"/>
-                <w:color w:val="000000"/>
-                <w:sz w:val="21"/>
-                <w:szCs w:val="21"/>
-              </w:rPr>
-              <w:t xml:space="preserve">Rp 750.000</w:t>
-            </w:r>
-          </w:p>
-        </w:tc>
-      </w:tr>
-      <w:tr>
-        <w:trPr>
-          <w:cantSplit/>
-        </w:trPr>
-        <w:tc>
-          <w:tcPr>
-            <w:tcW w:type="pct" w:w="2200"/>
-            <w:tcBorders>
-              <w:top w:val="none"/>
-              <w:left w:val="none"/>
-              <w:bottom w:val="none"/>
-              <w:right w:val="none"/>
-            </w:tcBorders>
-            <w:tcMar>
-              <w:top w:type="dxa" w:w="60"/>
-              <w:left w:type="dxa" w:w="120"/>
-              <w:bottom w:type="dxa" w:w="60"/>
-              <w:right w:type="dxa" w:w="120"/>
-            </w:tcMar>
-          </w:tcPr>
-          <w:p>
-            <w:pPr>
-              <w:spacing w:line="280"/>
-              <w:jc w:val="left"/>
-            </w:pPr>
-            <w:r>
-              <w:rPr>
-                <w:rFonts w:ascii="Times New Roman" w:eastAsia="SimSun"/>
-                <w:color w:val="000000"/>
-                <w:sz w:val="21"/>
-                <w:szCs w:val="21"/>
-              </w:rPr>
-              <w:t xml:space="preserve">Matras keselamatan untuk simulasi jatuh</w:t>
-            </w:r>
-          </w:p>
-        </w:tc>
-        <w:tc>
-          <w:tcPr>
-            <w:tcW w:type="pct" w:w="1300"/>
-            <w:tcBorders>
-              <w:top w:val="none"/>
-              <w:left w:val="none"/>
-              <w:bottom w:val="none"/>
-              <w:right w:val="none"/>
-            </w:tcBorders>
-            <w:tcMar>
-              <w:top w:type="dxa" w:w="60"/>
-              <w:left w:type="dxa" w:w="120"/>
-              <w:bottom w:type="dxa" w:w="60"/>
-              <w:right w:type="dxa" w:w="120"/>
-            </w:tcMar>
-          </w:tcPr>
-          <w:p>
-            <w:pPr>
-              <w:spacing w:line="280"/>
-              <w:jc w:val="left"/>
-            </w:pPr>
-            <w:r>
-              <w:rPr>
-                <w:rFonts w:ascii="Times New Roman" w:eastAsia="SimSun"/>
-                <w:color w:val="000000"/>
-                <w:sz w:val="21"/>
-                <w:szCs w:val="21"/>
-              </w:rPr>
-              <w:t xml:space="preserve">1 unit</w:t>
-            </w:r>
-          </w:p>
-        </w:tc>
-        <w:tc>
-          <w:tcPr>
-            <w:tcW w:type="pct" w:w="1500"/>
-            <w:tcBorders>
-              <w:top w:val="none"/>
-              <w:left w:val="none"/>
-              <w:bottom w:val="none"/>
-              <w:right w:val="none"/>
-            </w:tcBorders>
-            <w:tcMar>
-              <w:top w:type="dxa" w:w="60"/>
-              <w:left w:type="dxa" w:w="120"/>
-              <w:bottom w:type="dxa" w:w="60"/>
-              <w:right w:type="dxa" w:w="120"/>
-            </w:tcMar>
-          </w:tcPr>
-          <w:p>
-            <w:pPr>
-              <w:spacing w:line="280"/>
-              <w:jc w:val="left"/>
-            </w:pPr>
-            <w:r>
-              <w:rPr>
-                <w:rFonts w:ascii="Times New Roman" w:eastAsia="SimSun"/>
-                <w:color w:val="000000"/>
-                <w:sz w:val="21"/>
-                <w:szCs w:val="21"/>
-              </w:rPr>
-              <w:t xml:space="preserve">Rp 200.000</w:t>
-            </w:r>
-          </w:p>
-        </w:tc>
-      </w:tr>
-      <w:tr>
-        <w:trPr>
-          <w:cantSplit/>
-        </w:trPr>
-        <w:tc>
-          <w:tcPr>
-            <w:tcW w:type="pct" w:w="2200"/>
-            <w:tcBorders>
-              <w:top w:val="none"/>
-              <w:left w:val="none"/>
-              <w:bottom w:val="none"/>
-              <w:right w:val="none"/>
-            </w:tcBorders>
-            <w:tcMar>
-              <w:top w:type="dxa" w:w="60"/>
-              <w:left w:type="dxa" w:w="120"/>
-              <w:bottom w:type="dxa" w:w="60"/>
-              <w:right w:type="dxa" w:w="120"/>
-            </w:tcMar>
-          </w:tcPr>
-          <w:p>
-            <w:pPr>
-              <w:spacing w:line="280"/>
-              <w:jc w:val="left"/>
-            </w:pPr>
-            <w:r>
-              <w:rPr>
-                <w:rFonts w:ascii="Times New Roman" w:eastAsia="SimSun"/>
-                <w:color w:val="000000"/>
-                <w:sz w:val="21"/>
-                <w:szCs w:val="21"/>
-              </w:rPr>
-              <w:t xml:space="preserve">Bracket, kabel, adaptor, komponen kecil</w:t>
-            </w:r>
-          </w:p>
-        </w:tc>
-        <w:tc>
-          <w:tcPr>
-            <w:tcW w:type="pct" w:w="1300"/>
-            <w:tcBorders>
-              <w:top w:val="none"/>
-              <w:left w:val="none"/>
-              <w:bottom w:val="none"/>
-              <w:right w:val="none"/>
-            </w:tcBorders>
-            <w:tcMar>
-              <w:top w:type="dxa" w:w="60"/>
-              <w:left w:type="dxa" w:w="120"/>
-              <w:bottom w:type="dxa" w:w="60"/>
-              <w:right w:type="dxa" w:w="120"/>
-            </w:tcMar>
-          </w:tcPr>
-          <w:p>
-            <w:pPr>
-              <w:spacing w:line="280"/>
-              <w:jc w:val="left"/>
-            </w:pPr>
-            <w:r>
-              <w:rPr>
-                <w:rFonts w:ascii="Times New Roman" w:eastAsia="SimSun"/>
-                <w:color w:val="000000"/>
-                <w:sz w:val="21"/>
-                <w:szCs w:val="21"/>
-              </w:rPr>
-              <w:t xml:space="preserve">1 set</w:t>
-            </w:r>
-          </w:p>
-        </w:tc>
-        <w:tc>
-          <w:tcPr>
-            <w:tcW w:type="pct" w:w="1500"/>
-            <w:tcBorders>
-              <w:top w:val="none"/>
-              <w:left w:val="none"/>
-              <w:bottom w:val="none"/>
-              <w:right w:val="none"/>
-            </w:tcBorders>
-            <w:tcMar>
-              <w:top w:type="dxa" w:w="60"/>
-              <w:left w:type="dxa" w:w="120"/>
-              <w:bottom w:type="dxa" w:w="60"/>
-              <w:right w:type="dxa" w:w="120"/>
-            </w:tcMar>
-          </w:tcPr>
-          <w:p>
-            <w:pPr>
-              <w:spacing w:line="280"/>
-              <w:jc w:val="left"/>
-            </w:pPr>
-            <w:r>
-              <w:rPr>
-                <w:rFonts w:ascii="Times New Roman" w:eastAsia="SimSun"/>
-                <w:color w:val="000000"/>
-                <w:sz w:val="21"/>
-                <w:szCs w:val="21"/>
-              </w:rPr>
-              <w:t xml:space="preserve">Rp 150.000</w:t>
-            </w:r>
-          </w:p>
-        </w:tc>
-      </w:tr>
-      <w:tr>
-        <w:trPr>
-          <w:cantSplit/>
-        </w:trPr>
-        <w:tc>
-          <w:tcPr>
-            <w:tcW w:type="pct" w:w="2200"/>
-            <w:tcBorders>
-              <w:top w:val="none"/>
-              <w:left w:val="none"/>
-              <w:bottom w:val="none"/>
-              <w:right w:val="none"/>
-            </w:tcBorders>
-            <w:tcMar>
-              <w:top w:type="dxa" w:w="60"/>
-              <w:left w:type="dxa" w:w="120"/>
-              <w:bottom w:type="dxa" w:w="60"/>
-              <w:right w:type="dxa" w:w="120"/>
-            </w:tcMar>
-          </w:tcPr>
-          <w:p>
-            <w:pPr>
-              <w:spacing w:line="280"/>
-              <w:jc w:val="left"/>
-            </w:pPr>
-            <w:r>
-              <w:rPr>
-                <w:rFonts w:ascii="Times New Roman" w:eastAsia="SimSun"/>
-                <w:color w:val="000000"/>
-                <w:sz w:val="21"/>
-                <w:szCs w:val="21"/>
-              </w:rPr>
-              <w:t xml:space="preserve">Operasional lokasi dan percetakan dokumen izin</w:t>
-            </w:r>
-          </w:p>
-        </w:tc>
-        <w:tc>
-          <w:tcPr>
-            <w:tcW w:type="pct" w:w="1300"/>
-            <w:tcBorders>
-              <w:top w:val="none"/>
-              <w:left w:val="none"/>
-              <w:bottom w:val="none"/>
-              <w:right w:val="none"/>
-            </w:tcBorders>
-            <w:tcMar>
-              <w:top w:type="dxa" w:w="60"/>
-              <w:left w:type="dxa" w:w="120"/>
-              <w:bottom w:type="dxa" w:w="60"/>
-              <w:right w:type="dxa" w:w="120"/>
-            </w:tcMar>
-          </w:tcPr>
-          <w:p>
-            <w:pPr>
-              <w:spacing w:line="280"/>
-              <w:jc w:val="left"/>
-            </w:pPr>
-            <w:r>
-              <w:rPr>
-                <w:rFonts w:ascii="Times New Roman" w:eastAsia="SimSun"/>
-                <w:color w:val="000000"/>
-                <w:sz w:val="21"/>
-                <w:szCs w:val="21"/>
-              </w:rPr>
-              <w:t xml:space="preserve">—</w:t>
-            </w:r>
-          </w:p>
-        </w:tc>
-        <w:tc>
-          <w:tcPr>
-            <w:tcW w:type="pct" w:w="1500"/>
-            <w:tcBorders>
-              <w:top w:val="none"/>
-              <w:left w:val="none"/>
-              <w:bottom w:val="none"/>
-              <w:right w:val="none"/>
-            </w:tcBorders>
-            <w:tcMar>
-              <w:top w:type="dxa" w:w="60"/>
-              <w:left w:type="dxa" w:w="120"/>
-              <w:bottom w:type="dxa" w:w="60"/>
-              <w:right w:type="dxa" w:w="120"/>
-            </w:tcMar>
-          </w:tcPr>
-          <w:p>
-            <w:pPr>
-              <w:spacing w:line="280"/>
-              <w:jc w:val="left"/>
-            </w:pPr>
-            <w:r>
-              <w:rPr>
-                <w:rFonts w:ascii="Times New Roman" w:eastAsia="SimSun"/>
-                <w:color w:val="000000"/>
-                <w:sz w:val="21"/>
-                <w:szCs w:val="21"/>
-              </w:rPr>
-              <w:t xml:space="preserve">Rp 100.000</w:t>
-            </w:r>
-          </w:p>
-        </w:tc>
-      </w:tr>
-      <w:tr>
-        <w:trPr>
-          <w:cantSplit/>
-        </w:trPr>
-        <w:tc>
-          <w:tcPr>
-            <w:tcW w:type="pct" w:w="2200"/>
-            <w:tcBorders>
-              <w:top w:val="none"/>
-              <w:left w:val="none"/>
-              <w:bottom w:val="none"/>
-              <w:right w:val="none"/>
-            </w:tcBorders>
-            <w:tcMar>
-              <w:top w:type="dxa" w:w="60"/>
-              <w:left w:type="dxa" w:w="120"/>
-              <w:bottom w:type="dxa" w:w="60"/>
-              <w:right w:type="dxa" w:w="120"/>
-            </w:tcMar>
-          </w:tcPr>
-          <w:p>
-            <w:pPr>
-              <w:spacing w:line="280"/>
-              <w:jc w:val="left"/>
-            </w:pPr>
-            <w:r>
-              <w:rPr>
-                <w:rFonts w:ascii="Times New Roman" w:eastAsia="SimSun"/>
-                <w:color w:val="000000"/>
-                <w:sz w:val="21"/>
-                <w:szCs w:val="21"/>
-              </w:rPr>
-              <w:t xml:space="preserve">Total</w:t>
-            </w:r>
-          </w:p>
-        </w:tc>
-        <w:tc>
-          <w:tcPr>
-            <w:tcW w:type="pct" w:w="1300"/>
-            <w:tcBorders>
-              <w:top w:val="none"/>
-              <w:left w:val="none"/>
-              <w:bottom w:val="none"/>
-              <w:right w:val="none"/>
-            </w:tcBorders>
-            <w:tcMar>
-              <w:top w:type="dxa" w:w="60"/>
-              <w:left w:type="dxa" w:w="120"/>
-              <w:bottom w:type="dxa" w:w="60"/>
-              <w:right w:type="dxa" w:w="120"/>
-            </w:tcMar>
-          </w:tcPr>
-          <w:p>
-            <w:pPr>
-              <w:spacing w:line="280"/>
-              <w:jc w:val="left"/>
-            </w:pPr>
-            <w:r>
-              <w:rPr>
-                <w:rFonts w:ascii="Times New Roman" w:eastAsia="SimSun"/>
-                <w:color w:val="000000"/>
-                <w:sz w:val="21"/>
-                <w:szCs w:val="21"/>
-              </w:rPr>
-              <w:t xml:space="preserve">—</w:t>
-            </w:r>
-          </w:p>
-        </w:tc>
-        <w:tc>
-          <w:tcPr>
-            <w:tcW w:type="pct" w:w="1500"/>
-            <w:tcBorders>
-              <w:top w:val="none"/>
-              <w:left w:val="none"/>
-              <w:bottom w:val="none"/>
-              <w:right w:val="none"/>
-            </w:tcBorders>
-            <w:tcMar>
-              <w:top w:type="dxa" w:w="60"/>
-              <w:left w:type="dxa" w:w="120"/>
-              <w:bottom w:type="dxa" w:w="60"/>
-              <w:right w:type="dxa" w:w="120"/>
-            </w:tcMar>
-          </w:tcPr>
-          <w:p>
-            <w:pPr>
-              <w:spacing w:line="280"/>
-              <w:jc w:val="left"/>
-            </w:pPr>
-            <w:r>
-              <w:rPr>
-                <w:rFonts w:ascii="Times New Roman" w:eastAsia="SimSun"/>
-                <w:color w:val="000000"/>
-                <w:sz w:val="21"/>
-                <w:szCs w:val="21"/>
-              </w:rPr>
-              <w:t xml:space="preserve">Rp 2.000.000</w:t>
-            </w:r>
-          </w:p>
-        </w:tc>
-      </w:tr>
-    </w:tbl>
-    <w:p>
-      <w:pPr>
-        <w:spacing w:after="160" w:line="240"/>
-      </w:pPr>
-      <w:r>
-        <w:rPr>
-          <w:sz w:val="12"/>
-          <w:szCs w:val="12"/>
-        </w:rPr>
-        <w:t xml:space="preserve"> </w:t>
-      </w:r>
-    </w:p>
-    <w:p>
-      <w:pPr>
-        <w:pStyle w:val="Heading1"/>
-        <w:spacing w:after="240" w:before="480" w:line="360"/>
-        <w:jc w:val="center"/>
-      </w:pPr>
-      <w:r>
-        <w:rPr>
-          <w:rFonts w:ascii="Times New Roman" w:eastAsia="SimHei"/>
-          <w:b/>
-          <w:bCs/>
-          <w:color w:val="000000"/>
-          <w:sz w:val="32"/>
-          <w:szCs w:val="32"/>
-        </w:rPr>
-        <w:t xml:space="preserve">10. Daftar Referensi</w:t>
+        <w:t xml:space="preserve">DAFTAR PUSTAKA</w:t>
       </w:r>
     </w:p>
     <w:p>
@@ -5063,7 +6985,7 @@
         <w:sz w:val="18"/>
         <w:szCs w:val="18"/>
       </w:rPr>
-      <w:t xml:space="preserve">Proposal Pengajuan Judul Skripsi — Ruang Kelas SLB (WiFi CSI pada ESP32)</w:t>
+      <w:t xml:space="preserve">Proposal Pengajuan Judul Skripsi — Ruang Kelas SLB (Wi-Fi CSI pada ESP32)</w:t>
     </w:r>
   </w:p>
 </w:hdr>

--- a/03-dpj/DPJ-2_Proposal_Judul_Ruang_Kelas_SLB.docx
+++ b/03-dpj/DPJ-2_Proposal_Judul_Ruang_Kelas_SLB.docx
@@ -188,7 +188,7 @@
           <w:sz w:val="24"/>
           <w:szCs w:val="24"/>
         </w:rPr>
-        <w:t xml:space="preserve">Perkembangan teknologi telah memengaruhi berbagai bidang layanan pendidikan, termasuk cara sekolah menjaga keselamatan dan kenyamanan peserta didiknya di dalam kelas. Pada Sekolah Luar Biasa (SLB), tuntutan tersebut lebih besar karena sekolah melayani siswa dengan kebutuhan pendampingan yang lebih intens daripada sekolah umum. Guru dan pendamping perlu mengawasi aktivitas, keselamatan, dan kondisi siswa di ruang kelas secara terus-menerus, sementara rasio pendamping terhadap siswa sering kali terbatas. Kejadian seperti anak jatuh, pingsan, atau tidak bergerak terlalu lama di pojok kelas tidak selalu segera terlihat, terutama pada jam pembelajaran individual di mana perhatian guru terbagi. Kondisi tersebut menunjukkan bahwa kebutuhan akan alat bantu peringatan dini di ruang kelas nyata dan spesifik pada konteks ini.</w:t>
+        <w:t xml:space="preserve">Perkembangan teknologi telah memengaruhi berbagai bidang layanan pendidikan, termasuk cara sekolah menjaga keselamatan dan kenyamanan peserta didiknya di dalam kelas. Pada Sekolah Luar Biasa (SLB), tuntutan tersebut lebih besar karena sekolah melayani siswa dengan kebutuhan pendampingan yang lebih intens daripada sekolah umum. Guru dan pendamping perlu mengawasi aktivitas, keselamatan, dan kondisi siswa di ruang kelas secara terus-menerus, sementara rasio pendamping terhadap siswa sering kali terbatas. Kejadian seperti anak jatuh, pingsan, atau tidak bergerak terlalu lama di pojok kelas tidak selalu segera terlihat, terutama pada jam pembelajaran individual saat perhatian guru terbagi. Kondisi tersebut menunjukkan bahwa kebutuhan akan alat bantu peringatan dini di ruang kelas nyata dan spesifik pada konteks ini.</w:t>
       </w:r>
     </w:p>
     <w:p>
@@ -204,7 +204,7 @@
           <w:sz w:val="24"/>
           <w:szCs w:val="24"/>
         </w:rPr>
-        <w:t xml:space="preserve">Solusi pemantauan yang paling umum adalah kamera, tetapi pemasangan kamera di ruang kelas anak berkebutuhan khusus menimbulkan beban etis yang berat: kepekaan terhadap identitas, penyimpanan rekaman, potensi penyalahgunaan, serta kekhawatiran orang tua. Wi-Fi Channel State Information (CSI) merupakan alternatif yang secara prinsip tidak merekam wajah dan tidak membedakan identitas individu, sekaligus mampu melaporkan ada tidaknya orang, intensitas gerakan, hingga kejadian jatuh dari modulasi sinyal antara pemancar dan penerima. Ma et al. (2019) menjelaskan bahwa keluarga kemampuan sensing Wi-Fi pada manusia telah mencakup pengenalan aktivitas dan deteksi jatuh [1], dan Jiang et al. (2018) menempatkannya di dalam ekosistem smart home yang menuntut privasi [3]. Pada penelitian ini, CSI digunakan untuk memantau kondisi ruang kelas secara agregat tanpa menyentuh identitas siapa pun.</w:t>
+        <w:t xml:space="preserve">Solusi pemantauan yang paling umum adalah kamera, tetapi pemasangan kamera di ruang kelas anak berkebutuhan khusus menimbulkan beban etis yang berat: kepekaan terhadap identitas, penyimpanan rekaman, potensi penyalahgunaan, serta kekhawatiran orang tua. Wi-Fi Channel State Information (CSI) merupakan alternatif yang secara prinsip tidak merekam wajah dan tidak membedakan identitas individu, sekaligus mampu melaporkan ada tidaknya orang, intensitas gerakan, hingga kejadian jatuh dari modulasi sinyal antara pemancar dan penerima. Ma dkk. (2019) menjelaskan bahwa keluarga kemampuan sensing Wi-Fi pada manusia telah mencakup pengenalan aktivitas dan deteksi jatuh [1], dan Jiang dkk. (2018) menempatkannya di dalam ekosistem smart home yang menuntut privasi [3]. Pada penelitian ini, CSI digunakan untuk memantau kondisi ruang kelas secara agregat tanpa menyentuh identitas siapa pun.</w:t>
       </w:r>
     </w:p>
     <w:p>
@@ -220,7 +220,7 @@
           <w:sz w:val="24"/>
           <w:szCs w:val="24"/>
         </w:rPr>
-        <w:t xml:space="preserve">Kemampuan deteksi jatuh dengan CSI telah terbukti pada perangkat Wi-Fi umum sejak lama. Wang et al. (2017) membangun RT-Fall, sistem deteksi jatuh real-time tanpa kontak pada perangkat Wi-Fi komoditas [6], sementara Zhou et al. (2024) menunjukkan bahwa tantangan utama deteksi jatuh CSI kini bergeser ke generalisasi antar-individu (cross-individual) [7]. Temuan terakhir ini justru relevan bagi penelitian ini: sistem perlu dikalibrasi ulang pada populasi yang berbeda dari populasi dewasa neurotipikal pada umumnya data latih, dan itulah yang terjadi bila sistem dirancang untuk anak SLB. Sebaliknya, penghitungan jumlah orang dari CSI terbatas; Brena et al. (2021) menunjukkan penurunan kualitas penghitungan kerumunan saat jumlah subjek meningkat [8], sehingga klaim penghitungan harus dikelola hati-hati.</w:t>
+        <w:t xml:space="preserve">Kemampuan deteksi jatuh dengan CSI telah terbukti pada perangkat Wi-Fi umum sejak lama. Wang dkk. (2017) membangun RT-Fall, sistem deteksi jatuh real-time tanpa kontak pada perangkat Wi-Fi komoditas [6], sementara Zhou dkk. (2024) menunjukkan bahwa tantangan utama deteksi jatuh CSI kini bergeser ke generalisasi antarindividu (cross-individual) [7]. Temuan terakhir ini justru relevan bagi penelitian ini: sistem perlu dikalibrasi ulang pada populasi yang berbeda dari populasi dewasa neurotipikal yang umumnya menjadi data latih, dan itulah yang terjadi bila sistem dirancang untuk anak SLB. Sebaliknya, penghitungan jumlah orang dari CSI terbatas; Brena dkk. (2021) menunjukkan penurunan kualitas penghitungan kerumunan saat jumlah subjek meningkat [8] sehingga klaim penghitungan harus dikelola hati-hati.</w:t>
       </w:r>
     </w:p>
     <w:p>
@@ -236,7 +236,7 @@
           <w:sz w:val="24"/>
           <w:szCs w:val="24"/>
         </w:rPr>
-        <w:t xml:space="preserve">Argumen privasi CSI perlu dinyatakan secara proporsional, bukan berlebihan. Mosharaf et al. (2024) merangkum bahwa sinyal Wi-Fi pada prinsipnya masih dapat dipakai untuk pengenalan identitas pada skenario tertentu [10]. Namun pada arsitektur sensing yang dipakai penelitian ini, sistem ditempatkan sebagai pelaporan kondisi ruangan tanpa penyimpanan biometrik, mode privasi aktif membuang fitur biometrik sebelum data keluar dari node, dan tata kelola akses mengikuti persetujuan sekolah serta orang tua. Dengan desain semacam ini, keunggulan etis tanpa kamera menjadi argumen utama proposal, bukan sekadar bonus.</w:t>
+        <w:t xml:space="preserve">Argumen privasi CSI perlu dinyatakan secara proporsional, bukan berlebihan. Mosharaf dkk. (2024) merangkum bahwa sinyal Wi-Fi pada prinsipnya masih dapat dipakai untuk pengenalan identitas pada skenario tertentu [10]. Namun pada arsitektur sensing yang dipakai penelitian ini, sistem ditempatkan sebagai pelaporan kondisi ruangan tanpa penyimpanan biometrik, mode privasi aktif membuang fitur biometrik sebelum data keluar dari node, dan tata kelola akses mengikuti persetujuan sekolah serta orang tua. Dengan desain semacam ini, keunggulan etis tanpa kamera menjadi argumen utama proposal, bukan sekadar bonus.</w:t>
       </w:r>
     </w:p>
     <w:p>
@@ -252,7 +252,7 @@
           <w:sz w:val="24"/>
           <w:szCs w:val="24"/>
         </w:rPr>
-        <w:t xml:space="preserve">Pada level literatur, aplikasi CSI untuk ruang kelas umum telah ada pada tema kehadiran dan penghitungan, namun pencarian awal yang dilakukan pada penyusunan proposal ini belum menemukan penerapan CSI pada ruang kelas pendidikan inklusi atau SLB, sehingga celah ini berlabel terbatas-pencarian (search-limited) dan akan diverifikasi ulang bersama pembimbing. Berdasarkan uraian tersebut, penelitian ini dilakukan untuk menguji kelayakan sistem pemantauan aktivitas dan keselamatan siswa kelas SLB tanpa kamera pada ESP32, dengan kalibrasi ulang parameter sensing dari populasi dewasa ke populasi anak sebagai kontribusi eksplisit. Tabel 1.1 merangkum usulan judul utama dan dua judul alternatifnya.</w:t>
+        <w:t xml:space="preserve">Pada level literatur, aplikasi CSI untuk ruang kelas umum telah ada pada tema kehadiran dan penghitungan, namun pencarian awal yang dilakukan pada penyusunan proposal ini belum menemukan penerapan CSI pada ruang kelas pendidikan inklusi atau SLB sehingga celah ini berlabel terbatas-pencarian (search-limited) dan akan diverifikasi ulang bersama pembimbing. Berdasarkan uraian tersebut, penelitian ini dilakukan untuk menguji kelayakan sistem pemantauan aktivitas dan keselamatan siswa kelas SLB tanpa kamera pada ESP32, dengan kalibrasi ulang parameter sensing dari populasi dewasa ke populasi anak sebagai kontribusi eksplisit. Tabel 1.1 merangkum usulan judul utama dan dua judul alternatifnya.</w:t>
       </w:r>
     </w:p>
     <w:p>
@@ -697,7 +697,7 @@
                 <w:sz w:val="21"/>
                 <w:szCs w:val="21"/>
               </w:rPr>
-              <w:t xml:space="preserve">Dipilih bila kalibrasi dewasa-ke-anak dijadikan kontribusi utama; cocok untuk arah publikasi metode.</w:t>
+              <w:t xml:space="preserve">Dipilih bila kalibrasi dari dewasa ke anak dijadikan kontribusi utama; cocok untuk arah publikasi metode.</w:t>
             </w:r>
           </w:p>
         </w:tc>
@@ -745,7 +745,7 @@
           <w:sz w:val="24"/>
           <w:szCs w:val="24"/>
         </w:rPr>
-        <w:t xml:space="preserve">Berdasarkan latar belakang permasalahan yang telah diuraikan serta untuk menjawab permasalahan yang menjadi fokus dalam penelitian ini, maka dapat dirumuskan beberapa rumusan masalah yang akan dikaji lebih lanjut. Rumusan masalah pada penelitian ini sebagai berikut.</w:t>
+        <w:t xml:space="preserve">Berdasarkan latar belakang permasalahan yang telah diuraikan serta untuk menjawab permasalahan yang menjadi fokus dalam penelitian ini, maka dapat dirumuskan beberapa rumusan masalah yang akan dikaji lebih lanjut. Rumusan masalah pada penelitian ini adalah sebagai berikut.</w:t>
       </w:r>
     </w:p>
     <w:p>
@@ -826,7 +826,7 @@
           <w:sz w:val="24"/>
           <w:szCs w:val="24"/>
         </w:rPr>
-        <w:t xml:space="preserve">Penelitian ini bertujuan untuk menguji kelayakan sistem pemantauan aktivitas dan keselamatan siswa kelas SLB berbasis Wi-Fi CSI tanpa kamera pada ESP32. Adapun tujuan dari penelitian ini adalah sebagai berikut.</w:t>
+        <w:t xml:space="preserve">Penelitian ini bertujuan menguji kelayakan sistem pemantauan aktivitas dan keselamatan siswa kelas SLB berbasis Wi-Fi CSI tanpa kamera pada ESP32. Adapun tujuan dari penelitian ini adalah sebagai berikut.</w:t>
       </w:r>
     </w:p>
     <w:p>
@@ -874,7 +874,7 @@
           <w:sz w:val="24"/>
           <w:szCs w:val="24"/>
         </w:rPr>
-        <w:t xml:space="preserve">3. Mendokumentasikan selisih parameter sensing dewasa terhadap populasi anak SLB dan menyusun rekomendasi kalibrasi serta protokol izin berjenjang yang dapat direplikasi sekolah lain.</w:t>
+        <w:t xml:space="preserve">3. Mendokumentasikan selisih parameter sensing dewasa terhadap populasi anak SLB dan menyusun rekomendasi kalibrasi serta protokol izin berjenjang yang dapat direplikasi oleh sekolah lain.</w:t>
       </w:r>
     </w:p>
     <w:p>
@@ -907,7 +907,7 @@
           <w:sz w:val="24"/>
           <w:szCs w:val="24"/>
         </w:rPr>
-        <w:t xml:space="preserve">Agar penelitian ini memiliki ruang lingkup yang jelas dan terarah sesuai dengan tujuan yang telah ditetapkan, maka ditentukan batasan masalah guna membatasi pembahasan terhadap aspek-aspek yang relevan dengan topik penelitian. Adapun batasan masalah pada penelitian ini sebagai berikut.</w:t>
+        <w:t xml:space="preserve">Agar penelitian ini memiliki ruang lingkup yang jelas dan terarah sesuai dengan tujuan yang telah ditetapkan, maka ditentukan batasan masalah guna membatasi pembahasan terhadap aspek-aspek yang relevan dengan topik penelitian. Adapun batasan masalah pada penelitian ini adalah sebagai berikut.</w:t>
       </w:r>
     </w:p>
     <w:p>
@@ -1036,7 +1036,7 @@
           <w:sz w:val="24"/>
           <w:szCs w:val="24"/>
         </w:rPr>
-        <w:t xml:space="preserve">Pengukuran parameter sensing pada populasi anak masih jarang dipublikasikan, sehingga hasil penelitian ini berkontribusi pada literatur sekaligus pada praktik sekolah. Proses pengukuran yang bergerbang dan tata kelola izin yang tertulis memberi contoh penelitian lapangan yang aman pada lingkungan sensitif. Manfaat penelitian ini diuraikan sebagai berikut.</w:t>
+        <w:t xml:space="preserve">Pengukuran parameter sensing pada populasi anak masih jarang dipublikasikan sehingga hasil penelitian ini berkontribusi pada literatur sekaligus pada praktik sekolah. Proses pengukuran yang bergerbang dan tata kelola izin yang tertulis memberi contoh penelitian lapangan yang aman pada lingkungan sensitif. Manfaat penelitian ini diuraikan sebagai berikut.</w:t>
       </w:r>
     </w:p>
     <w:p>
@@ -1105,7 +1105,7 @@
           <w:sz w:val="24"/>
           <w:szCs w:val="24"/>
         </w:rPr>
-        <w:t xml:space="preserve">Wi-Fi Channel State Information (CSI) merupakan informasi per-subcarrier yang melaporkan kondisi kanal propagasi sinyal Wi-Fi, mencakup amplitudo dan fase pada tiap subcarrier. Gerakan manusia di antara pemancar dan penerima mengubah jalur pantulan sinyal sehingga meninggalkan pola yang terukur pada CSI, dan pola itulah yang dipakai sebagai sumber data sensing tanpa kamera. Ma et al. (2019) mengkatalogkan pengenalan aktivitas, deteksi jatuh, dan lokalisasi sebagai keluarga aplikasi utama beserta tantangan kalibrasi dan sensitivitas lingkungan [1]. Jiang et al. (2018) menempatkan sensing Wi-Fi sebagai lapisan persepsi smart home dengan aplikasi kesehatan dan keselamatan [3], sementara Al-qaness (2019) membuktikan pengenalan mikro-aktivitas manusia tanpa perangkat dari sinyal Wi-Fi [5] dan Zou et al. (2019) memperlihatkan kombinasi Wi-Fi dan visi untuk pengenalan aktivitas yang lebih akurat [4]. Kumpulan kemampuan tersebut menunjukkan granularitas fitur yang tersedia dari CSI untuk konteks ruang kelas pada penelitian ini.</w:t>
+        <w:t xml:space="preserve">Wi-Fi Channel State Information (CSI) merupakan informasi per subcarrier yang melaporkan kondisi kanal propagasi sinyal Wi-Fi, mencakup amplitudo dan fase pada tiap subcarrier. Gerakan manusia di antara pemancar dan penerima mengubah jalur pantulan sinyal sehingga meninggalkan pola yang terukur pada CSI, dan pola itulah yang dipakai sebagai sumber data sensing tanpa kamera. Ma dkk. (2019) mengelompokkan pengenalan aktivitas, deteksi jatuh, dan lokalisasi sebagai keluarga aplikasi utama beserta tantangan kalibrasi dan sensitivitas lingkungan [1]. Jiang dkk. (2018) menempatkan sensing Wi-Fi sebagai lapisan persepsi smart home dengan aplikasi kesehatan dan keselamatan [3], sementara Al-qaness (2019) membuktikan pengenalan mikro-aktivitas manusia tanpa perangkat dari sinyal Wi-Fi [5] dan Zou dkk. (2019) memperlihatkan kombinasi Wi-Fi dan visi untuk pengenalan aktivitas yang lebih akurat [4]. Kumpulan kemampuan tersebut menunjukkan granularitas fitur yang tersedia dari CSI untuk konteks ruang kelas pada penelitian ini.</w:t>
       </w:r>
     </w:p>
     <w:p>
@@ -1138,7 +1138,7 @@
           <w:sz w:val="24"/>
           <w:szCs w:val="24"/>
         </w:rPr>
-        <w:t xml:space="preserve">ESP32 adalah mikrokontroler murah dengan radio Wi-Fi bawaan yang mampu mengekspor CSI melalui firmware khusus. Hernandez dan Bulut (2020) menunjukkan bahwa sensing Wi-Fi mandiri dapat berjalan pada perangkat kelas Internet of Things untuk deteksi mobilitas aktif tanpa perangkat kelas riset yang mahal [2]. Untuk penelitian ini, kemampuan tersebut berarti dua node ESP32 dapat dipasang di ruang kelas dengan biaya yang masih terjangkau, mudah dipindahkan antar-ruang, dan tidak mengubah aktivitas pembelajaran. Karakteristik perangkat murah ini juga menuntut disiplin kalibrasi karena kualitas antena dan derau lingkungan lebih bervariasi daripada kartu jaringan kelas riset.</w:t>
+        <w:t xml:space="preserve">ESP32 adalah mikrokontroler murah dengan radio Wi-Fi bawaan yang mampu mengekspor CSI melalui firmware khusus. Hernandez dan Bulut (2020) menunjukkan bahwa sensing Wi-Fi mandiri dapat berjalan pada perangkat kelas Internet of Things untuk deteksi mobilitas aktif tanpa perangkat kelas riset yang mahal [2]. Untuk penelitian ini, kemampuan tersebut berarti dua node ESP32 dapat dipasang di ruang kelas dengan biaya yang masih terjangkau, mudah dipindahkan antarruang, dan tidak mengubah aktivitas pembelajaran. Karakteristik perangkat murah ini juga menuntut disiplin kalibrasi karena kualitas antena dan derau lingkungan lebih bervariasi daripada kartu jaringan kelas riset.</w:t>
       </w:r>
     </w:p>
     <w:p>
@@ -1171,7 +1171,7 @@
           <w:sz w:val="24"/>
           <w:szCs w:val="24"/>
         </w:rPr>
-        <w:t xml:space="preserve">Sistem dibangun di atas RuView, proyek open-source (github.com/ruvnet/RuView) yang menyediakan firmware ESP32 untuk penangkapan CSI, server pengolahan berbasis Rust, mesin status semantik untuk status ruangan, dashboard web, serta alert melalui MQTT dan Home Assistant. Fitur deteksi jatuh RuView bekerja dari akselerasi fase dengan debouncing di bawah 200 milidetik, sedangkan anomali inaktivitas dipantau melalui mesin status no_movement. Mode privasi bawaan membuang fitur biometrik sebelum data keluar dari node dan diaktifkan penuh pada penelitian ini karena objek penelitian adalah anak-anak.</w:t>
+        <w:t xml:space="preserve">Sistem dibangun di atas RuView, proyek open-source (github.com/ruvnet/RuView) yang menyediakan firmware ESP32 untuk penangkapan CSI, server pengolahan berbasis Rust, mesin status semantik untuk status ruangan, dashboard web, serta alert melalui MQTT dan Home Assistant. Fitur deteksi jatuh RuView bekerja dari akselerasi fase dengan debouncing di bawah 200 ms, sedangkan anomali inaktivitas dipantau melalui mesin status no_movement. Mode privasi bawaan membuang fitur biometrik sebelum data keluar dari node dan diaktifkan penuh pada penelitian ini karena objek penelitian adalah anak-anak.</w:t>
       </w:r>
     </w:p>
     <w:p>
@@ -1187,7 +1187,7 @@
           <w:sz w:val="24"/>
           <w:szCs w:val="24"/>
         </w:rPr>
-        <w:t xml:space="preserve">Tabel 2.1 memetakan fitur RuView yang dipakai beserta status keterujinya. Dua catatan jujur perlu dinyatakan sejak awal. Pertama, ambang mesin status (durasi inaktivitas, deteksi tidur, distress) dikalibrasi pada orang dewasa, sehingga penyetelan ulang untuk populasi anak adalah bagian dari penelitian, bukan asumsi bahwa sistem langsung cocok. Kedua, fitur penghitungan orang pada RuView bersifat heuristik dan menurun kualitasnya pada lebih dari dua sampai tiga subjek, sehingga tidak dijanjikan sebagai keluaran utama.</w:t>
+        <w:t xml:space="preserve">Tabel 2.1 memetakan fitur RuView yang dipakai beserta status keterujinya. Dua catatan jujur perlu dinyatakan sejak awal. Pertama, ambang mesin status (durasi inaktivitas, deteksi tidur, distress) dikalibrasi pada orang dewasa sehingga penyetelan ulang untuk populasi anak adalah bagian dari penelitian, bukan asumsi bahwa sistem langsung cocok. Kedua, fitur penghitungan orang pada RuView bersifat heuristik dan menurun kualitasnya pada lebih dari dua sampai tiga subjek sehingga tidak dijanjikan sebagai keluaran utama.</w:t>
       </w:r>
     </w:p>
     <w:p>
@@ -2387,7 +2387,7 @@
           <w:sz w:val="24"/>
           <w:szCs w:val="24"/>
         </w:rPr>
-        <w:t xml:space="preserve">Deteksi jatuh adalah kemampuan sensing Wi-Fi yang paling matang untuk konteks keselamatan kelas. Wang et al. (2017) membangun RT-Fall pada perangkat Wi-Fi komoditas dengan latensi real-time [6], dan Zhou et al. (2024) kemudian menyoroti persoalan cross-individual pada deteksi jatuh CSI serta menawarkan metode time-continuous untuk memperbaiki generalisasi [7]. Untuk konteks penelitian ini, ada dua pelajaran penting: kemampuan deteksi jatuh realistis untuk dijanjikan pada skenario simulasi etis, dan penyesuaian pada populasi berbeda adalah persoalan penelitian yang sah, bukan cacat desain. Anomali inaktivitas dilengkapi oleh kemampuan mikro-aktivitas dari Al-qaness (2019) yang menunjukkan bahwa granularitas halus gerakan manusia tetap terbaca dari sinyal Wi-Fi [5], sehingga kondisi anak yang terlalu lama tidak bergerak dapat dipantau sebagai anomali pada tingkat ruangan.</w:t>
+        <w:t xml:space="preserve">Deteksi jatuh adalah kemampuan sensing Wi-Fi yang paling matang untuk konteks keselamatan kelas. Wang dkk. (2017) membangun RT-Fall pada perangkat Wi-Fi komoditas dengan latensi real-time [6], dan Zhou dkk. (2024) kemudian menyoroti persoalan cross-individual pada deteksi jatuh CSI serta menawarkan metode time-continuous untuk memperbaiki generalisasi [7]. Untuk konteks penelitian ini, ada dua pelajaran penting: kemampuan deteksi jatuh cukup realistis untuk dijanjikan pada skenario simulasi etis, dan penyesuaian pada populasi berbeda adalah persoalan penelitian yang sah, bukan cacat desain. Anomali inaktivitas dilengkapi oleh kemampuan mikro-aktivitas dari Al-qaness (2019) yang menunjukkan bahwa granularitas halus gerakan manusia tetap terbaca dari sinyal Wi-Fi [5] sehingga kondisi anak yang terlalu lama tidak bergerak dapat dipantau sebagai anomali pada tingkat ruangan.</w:t>
       </w:r>
     </w:p>
     <w:p>
@@ -2420,7 +2420,7 @@
           <w:sz w:val="24"/>
           <w:szCs w:val="24"/>
         </w:rPr>
-        <w:t xml:space="preserve">Argumen privasi dibangun secara proporsional terhadap literatur. Mosharaf et al. (2024) menunjukkan bahwa identifikasi manusia dari sinyal Wi-Fi memang mungkin pada skenario tertentu [10], sehingga klaim privasi tidak disampaikan sebagai sinyal Wi-Fi pasti anonim, melainkan sebagai keputusan desain: mode privasi membuang fitur biometrik, sistem tidak menyimpan profil individu, dan akses data diatur oleh persetujuan sekolah dan orang tua. Brena et al. (2021) menunjukkan penghitungan kerumunan device-free berbasis deskriptor CSI multi-link yang presisinya bergantung pada jumlah subjek dan skenario [8], sehingga penelitian ini menjanjikan kehadiran dan intensitas, bukan penghitungan teliti per orang. Ketersediaan dataset publik seperti eHealth CSI dari Galdino et al. (2023) juga menjadi praktik baik pengumpulan dan pembagian data aktivitas CSI yang dapat ditiru [9]. Pemosisian ini jujur terhadap literatur sekaligus memperkuat argumen tanpa kamera di ruang kelas anak.</w:t>
+        <w:t xml:space="preserve">Argumen privasi dibangun secara proporsional terhadap literatur. Mosharaf dkk. (2024) menunjukkan bahwa identifikasi manusia dari sinyal Wi-Fi memang mungkin pada skenario tertentu [10] sehingga klaim privasi tidak disampaikan sebagai sinyal Wi-Fi pasti anonim, melainkan sebagai keputusan desain: mode privasi membuang fitur biometrik, sistem tidak menyimpan profil individu, dan akses data diatur oleh persetujuan sekolah dan orang tua. Brena dkk. (2021) menunjukkan penghitungan kerumunan device-free berbasis deskriptor CSI multi-link yang presisinya bergantung pada jumlah subjek dan skenario [8] sehingga penelitian ini menjanjikan kehadiran dan intensitas, bukan penghitungan teliti per orang. Ketersediaan dataset publik seperti eHealth CSI dari Galdino dkk. (2023) juga menjadi praktik baik pengumpulan dan pembagian data aktivitas CSI yang dapat ditiru [9]. Pemosisian ini jujur terhadap literatur sekaligus memperkuat argumen tanpa kamera di ruang kelas anak.</w:t>
       </w:r>
     </w:p>
     <w:p>
@@ -2453,7 +2453,7 @@
           <w:sz w:val="24"/>
           <w:szCs w:val="24"/>
         </w:rPr>
-        <w:t xml:space="preserve">Berdasarkan tabel perbandingan di atas, terlihat bahwa penelitian-penelitian sebelumnya kuat pada deteksi jatuh dan pengenalan aktivitas pada populasi dewasa, namun belum ada yang menempatkannya pada ruang kelas pendidikan inklusi atau SLB dengan tata kelola izin yang eksplisit. Belum banyak penelitian yang secara spesifik mengkalibrasi ulang parameter sensing Wi-Fi dari populasi dewasa ke populasi anak berkebutuhan khusus, terdapat juga beberapa celah masalah (gap) yang belum terselesaikan secara simultan oleh peneliti sebelumnya. Penelitian ini mengisi celah tersebut dengan langkah-langkah berikut.</w:t>
+        <w:t xml:space="preserve">Berdasarkan tabel perbandingan di atas, terlihat bahwa penelitian-penelitian sebelumnya kuat pada deteksi jatuh dan pengenalan aktivitas pada populasi dewasa, namun belum ada yang menempatkannya pada ruang kelas pendidikan inklusi atau SLB dengan tata kelola izin yang eksplisit. Belum banyak penelitian yang secara spesifik menyetel ulang parameter sensing Wi-Fi dari populasi dewasa ke populasi anak berkebutuhan khusus. Masih terdapat beberapa celah masalah (gap) yang belum terselesaikan secara simultan oleh peneliti sebelumnya. Penelitian ini mengisi celah tersebut dengan langkah-langkah berikut.</w:t>
       </w:r>
     </w:p>
     <w:p>
@@ -2485,7 +2485,7 @@
           <w:sz w:val="24"/>
           <w:szCs w:val="24"/>
         </w:rPr>
-        <w:t xml:space="preserve">2. Menjadikan penyetelan parameter dewasa-ke-anak sebagai kontribusi kalibrasi yang terdokumentasi, bukan asumsi diam-diam.</w:t>
+        <w:t xml:space="preserve">2. Menjadikan penyetelan parameter dari nilai dewasa ke populasi anak sebagai kontribusi kalibrasi yang terdokumentasi, bukan asumsi diam-diam.</w:t>
       </w:r>
     </w:p>
     <w:p>
@@ -2501,7 +2501,7 @@
           <w:sz w:val="24"/>
           <w:szCs w:val="24"/>
         </w:rPr>
-        <w:t xml:space="preserve">3. Membangun protokol izin berjenjang dan tata kelola privasi tanpa kamera yang dapat direplikasi sekolah lain.</w:t>
+        <w:t xml:space="preserve">3. Membangun protokol izin berjenjang dan tata kelola privasi tanpa kamera yang dapat direplikasi oleh sekolah lain.</w:t>
       </w:r>
     </w:p>
     <w:p>
@@ -2788,7 +2788,7 @@
                 <w:sz w:val="21"/>
                 <w:szCs w:val="21"/>
               </w:rPr>
-              <w:t xml:space="preserve">Wang et al. (2017) — RT-Fall deteksi jatuh real-time Wi-Fi</w:t>
+              <w:t xml:space="preserve">Wang dkk. (2017) — RT-Fall deteksi jatuh real-time Wi-Fi</w:t>
             </w:r>
           </w:p>
         </w:tc>
@@ -2985,7 +2985,7 @@
                 <w:sz w:val="21"/>
                 <w:szCs w:val="21"/>
               </w:rPr>
-              <w:t xml:space="preserve">Zhou et al. (2024) — TCS-Fall lintas-individu</w:t>
+              <w:t xml:space="preserve">Zhou dkk. (2024) — TCS-Fall lintas individu</w:t>
             </w:r>
           </w:p>
         </w:tc>
@@ -3182,7 +3182,7 @@
                 <w:sz w:val="21"/>
                 <w:szCs w:val="21"/>
               </w:rPr>
-              <w:t xml:space="preserve">Brena et al. (2021) — crowd counting multi-link CSI</w:t>
+              <w:t xml:space="preserve">Brena dkk. (2021) — crowd counting multi-link CSI</w:t>
             </w:r>
           </w:p>
         </w:tc>
@@ -3379,7 +3379,7 @@
                 <w:sz w:val="21"/>
                 <w:szCs w:val="21"/>
               </w:rPr>
-              <w:t xml:space="preserve">Zou et al. (2019) — HAR multimodal Wi-Fi + visi</w:t>
+              <w:t xml:space="preserve">Zou dkk. (2019) — HAR multimodal Wi-Fi + visi</w:t>
             </w:r>
           </w:p>
         </w:tc>
@@ -3773,7 +3773,7 @@
                 <w:sz w:val="21"/>
                 <w:szCs w:val="21"/>
               </w:rPr>
-              <w:t xml:space="preserve">Galdino et al. (2023) — dataset publik eHealth CSI</w:t>
+              <w:t xml:space="preserve">Galdino dkk. (2023) — dataset publik eHealth CSI</w:t>
             </w:r>
           </w:p>
         </w:tc>
@@ -4230,7 +4230,7 @@
           <w:sz w:val="24"/>
           <w:szCs w:val="24"/>
         </w:rPr>
-        <w:t xml:space="preserve">Penelitian ini adalah studi kelayakan kuantitatif dengan gerbang go/no-go pada minggu ketiga. Rangkaian evaluasi disusun dari skenario paling murah (uji sinyal di kelas kosong dan terisi) menuju skenario yang menuntut izin lebih dalam (sesi pembelajaran terjadwal dan simulasi jatuh). Setiap tahap menghasilkan artefak tetap, mulai dari karakterisasi sinyal hingga protokol izin, sehingga penelitian tetap bernilai sekalipun berhenti pada salah satu gerbang.</w:t>
+        <w:t xml:space="preserve">Penelitian ini adalah studi kelayakan kuantitatif dengan gerbang go/no-go pada minggu ketiga. Rangkaian evaluasi disusun dari skenario paling murah (uji sinyal di kelas kosong dan terisi) menuju skenario yang menuntut izin lebih dalam (sesi pembelajaran terjadwal dan simulasi jatuh). Setiap tahap menghasilkan artefak tetap, mulai dari karakterisasi sinyal hingga protokol izin sehingga penelitian tetap bernilai sekalipun berhenti pada salah satu gerbang.</w:t>
       </w:r>
     </w:p>
     <w:p>
@@ -4329,7 +4329,7 @@
           <w:sz w:val="24"/>
           <w:szCs w:val="24"/>
         </w:rPr>
-        <w:t xml:space="preserve">Perangkat keras utama adalah empat unit ESP32-S3 (dua terpasang, satu cadangan, satu untuk pengembangan) dengan dudukan dinding yang dapat dipindah antar-ruang tanpa perawatan khusus. Server pengolahan berjalan pada single board computer (Orange Pi atau Raspberry Pi) dengan penyimpanan lokal terenkripsi sederhana untuk rekaman sesi. Matras keselamatan dipersiapkan untuk simulasi jatuh yang dilakukan pendamping dewasa, dan tidak ada perangkat lain yang dikenakan pada siswa. Kamera tidak menjadi bagian dari sistem operasional; jika digunakan, kamera hanya menyala pada sesi pelabelan atau audit yang telah disepakati guru.</w:t>
+        <w:t xml:space="preserve">Perangkat keras utama adalah empat unit ESP32-S3 (dua terpasang, satu cadangan, satu untuk pengembangan) dengan dudukan dinding yang dapat dipindah antarruang tanpa perawatan khusus. Server pengolahan berjalan pada single board computer (Orange Pi atau Raspberry Pi) dengan penyimpanan lokal terenkripsi sederhana untuk rekaman sesi. Matras keselamatan dipersiapkan untuk simulasi jatuh yang dilakukan pendamping dewasa, dan tidak ada perangkat lain yang dikenakan pada siswa. Kamera tidak menjadi bagian dari sistem operasional; jika digunakan, kamera hanya menyala pada sesi pelabelan atau audit yang telah disepakati guru.</w:t>
       </w:r>
     </w:p>
     <w:p>
@@ -4362,7 +4362,7 @@
           <w:sz w:val="24"/>
           <w:szCs w:val="24"/>
         </w:rPr>
-        <w:t xml:space="preserve">Perangkat lunak penelitian memakai alur bawaan RuView dengan penyesuaian. Tiap kelas dikalibrasi dengan protokol minimal 600 frame baseline ruang kosong dan enrollment 8 anchor (sekitar 4 menit) sebelum sesi pengambilan data. Dataset disusun dari sesi pembelajaran normal, transisi istirahat, dan skenario terstruktur yang dipandu guru, dengan catatan kejadian dari pendamping sebagai label referensi. Evaluasi memakai split blok-waktu dengan data latih dan uji pada hari yang berbeda untuk mencegah kebocoran temporal. Penyetelan ambang dilakukan sistematis: mulai dari nilai dewasa bawaan, mengukur alarm palsu dan kehilangan deteksi per kombinasi ambang, lalu merekam nilai yang layak untuk populasi anak beserta interval kondisinya sebagai tabel parameter rekomendasi.</w:t>
+        <w:t xml:space="preserve">Perangkat lunak penelitian memakai alur bawaan RuView dengan penyesuaian. Tiap kelas dikalibrasi dengan protokol minimal 600 frame baseline ruang kosong dan enrollment 8 anchor (sekitar 4 menit) sebelum sesi pengambilan data. Dataset disusun dari sesi pembelajaran normal, transisi istirahat, dan skenario terstruktur yang dipandu guru, dengan catatan kejadian dari pendamping sebagai label referensi. Evaluasi memakai split blok waktu dengan data latih dan uji pada hari yang berbeda untuk mencegah kebocoran temporal. Penyetelan ambang dilakukan sistematis: mulai dari nilai dewasa bawaan, mengukur alarm palsu dan kehilangan deteksi per kombinasi ambang, lalu merekam nilai yang layak untuk populasi anak beserta interval kondisinya sebagai tabel parameter rekomendasi.</w:t>
       </w:r>
     </w:p>
     <w:p>
@@ -4428,7 +4428,7 @@
           <w:sz w:val="24"/>
           <w:szCs w:val="24"/>
         </w:rPr>
-        <w:t xml:space="preserve">Rencana pengujian terdiri atas tiga kelompok. Pengujian pertama adalah uji Delta-CSI pada minggu pertama hingga ketiga: kelas kosong, satu orang bergerak terstruktur, dan kelas terisi aktivitas normal, dibandingkan terhadap noise floor sebagai gerbang go/no-go. Pengujian kedua adalah uji fungsi pemantauan: akurasi deteksi kehadiran pada tingkat ruangan per window, intensitas aktivitas, dan anomali inaktivitas pada sesi pembelajaran normal. Pengujian ketiga adalah uji keselamatan: deteksi jatuh simulasi oleh pendamping dewasa di atas matras dengan pengukuran sensitivitas dan latensi peringatan. Setiap alert yang muncul diaudit terhadap catatan pendamping untuk menilai benar-salahnya sebelum masuk ke tabel hasil.</w:t>
+        <w:t xml:space="preserve">Rencana pengujian terdiri atas tiga kelompok. Pengujian pertama adalah uji Delta-CSI pada minggu pertama hingga ketiga: kelas kosong, satu orang bergerak terstruktur, dan kelas terisi aktivitas normal, dibandingkan dengan noise floor sebagai gerbang go/no-go. Pengujian kedua adalah uji fungsi pemantauan: akurasi deteksi kehadiran pada tingkat ruangan per window, intensitas aktivitas, dan anomali inaktivitas pada sesi pembelajaran normal. Pengujian ketiga adalah uji keselamatan: deteksi jatuh simulasi oleh pendamping dewasa di atas matras dengan pengukuran sensitivitas dan latensi peringatan. Setiap alert yang muncul diaudit terhadap catatan pendamping untuk menilai benar-salahnya sebelum masuk ke tabel hasil.</w:t>
       </w:r>
     </w:p>
     <w:p>
@@ -4461,7 +4461,7 @@
           <w:sz w:val="24"/>
           <w:szCs w:val="24"/>
         </w:rPr>
-        <w:t xml:space="preserve">Metrik utama meliputi akurasi deteksi kehadiran pada tingkat ruangan per window, sensitivitas dan alarm palsu per jam untuk anomali inaktivitas, serta sensitivitas deteksi jatuh simulasi di matras dengan latensi peringatan. Kualitas kalibrasi diukur dari perbaikan alarm palsu setelah penyetelan dibandingkan ambang dewasa bawaan. Seluruh evaluasi memakai split blok-waktu, dan setiap kejadian alert diaudit terhadap catatan pendamping untuk menilai benar-salahnya.</w:t>
+        <w:t xml:space="preserve">Metrik utama meliputi akurasi deteksi kehadiran pada tingkat ruangan per window, sensitivitas dan alarm palsu per jam untuk anomali inaktivitas, serta sensitivitas deteksi jatuh simulasi di matras dengan latensi peringatan. Kualitas kalibrasi diukur dari perbaikan alarm palsu setelah penyetelan dibandingkan ambang dewasa bawaan. Seluruh evaluasi memakai split blok waktu, dan setiap kejadian alert diaudit terhadap catatan pendamping untuk menilai benar-salahnya.</w:t>
       </w:r>
     </w:p>
     <w:p>
@@ -4923,7 +4923,7 @@
                 <w:sz w:val="21"/>
                 <w:szCs w:val="21"/>
               </w:rPr>
-              <w:t xml:space="preserve">Penyetelan ambang dewasa ke populasi anak; evaluasi presence, anomali inaktivitas, dan deteksi jatuh simulasi; split blok-waktu</w:t>
+              <w:t xml:space="preserve">Penyetelan ambang dewasa ke populasi anak; evaluasi presence, anomali inaktivitas, dan deteksi jatuh simulasi; split blok waktu</w:t>
             </w:r>
           </w:p>
         </w:tc>
@@ -5024,7 +5024,7 @@
                 <w:sz w:val="21"/>
                 <w:szCs w:val="21"/>
               </w:rPr>
-              <w:t xml:space="preserve">Audit alert bersama guru; analisis hasil; perbaikan threshold; penyusunan rekomendasi kalibrasi</w:t>
+              <w:t xml:space="preserve">Audit alert bersama guru; analisis hasil; penyetelan ulang ambang; penyusunan rekomendasi kalibrasi</w:t>
             </w:r>
           </w:p>
         </w:tc>
@@ -5205,7 +5205,7 @@
           <w:sz w:val="24"/>
           <w:szCs w:val="24"/>
         </w:rPr>
-        <w:t xml:space="preserve">Tabel 3.2 merangkum rencana biaya dalam Rupiah. Perangkat dipilih serendah mungkin karena fokus penelitian adalah kelayakan, bukan produksi.</w:t>
+        <w:t xml:space="preserve">Tabel 3.2 merangkum rencana biaya dalam rupiah. Perangkat dipilih serendah mungkin karena fokus penelitian adalah kelayakan, bukan produksi.</w:t>
       </w:r>
     </w:p>
     <w:p>
